--- a/downloads/workbook/ai-5-week-25.docx
+++ b/downloads/workbook/ai-5-week-25.docx
@@ -956,6 +956,178 @@
         <w:t>Project connection: For your Image-pattern Network Investigation, save the input, procedure, observed result and limitation of this check. Label this worked example as practice; use a different, previously unreviewed case when checking independent understanding.</w:t>
       </w:r>
     </w:p>
+    <w:p>
+      <w:pPr>
+        <w:pStyle w:val="Heading1"/>
+      </w:pPr>
+      <w:r>
+        <w:t>13. Project portfolio milestone</w:t>
+      </w:r>
+    </w:p>
+    <w:p>
+      <w:r>
+        <w:t>Project: Image-pattern Network Investigation</w:t>
+      </w:r>
+    </w:p>
+    <w:p>
+      <w:r>
+        <w:t>Current milestone: Prepare the demonstration. Gather reproducible instructions, evidence, access checks and remaining limitations.</w:t>
+      </w:r>
+    </w:p>
+    <w:p>
+      <w:r>
+        <w:t>For your Image-pattern Network Investigation, save the input, procedure, observed result and limitation of this check. Label this worked example as practice; use a different, previously unreviewed case when checking independent understanding.</w:t>
+      </w:r>
+    </w:p>
+    <w:tbl>
+      <w:tblPr>
+        <w:tblStyle w:val="LightShading-Accent1"/>
+        <w:tblW w:type="auto" w:w="0"/>
+        <w:tblLook w:firstColumn="1" w:firstRow="1" w:lastColumn="0" w:lastRow="0" w:noHBand="0" w:noVBand="1" w:val="04A0"/>
+      </w:tblPr>
+      <w:tblGrid>
+        <w:gridCol w:w="5112"/>
+        <w:gridCol w:w="5112"/>
+      </w:tblGrid>
+      <w:tr>
+        <w:trPr>
+          <w:tblHeader/>
+        </w:trPr>
+        <w:tc>
+          <w:tcPr>
+            <w:tcW w:type="dxa" w:w="5112"/>
+          </w:tcPr>
+          <w:p>
+            <w:r>
+              <w:t>Evidence to keep</w:t>
+            </w:r>
+          </w:p>
+        </w:tc>
+        <w:tc>
+          <w:tcPr>
+            <w:tcW w:type="dxa" w:w="5112"/>
+          </w:tcPr>
+          <w:p>
+            <w:r>
+              <w:t>My record</w:t>
+            </w:r>
+          </w:p>
+        </w:tc>
+      </w:tr>
+      <w:tr>
+        <w:tc>
+          <w:tcPr>
+            <w:tcW w:type="dxa" w:w="5112"/>
+          </w:tcPr>
+          <w:p>
+            <w:r>
+              <w:t>This week’s input and deciding step</w:t>
+            </w:r>
+          </w:p>
+        </w:tc>
+        <w:tc>
+          <w:tcPr>
+            <w:tcW w:type="dxa" w:w="5112"/>
+          </w:tcPr>
+          <w:p>
+            <w:r/>
+          </w:p>
+        </w:tc>
+      </w:tr>
+      <w:tr>
+        <w:tc>
+          <w:tcPr>
+            <w:tcW w:type="dxa" w:w="5112"/>
+          </w:tcPr>
+          <w:p>
+            <w:r>
+              <w:t>Prediction and actual result (or labelled paper trace)</w:t>
+            </w:r>
+          </w:p>
+        </w:tc>
+        <w:tc>
+          <w:tcPr>
+            <w:tcW w:type="dxa" w:w="5112"/>
+          </w:tcPr>
+          <w:p>
+            <w:r/>
+          </w:p>
+        </w:tc>
+      </w:tr>
+      <w:tr>
+        <w:tc>
+          <w:tcPr>
+            <w:tcW w:type="dxa" w:w="5112"/>
+          </w:tcPr>
+          <w:p>
+            <w:r>
+              <w:t>One change since the previous checkpoint and why</w:t>
+            </w:r>
+          </w:p>
+        </w:tc>
+        <w:tc>
+          <w:tcPr>
+            <w:tcW w:type="dxa" w:w="5112"/>
+          </w:tcPr>
+          <w:p>
+            <w:r/>
+          </w:p>
+        </w:tc>
+      </w:tr>
+      <w:tr>
+        <w:tc>
+          <w:tcPr>
+            <w:tcW w:type="dxa" w:w="5112"/>
+          </w:tcPr>
+          <w:p>
+            <w:r>
+              <w:t>One error or limit and the next test</w:t>
+            </w:r>
+          </w:p>
+        </w:tc>
+        <w:tc>
+          <w:tcPr>
+            <w:tcW w:type="dxa" w:w="5112"/>
+          </w:tcPr>
+          <w:p>
+            <w:r/>
+          </w:p>
+        </w:tc>
+      </w:tr>
+    </w:tbl>
+    <w:p>
+      <w:pPr>
+        <w:pStyle w:val="Heading3"/>
+      </w:pPr>
+      <w:r>
+        <w:t>Explain what this week adds to your project. Reuse last week’s record rather than starting again.</w:t>
+      </w:r>
+    </w:p>
+    <w:p>
+      <w:r>
+        <w:t>________________________________________________________________</w:t>
+      </w:r>
+    </w:p>
+    <w:p>
+      <w:r>
+        <w:t>________________________________________________________________</w:t>
+      </w:r>
+    </w:p>
+    <w:p>
+      <w:r>
+        <w:t>________________________________________________________________</w:t>
+      </w:r>
+    </w:p>
+    <w:p>
+      <w:r>
+        <w:t>________________________________________________________________</w:t>
+      </w:r>
+    </w:p>
+    <w:p>
+      <w:r>
+        <w:t>________________________________________________________________</w:t>
+      </w:r>
+    </w:p>
     <w:sectPr>
       <w:pgSz w:w="12240" w:h="15840"/>
       <w:pgMar w:top="936" w:right="1008" w:bottom="936" w:left="1008" w:header="720" w:footer="720" w:gutter="0"/>

--- a/downloads/workbook/ai-5-week-25.docx
+++ b/downloads/workbook/ai-5-week-25.docx
@@ -1128,6 +1128,248 @@
         <w:t>________________________________________________________________</w:t>
       </w:r>
     </w:p>
+    <w:p>
+      <w:pPr>
+        <w:pStyle w:val="Heading1"/>
+      </w:pPr>
+      <w:r>
+        <w:t>14. Supported practice and learning evidence</w:t>
+      </w:r>
+    </w:p>
+    <w:p>
+      <w:r>
+        <w:t>Use this supported practice once, in the browser or on paper. Keep the reserved independent assessment for a separate first attempt before teacher feedback.</w:t>
+      </w:r>
+    </w:p>
+    <w:p>
+      <w:r>
+        <w:t>Distinguish padding positions from meaningful zero sensor readings.</w:t>
+      </w:r>
+    </w:p>
+    <w:p>
+      <w:pPr>
+        <w:pStyle w:val="Heading3"/>
+      </w:pPr>
+      <w:r>
+        <w:t>Practice 1: explain the deciding evidence</w:t>
+      </w:r>
+    </w:p>
+    <w:p>
+      <w:r>
+        <w:t>Which labelled step matches this detail? Readings [0, 4, 0, 0] with real length 2 use mask [1, 1, 0, 0]; the first zero is a real measurement.</w:t>
+      </w:r>
+    </w:p>
+    <w:p>
+      <w:r>
+        <w:t>1. Encode real tokens</w:t>
+      </w:r>
+    </w:p>
+    <w:p>
+      <w:r>
+        <w:t>2. Compare sensor example</w:t>
+      </w:r>
+    </w:p>
+    <w:p>
+      <w:r>
+        <w:t>3. Mark padding</w:t>
+      </w:r>
+    </w:p>
+    <w:p>
+      <w:pPr>
+        <w:pStyle w:val="Heading3"/>
+      </w:pPr>
+      <w:r>
+        <w:t>My selected conclusion, deciding fact and explanation</w:t>
+      </w:r>
+    </w:p>
+    <w:p>
+      <w:r>
+        <w:t>________________________________________________________________</w:t>
+      </w:r>
+    </w:p>
+    <w:p>
+      <w:r>
+        <w:t>________________________________________________________________</w:t>
+      </w:r>
+    </w:p>
+    <w:p>
+      <w:r>
+        <w:t>________________________________________________________________</w:t>
+      </w:r>
+    </w:p>
+    <w:p>
+      <w:r>
+        <w:t>________________________________________________________________</w:t>
+      </w:r>
+    </w:p>
+    <w:p>
+      <w:r>
+        <w:t>________________________________________________________________</w:t>
+      </w:r>
+    </w:p>
+    <w:p>
+      <w:r>
+        <w:t>Hint if needed: Read the steps in the pictorial case. Match the supplied detail to the stage that performs or records it.</w:t>
+      </w:r>
+    </w:p>
+    <w:p>
+      <w:r>
+        <w:t>After your attempt, compare with the supported explanation: Compare sensor example Readings [0, 4, 0, 0] with real length 2 use mask [1, 1, 0, 0]; the first zero is a real measurement. Sequence values and sequence length are separate information. Padding fills unused storage positions so arrays can share a size; a mask marks which positions are real. A real sensor reading can be zero, just like a padding value. Keep the length or mask rather than inferring presence from the number alone. Token IDs are identifiers, not measured magnitudes.</w:t>
+      </w:r>
+    </w:p>
+    <w:p>
+      <w:pPr>
+        <w:pStyle w:val="Heading3"/>
+      </w:pPr>
+      <w:r>
+        <w:t>Practice 2: explain the deciding evidence</w:t>
+      </w:r>
+    </w:p>
+    <w:p>
+      <w:r>
+        <w:t>Changed-case practice: A missing sequence length causes every numeric0 to be treated as padding in the sensor example. Which conclusion is supported by the supplied facts?</w:t>
+      </w:r>
+    </w:p>
+    <w:p>
+      <w:r>
+        <w:t>1. This one example guarantees correct results for every future input.</w:t>
+      </w:r>
+    </w:p>
+    <w:p>
+      <w:r>
+        <w:t>2. The first real sensor reading is incorrectly discarded.</w:t>
+      </w:r>
+    </w:p>
+    <w:p>
+      <w:r>
+        <w:t>3. We can decide the result without examining the changed input or the procedure.</w:t>
+      </w:r>
+    </w:p>
+    <w:p>
+      <w:pPr>
+        <w:pStyle w:val="Heading3"/>
+      </w:pPr>
+      <w:r>
+        <w:t>My selected conclusion, deciding fact and explanation</w:t>
+      </w:r>
+    </w:p>
+    <w:p>
+      <w:r>
+        <w:t>________________________________________________________________</w:t>
+      </w:r>
+    </w:p>
+    <w:p>
+      <w:r>
+        <w:t>________________________________________________________________</w:t>
+      </w:r>
+    </w:p>
+    <w:p>
+      <w:r>
+        <w:t>________________________________________________________________</w:t>
+      </w:r>
+    </w:p>
+    <w:p>
+      <w:r>
+        <w:t>________________________________________________________________</w:t>
+      </w:r>
+    </w:p>
+    <w:p>
+      <w:r>
+        <w:t>________________________________________________________________</w:t>
+      </w:r>
+    </w:p>
+    <w:p>
+      <w:r>
+        <w:t>Hint if needed: Use the changed condition and the deciding step in the pictorial trace. The answer must say what follows from those facts.</w:t>
+      </w:r>
+    </w:p>
+    <w:p>
+      <w:r>
+        <w:t>After your attempt, compare with the supported explanation: The first real sensor reading is incorrectly discarded. Its numeric value is 0, but its position is real according to the declared length.</w:t>
+      </w:r>
+    </w:p>
+    <w:p>
+      <w:pPr>
+        <w:pStyle w:val="Heading3"/>
+      </w:pPr>
+      <w:r>
+        <w:t>Repair a missing building block</w:t>
+      </w:r>
+    </w:p>
+    <w:p>
+      <w:r>
+        <w:t>Review Augmentation and leakage (ai-5/24). Goal: Check whether a transformation preserves the task label. Short practice: How many independent source groups are in the final test? Point to the relevant step in the picture, then write the changed result and the rule or evidence that supports it.. Return to this week and explain what you changed.</w:t>
+      </w:r>
+    </w:p>
+    <w:p>
+      <w:r>
+        <w:t>Review Pooling and spatial information (ai-5/22). Goal: Compute max and mean pooling under an explicit window rule. Short practice: Can the max map reveal where the 4 originally appeared? Point to the relevant step in the picture, then write the changed result and the rule or evidence that supports it.. Return to this week and explain what you changed.</w:t>
+      </w:r>
+    </w:p>
+    <w:p>
+      <w:r>
+        <w:t>Review Learned representations (ai-5/19). Goal: Trace an input through a hidden representation and a decision rule. Short practice: Why can no deterministic head using only the sum classify both correctly? Point to the relevant step in the picture, then write the changed result and the rule or evidence that supports it.. Return to this week and explain what you changed.</w:t>
+      </w:r>
+    </w:p>
+    <w:p>
+      <w:pPr>
+        <w:pStyle w:val="Heading3"/>
+      </w:pPr>
+      <w:r>
+        <w:t>Predict, run and debug</w:t>
+      </w:r>
+    </w:p>
+    <w:p>
+      <w:r>
+        <w:t>The browser lab lets you edit the supported Python examples already included in this lesson. Predict first, run, inspect the actual output or error, change one input, then run again. Keep code, predictions, actual results and a reasoned revision together. On paper, label your result as a trace rather than an execution.</w:t>
+      </w:r>
+    </w:p>
+    <w:p>
+      <w:pPr>
+        <w:pStyle w:val="Heading3"/>
+      </w:pPr>
+      <w:r>
+        <w:t>Keep your completed work</w:t>
+      </w:r>
+    </w:p>
+    <w:p>
+      <w:r>
+        <w:t>Use Download completed work in the hosted lesson to export your answers, reflections, practice feedback and code-run evidence. Open the HTML copy to read or print it. Drafts stay in this browser when storage is available; clear drafts on a shared device.</w:t>
+      </w:r>
+    </w:p>
+    <w:p>
+      <w:pPr>
+        <w:pStyle w:val="Heading3"/>
+      </w:pPr>
+      <w:r>
+        <w:t>What I repaired, the evidence I kept and the next test</w:t>
+      </w:r>
+    </w:p>
+    <w:p>
+      <w:r>
+        <w:t>________________________________________________________________</w:t>
+      </w:r>
+    </w:p>
+    <w:p>
+      <w:r>
+        <w:t>________________________________________________________________</w:t>
+      </w:r>
+    </w:p>
+    <w:p>
+      <w:r>
+        <w:t>________________________________________________________________</w:t>
+      </w:r>
+    </w:p>
+    <w:p>
+      <w:r>
+        <w:t>________________________________________________________________</w:t>
+      </w:r>
+    </w:p>
+    <w:p>
+      <w:r>
+        <w:t>________________________________________________________________</w:t>
+      </w:r>
+    </w:p>
     <w:sectPr>
       <w:pgSz w:w="12240" w:h="15840"/>
       <w:pgMar w:top="936" w:right="1008" w:bottom="936" w:left="1008" w:header="720" w:footer="720" w:gutter="0"/>

--- a/downloads/workbook/ai-5-week-25.docx
+++ b/downloads/workbook/ai-5-week-25.docx
@@ -30,33 +30,45 @@
     </w:p>
     <w:p>
       <w:r>
-        <w:t>Try the recall before opening notes. Then use a different colour or a labelled second line to correct your explanation.</w:t>
+        <w:t>Record your starting explanation for Sequence representations before opening notes. Show any later correction separately.</w:t>
       </w:r>
     </w:p>
     <w:p>
       <w:pPr>
-        <w:pStyle w:val="Heading3"/>
-      </w:pPr>
-      <w:r>
-        <w:t>Augmentation and leakage</w:t>
+        <w:spacing w:line="336" w:lineRule="auto" w:after="180"/>
+      </w:pPr>
+      <w:r>
+        <w:rPr>
+          <w:b w:val="0"/>
+        </w:rPr>
+        <w:t>Try the recall before opening notes. Then use a different colour or a labelled second line to correct your explanation.</w:t>
       </w:r>
     </w:p>
     <w:p>
-      <w:r>
-        <w:t>Without opening the old lesson, explain one key idea from Augmentation and leakage. Give an example and a mistake that the idea helps you avoid.</w:t>
+      <w:pPr>
+        <w:pStyle w:val="Heading3"/>
+      </w:pPr>
+      <w:r>
+        <w:t>Augmentation and leakage</w:t>
       </w:r>
     </w:p>
     <w:p>
       <w:pPr>
-        <w:pStyle w:val="Heading3"/>
-      </w:pPr>
-      <w:r>
-        <w:t>My remembered idea, example and correction</w:t>
+        <w:spacing w:line="336" w:lineRule="auto" w:after="180"/>
+      </w:pPr>
+      <w:r>
+        <w:rPr>
+          <w:b w:val="0"/>
+        </w:rPr>
+        <w:t>Without opening the old lesson, explain one key idea from Augmentation and leakage. Give an example and a mistake that the idea helps you avoid.</w:t>
       </w:r>
     </w:p>
     <w:p>
-      <w:r>
-        <w:t>________________________________________________________________</w:t>
+      <w:pPr>
+        <w:pStyle w:val="Heading3"/>
+      </w:pPr>
+      <w:r>
+        <w:t>My remembered idea, example and correction</w:t>
       </w:r>
     </w:p>
     <w:p>
@@ -70,29 +82,35 @@
       </w:r>
     </w:p>
     <w:p>
-      <w:pPr>
-        <w:pStyle w:val="Heading3"/>
-      </w:pPr>
-      <w:r>
-        <w:t>Pooling and spatial information</w:t>
+      <w:r>
+        <w:t>________________________________________________________________</w:t>
       </w:r>
     </w:p>
     <w:p>
-      <w:r>
-        <w:t>Without opening the old lesson, explain one key idea from Pooling and spatial information. Give an example and a mistake that the idea helps you avoid.</w:t>
+      <w:pPr>
+        <w:pStyle w:val="Heading3"/>
+      </w:pPr>
+      <w:r>
+        <w:t>Pooling and spatial information</w:t>
       </w:r>
     </w:p>
     <w:p>
       <w:pPr>
-        <w:pStyle w:val="Heading3"/>
-      </w:pPr>
-      <w:r>
-        <w:t>My remembered idea, example and correction</w:t>
+        <w:spacing w:line="336" w:lineRule="auto" w:after="180"/>
+      </w:pPr>
+      <w:r>
+        <w:rPr>
+          <w:b w:val="0"/>
+        </w:rPr>
+        <w:t>Without opening the old lesson, explain one key idea from Pooling and spatial information. Give an example and a mistake that the idea helps you avoid.</w:t>
       </w:r>
     </w:p>
     <w:p>
-      <w:r>
-        <w:t>________________________________________________________________</w:t>
+      <w:pPr>
+        <w:pStyle w:val="Heading3"/>
+      </w:pPr>
+      <w:r>
+        <w:t>My remembered idea, example and correction</w:t>
       </w:r>
     </w:p>
     <w:p>
@@ -106,29 +124,35 @@
       </w:r>
     </w:p>
     <w:p>
-      <w:pPr>
-        <w:pStyle w:val="Heading3"/>
-      </w:pPr>
-      <w:r>
-        <w:t>Learned representations</w:t>
+      <w:r>
+        <w:t>________________________________________________________________</w:t>
       </w:r>
     </w:p>
     <w:p>
-      <w:r>
-        <w:t>Without opening the old lesson, explain one key idea from Learned representations. Give an example and a mistake that the idea helps you avoid.</w:t>
+      <w:pPr>
+        <w:pStyle w:val="Heading3"/>
+      </w:pPr>
+      <w:r>
+        <w:t>Learned representations</w:t>
       </w:r>
     </w:p>
     <w:p>
       <w:pPr>
-        <w:pStyle w:val="Heading3"/>
-      </w:pPr>
-      <w:r>
-        <w:t>My remembered idea, example and correction</w:t>
+        <w:spacing w:line="336" w:lineRule="auto" w:after="180"/>
+      </w:pPr>
+      <w:r>
+        <w:rPr>
+          <w:b w:val="0"/>
+        </w:rPr>
+        <w:t>Without opening the old lesson, explain one key idea from Learned representations. Give an example and a mistake that the idea helps you avoid.</w:t>
       </w:r>
     </w:p>
     <w:p>
-      <w:r>
-        <w:t>________________________________________________________________</w:t>
+      <w:pPr>
+        <w:pStyle w:val="Heading3"/>
+      </w:pPr>
+      <w:r>
+        <w:t>My remembered idea, example and correction</w:t>
       </w:r>
     </w:p>
     <w:p>
@@ -142,16 +166,44 @@
       </w:r>
     </w:p>
     <w:p>
-      <w:pPr>
-        <w:pStyle w:val="Heading1"/>
-      </w:pPr>
-      <w:r>
-        <w:t>02. Practise with fading help</w:t>
+      <w:r>
+        <w:t>________________________________________________________________</w:t>
       </w:r>
     </w:p>
     <w:p>
-      <w:r>
-        <w:t>Use W2: Expose an order collision for Sequence representations. Record the answer once; the lesson and workbook refer to the same attempt.</w:t>
+      <w:pPr>
+        <w:pStyle w:val="Heading1"/>
+      </w:pPr>
+      <w:r>
+        <w:t>02. Practise with fading help</w:t>
+      </w:r>
+    </w:p>
+    <w:p>
+      <w:r>
+        <w:t>Complete the supported Sequence representations trace and record the first step you can explain without help.</w:t>
+      </w:r>
+    </w:p>
+    <w:p>
+      <w:pPr>
+        <w:spacing w:line="336" w:lineRule="auto" w:after="180"/>
+      </w:pPr>
+      <w:r>
+        <w:rPr>
+          <w:b w:val="0"/>
+        </w:rPr>
+        <w:t xml:space="preserve">Use W2: Expose an order collision for </w:t>
+      </w:r>
+      <w:r>
+        <w:rPr>
+          <w:b/>
+        </w:rPr>
+        <w:t>Sequence</w:t>
+      </w:r>
+      <w:r>
+        <w:rPr>
+          <w:b w:val="0"/>
+        </w:rPr>
+        <w:t xml:space="preserve"> representations. Record the answer once; the lesson and workbook refer to the same attempt.</w:t>
       </w:r>
     </w:p>
     <w:tbl>
@@ -279,25 +331,61 @@
     </w:p>
     <w:p>
       <w:r>
-        <w:t>Use the worked case for Sequence representations. Proposed explanation: “Larger token IDs mean more of a concept”. Decide whether this explanation is supported. Point to the step or supplied fact that decides; explain your repair if needed.</w:t>
+        <w:t>Check the proposed Sequence representations explanation against the supplied facts before discussing it.</w:t>
       </w:r>
     </w:p>
     <w:p>
       <w:pPr>
-        <w:pStyle w:val="Heading3"/>
-      </w:pPr>
-      <w:r>
-        <w:t>My explanation before partner discussion</w:t>
+        <w:spacing w:line="336" w:lineRule="auto" w:after="180"/>
+      </w:pPr>
+      <w:r>
+        <w:rPr>
+          <w:b w:val="0"/>
+        </w:rPr>
+        <w:t xml:space="preserve">Use the worked case for </w:t>
+      </w:r>
+      <w:r>
+        <w:rPr>
+          <w:b/>
+        </w:rPr>
+        <w:t>Sequence</w:t>
+      </w:r>
+      <w:r>
+        <w:rPr>
+          <w:b w:val="0"/>
+        </w:rPr>
+        <w:t xml:space="preserve"> representations. Proposed explanation: “Larger </w:t>
+      </w:r>
+      <w:r>
+        <w:rPr>
+          <w:b/>
+        </w:rPr>
+        <w:t>token ID</w:t>
+      </w:r>
+      <w:r>
+        <w:rPr>
+          <w:b w:val="0"/>
+        </w:rPr>
+        <w:t>s mean more of a concept”. Decide whether this explanation is supported.</w:t>
       </w:r>
     </w:p>
     <w:p>
-      <w:r>
-        <w:t>________________________________________________________________</w:t>
+      <w:pPr>
+        <w:spacing w:line="336" w:lineRule="auto" w:after="180"/>
+      </w:pPr>
+      <w:r>
+        <w:rPr>
+          <w:b w:val="0"/>
+        </w:rPr>
+        <w:t>Point to the step or supplied fact that decides; explain your repair if needed.</w:t>
       </w:r>
     </w:p>
     <w:p>
-      <w:r>
-        <w:t>________________________________________________________________</w:t>
+      <w:pPr>
+        <w:pStyle w:val="Heading3"/>
+      </w:pPr>
+      <w:r>
+        <w:t>My explanation before partner discussion</w:t>
       </w:r>
     </w:p>
     <w:p>
@@ -311,52 +399,100 @@
       </w:r>
     </w:p>
     <w:p>
-      <w:pPr>
-        <w:pStyle w:val="Heading1"/>
-      </w:pPr>
-      <w:r>
-        <w:t>04. Independent transfer case</w:t>
+      <w:r>
+        <w:t>________________________________________________________________</w:t>
       </w:r>
     </w:p>
     <w:p>
-      <w:pPr>
-        <w:pStyle w:val="Heading3"/>
-      </w:pPr>
-      <w:r>
-        <w:t>Independent case: Apply a fresh schema independently</w:t>
+      <w:r>
+        <w:t>________________________________________________________________</w:t>
       </w:r>
     </w:p>
     <w:p>
-      <w:r>
-        <w:t>Use PAD = 0, UNK = 1, OPEN = 2, CLOSE = 3, CHECK = 4 and five stored positions. Encode OPEN CHECK CLOSE and give its mask and final real position. Separately, sensor values [0, 6, 3, 0, 0] have that same mask. Calculate their masked mean and the incorrect mean over all five slots.</w:t>
+      <w:pPr>
+        <w:pStyle w:val="Heading1"/>
+      </w:pPr>
+      <w:r>
+        <w:t>04. Independent transfer case</w:t>
       </w:r>
     </w:p>
     <w:p>
-      <w:pPr>
-        <w:pStyle w:val="Heading3"/>
-      </w:pPr>
-      <w:r>
-        <w:t>My independent explanation, trace and limits</w:t>
+      <w:r>
+        <w:t>Write one first attempt at the reserved independent case before feedback. Repeated copies of that case refer to the same recorded attempt.</w:t>
       </w:r>
     </w:p>
     <w:p>
-      <w:r>
-        <w:t>________________________________________________________________</w:t>
+      <w:pPr>
+        <w:pStyle w:val="Heading3"/>
+      </w:pPr>
+      <w:r>
+        <w:t>Independent case: Apply a fresh schema independently</w:t>
       </w:r>
     </w:p>
     <w:p>
-      <w:r>
-        <w:t>________________________________________________________________</w:t>
+      <w:pPr>
+        <w:spacing w:line="336" w:lineRule="auto" w:after="180"/>
+      </w:pPr>
+      <w:r>
+        <w:rPr>
+          <w:b w:val="0"/>
+        </w:rPr>
+        <w:t xml:space="preserve">Use PAD = 0, UNK = 1, OPEN = 2, CLOSE = 3, CHECK = 4 and five stored positions. Encode OPEN CHECK CLOSE and give its </w:t>
+      </w:r>
+      <w:r>
+        <w:rPr>
+          <w:b/>
+        </w:rPr>
+        <w:t>mask</w:t>
+      </w:r>
+      <w:r>
+        <w:rPr>
+          <w:b w:val="0"/>
+        </w:rPr>
+        <w:t xml:space="preserve"> and final real position. Separately, sensor values [0, 6, 3, 0, 0] have that same </w:t>
+      </w:r>
+      <w:r>
+        <w:rPr>
+          <w:b/>
+        </w:rPr>
+        <w:t>mask</w:t>
+      </w:r>
+      <w:r>
+        <w:rPr>
+          <w:b w:val="0"/>
+        </w:rPr>
+        <w:t>.</w:t>
       </w:r>
     </w:p>
     <w:p>
-      <w:r>
-        <w:t>________________________________________________________________</w:t>
+      <w:pPr>
+        <w:spacing w:line="336" w:lineRule="auto" w:after="180"/>
+      </w:pPr>
+      <w:r>
+        <w:rPr>
+          <w:b w:val="0"/>
+        </w:rPr>
+        <w:t xml:space="preserve">Calculate their </w:t>
+      </w:r>
+      <w:r>
+        <w:rPr>
+          <w:b/>
+        </w:rPr>
+        <w:t>mask</w:t>
+      </w:r>
+      <w:r>
+        <w:rPr>
+          <w:b w:val="0"/>
+        </w:rPr>
+        <w:t>ed mean and the incorrect mean over all five slots.</w:t>
       </w:r>
     </w:p>
     <w:p>
-      <w:r>
-        <w:t>________________________________________________________________</w:t>
+      <w:pPr>
+        <w:pStyle w:val="Heading3"/>
+      </w:pPr>
+      <w:r>
+        <w:t>My independent explanation, trace and limits</w:t>
       </w:r>
     </w:p>
     <w:p>
@@ -376,53 +512,77 @@
     </w:p>
     <w:p>
       <w:r>
-        <w:t>Attempt this case before feedback. Record any help. Earlier examples below are further practice; a case already practised with feedback cannot establish fresh transfer.</w:t>
+        <w:t>________________________________________________________________</w:t>
       </w:r>
     </w:p>
     <w:p>
-      <w:pPr>
-        <w:pStyle w:val="Heading1"/>
-      </w:pPr>
-      <w:r>
-        <w:t>05. W1 Encode and recover the final event</w:t>
+      <w:r>
+        <w:t>________________________________________________________________</w:t>
       </w:r>
     </w:p>
     <w:p>
       <w:r>
-        <w:t>Encode GO TURN STOP using the lesson vocabulary and four positions. Give its mask, real length and final real event.</w:t>
+        <w:t>________________________________________________________________</w:t>
       </w:r>
     </w:p>
     <w:p>
-      <w:pPr>
-        <w:pStyle w:val="Heading3"/>
-      </w:pPr>
-      <w:r>
-        <w:t>My reasoning and evidence</w:t>
+      <w:r>
+        <w:t>________________________________________________________________</w:t>
       </w:r>
     </w:p>
     <w:p>
-      <w:r>
-        <w:t>________________________________________________________________</w:t>
+      <w:pPr>
+        <w:spacing w:line="336" w:lineRule="auto" w:after="180"/>
+      </w:pPr>
+      <w:r>
+        <w:rPr>
+          <w:b w:val="0"/>
+        </w:rPr>
+        <w:t>Attempt this case before feedback. Record any help. Earlier examples below are further practice; a case already practised with feedback cannot establish fresh transfer.</w:t>
       </w:r>
     </w:p>
     <w:p>
-      <w:r>
-        <w:t>________________________________________________________________</w:t>
+      <w:pPr>
+        <w:pStyle w:val="Heading1"/>
+      </w:pPr>
+      <w:r>
+        <w:t>05. W1 Encode and recover the final event</w:t>
       </w:r>
     </w:p>
     <w:p>
       <w:r>
-        <w:t>________________________________________________________________</w:t>
+        <w:t>Encode and recover the final event. Apply the supplied Sequence representations facts and keep your reasoning.</w:t>
       </w:r>
     </w:p>
     <w:p>
-      <w:r>
-        <w:t>________________________________________________________________</w:t>
+      <w:pPr>
+        <w:spacing w:line="336" w:lineRule="auto" w:after="180"/>
+      </w:pPr>
+      <w:r>
+        <w:rPr>
+          <w:b w:val="0"/>
+        </w:rPr>
+        <w:t xml:space="preserve">Encode GO TURN STOP using the lesson vocabulary and four positions. Give its </w:t>
+      </w:r>
+      <w:r>
+        <w:rPr>
+          <w:b/>
+        </w:rPr>
+        <w:t>mask</w:t>
+      </w:r>
+      <w:r>
+        <w:rPr>
+          <w:b w:val="0"/>
+        </w:rPr>
+        <w:t>, real length and final real event.</w:t>
       </w:r>
     </w:p>
     <w:p>
-      <w:r>
-        <w:t>________________________________________________________________</w:t>
+      <w:pPr>
+        <w:pStyle w:val="Heading3"/>
+      </w:pPr>
+      <w:r>
+        <w:t>My reasoning and evidence</w:t>
       </w:r>
     </w:p>
     <w:p>
@@ -431,24 +591,18 @@
       </w:r>
     </w:p>
     <w:p>
-      <w:pPr>
-        <w:pStyle w:val="Heading1"/>
-      </w:pPr>
-      <w:r>
-        <w:t>06. W2 Expose an order collision</w:t>
+      <w:r>
+        <w:t>________________________________________________________________</w:t>
       </w:r>
     </w:p>
     <w:p>
       <w:r>
-        <w:t>Give two logs made of exactly GO, TURN and STOP once each that have equal count vectors but different answers to whether the final event is STOP.</w:t>
+        <w:t>________________________________________________________________</w:t>
       </w:r>
     </w:p>
     <w:p>
-      <w:pPr>
-        <w:pStyle w:val="Heading3"/>
-      </w:pPr>
-      <w:r>
-        <w:t>My reasoning and evidence</w:t>
+      <w:r>
+        <w:t>________________________________________________________________</w:t>
       </w:r>
     </w:p>
     <w:p>
@@ -462,44 +616,50 @@
       </w:r>
     </w:p>
     <w:p>
-      <w:r>
-        <w:t>________________________________________________________________</w:t>
+      <w:pPr>
+        <w:pStyle w:val="Heading1"/>
+      </w:pPr>
+      <w:r>
+        <w:t>06. W2 Expose an order collision</w:t>
       </w:r>
     </w:p>
     <w:p>
       <w:r>
-        <w:t>________________________________________________________________</w:t>
+        <w:t>Expose an order collision. Apply the supplied Sequence representations facts and keep your reasoning.</w:t>
       </w:r>
     </w:p>
     <w:p>
-      <w:r>
-        <w:t>________________________________________________________________</w:t>
+      <w:pPr>
+        <w:spacing w:line="336" w:lineRule="auto" w:after="180"/>
+      </w:pPr>
+      <w:r>
+        <w:rPr>
+          <w:b w:val="0"/>
+        </w:rPr>
+        <w:t>Give two logs made of exactly GO, TURN and STOP once each that have equal count vectors but different answers to whether the final event is STOP.</w:t>
       </w:r>
     </w:p>
     <w:p>
-      <w:r>
-        <w:t>________________________________________________________________</w:t>
+      <w:pPr>
+        <w:pStyle w:val="Heading3"/>
+      </w:pPr>
+      <w:r>
+        <w:t>My reasoning and evidence</w:t>
       </w:r>
     </w:p>
     <w:p>
-      <w:pPr>
-        <w:pStyle w:val="Heading1"/>
-      </w:pPr>
-      <w:r>
-        <w:t>07. W3 Separate unknown from padding</w:t>
+      <w:r>
+        <w:t>________________________________________________________________</w:t>
       </w:r>
     </w:p>
     <w:p>
       <w:r>
-        <w:t>Encode WAIT GO. Which positions are real? Compare it with PAUSE GO, and state what information the encoding loses.</w:t>
+        <w:t>________________________________________________________________</w:t>
       </w:r>
     </w:p>
     <w:p>
-      <w:pPr>
-        <w:pStyle w:val="Heading3"/>
-      </w:pPr>
-      <w:r>
-        <w:t>My reasoning and evidence</w:t>
+      <w:r>
+        <w:t>________________________________________________________________</w:t>
       </w:r>
     </w:p>
     <w:p>
@@ -518,39 +678,45 @@
       </w:r>
     </w:p>
     <w:p>
-      <w:r>
-        <w:t>________________________________________________________________</w:t>
+      <w:pPr>
+        <w:pStyle w:val="Heading1"/>
+      </w:pPr>
+      <w:r>
+        <w:t>07. W3 Separate unknown from padding</w:t>
       </w:r>
     </w:p>
     <w:p>
       <w:r>
-        <w:t>________________________________________________________________</w:t>
+        <w:t>Separate unknown from padding. Apply the supplied Sequence representations facts and keep your reasoning.</w:t>
       </w:r>
     </w:p>
     <w:p>
-      <w:r>
-        <w:t>________________________________________________________________</w:t>
+      <w:pPr>
+        <w:spacing w:line="336" w:lineRule="auto" w:after="180"/>
+      </w:pPr>
+      <w:r>
+        <w:rPr>
+          <w:b w:val="0"/>
+        </w:rPr>
+        <w:t>Encode WAIT GO. Which positions are real? Compare it with PAUSE GO, and state what information the encoding loses.</w:t>
       </w:r>
     </w:p>
     <w:p>
       <w:pPr>
-        <w:pStyle w:val="Heading1"/>
-      </w:pPr>
-      <w:r>
-        <w:t>08. W4 Apply a fresh schema independently</w:t>
+        <w:pStyle w:val="Heading3"/>
+      </w:pPr>
+      <w:r>
+        <w:t>My reasoning and evidence</w:t>
       </w:r>
     </w:p>
     <w:p>
       <w:r>
-        <w:t>Use PAD = 0, UNK = 1, OPEN = 2, CLOSE = 3, CHECK = 4 and five stored positions. Encode OPEN CHECK CLOSE and give its mask and final real position. Separately, sensor values [0, 6, 3, 0, 0] have that same mask. Calculate their masked mean and the incorrect mean over all five slots.</w:t>
+        <w:t>________________________________________________________________</w:t>
       </w:r>
     </w:p>
     <w:p>
-      <w:pPr>
-        <w:pStyle w:val="Heading3"/>
-      </w:pPr>
-      <w:r>
-        <w:t>My reasoning and evidence</w:t>
+      <w:r>
+        <w:t>________________________________________________________________</w:t>
       </w:r>
     </w:p>
     <w:p>
@@ -574,44 +740,92 @@
       </w:r>
     </w:p>
     <w:p>
-      <w:r>
-        <w:t>________________________________________________________________</w:t>
+      <w:pPr>
+        <w:pStyle w:val="Heading1"/>
+      </w:pPr>
+      <w:r>
+        <w:t>08. W4 Apply a fresh schema independently</w:t>
       </w:r>
     </w:p>
     <w:p>
       <w:r>
-        <w:t>________________________________________________________________</w:t>
+        <w:t>Attempt before feedback. If this repeats the selected independent case, reuse that first attempt; otherwise keep a separate record. Apply a fresh schema independently. Apply the supplied Sequence representations facts and keep your reasoning.</w:t>
       </w:r>
     </w:p>
     <w:p>
-      <w:r>
-        <w:t>________________________________________________________________</w:t>
+      <w:pPr>
+        <w:spacing w:line="336" w:lineRule="auto" w:after="180"/>
+      </w:pPr>
+      <w:r>
+        <w:rPr>
+          <w:b w:val="0"/>
+        </w:rPr>
+        <w:t xml:space="preserve">Use PAD = 0, UNK = 1, OPEN = 2, CLOSE = 3, CHECK = 4 and five stored positions. Encode OPEN CHECK CLOSE and give its </w:t>
+      </w:r>
+      <w:r>
+        <w:rPr>
+          <w:b/>
+        </w:rPr>
+        <w:t>mask</w:t>
+      </w:r>
+      <w:r>
+        <w:rPr>
+          <w:b w:val="0"/>
+        </w:rPr>
+        <w:t xml:space="preserve"> and final real position. Separately, sensor values [0, 6, 3, 0, 0] have that same </w:t>
+      </w:r>
+      <w:r>
+        <w:rPr>
+          <w:b/>
+        </w:rPr>
+        <w:t>mask</w:t>
+      </w:r>
+      <w:r>
+        <w:rPr>
+          <w:b w:val="0"/>
+        </w:rPr>
+        <w:t>.</w:t>
       </w:r>
     </w:p>
     <w:p>
-      <w:r>
-        <w:t>________________________________________________________________</w:t>
+      <w:pPr>
+        <w:spacing w:line="336" w:lineRule="auto" w:after="180"/>
+      </w:pPr>
+      <w:r>
+        <w:rPr>
+          <w:b w:val="0"/>
+        </w:rPr>
+        <w:t xml:space="preserve">Calculate their </w:t>
+      </w:r>
+      <w:r>
+        <w:rPr>
+          <w:b/>
+        </w:rPr>
+        <w:t>mask</w:t>
+      </w:r>
+      <w:r>
+        <w:rPr>
+          <w:b w:val="0"/>
+        </w:rPr>
+        <w:t>ed mean and the incorrect mean over all five slots.</w:t>
       </w:r>
     </w:p>
     <w:p>
       <w:pPr>
-        <w:pStyle w:val="Heading1"/>
-      </w:pPr>
-      <w:r>
-        <w:t>09. W5 Audit length and empty input</w:t>
+        <w:pStyle w:val="Heading3"/>
+      </w:pPr>
+      <w:r>
+        <w:t>My reasoning and evidence</w:t>
       </w:r>
     </w:p>
     <w:p>
       <w:r>
-        <w:t>The encoder receives five events ending in STOP, then an empty log. What should it do under the lesson contract? Why should a program not simply crop the first and assume a final event for the second?</w:t>
+        <w:t>________________________________________________________________</w:t>
       </w:r>
     </w:p>
     <w:p>
-      <w:pPr>
-        <w:pStyle w:val="Heading3"/>
-      </w:pPr>
-      <w:r>
-        <w:t>My reasoning and evidence</w:t>
+      <w:r>
+        <w:t>________________________________________________________________</w:t>
       </w:r>
     </w:p>
     <w:p>
@@ -649,25 +863,32 @@
         <w:pStyle w:val="Heading1"/>
       </w:pPr>
       <w:r>
-        <w:t>10. Project checkpoint and reflection</w:t>
+        <w:t>09. W5 Audit length and empty input</w:t>
       </w:r>
     </w:p>
     <w:p>
       <w:r>
-        <w:t>Add a labelled sequence representations evidence sheet to Image-pattern Network Investigation. Show how you can encode an ordered sequence with an explicit vocabulary. Use the supplied fictional case and keep its inputs, intermediate steps, calculation or prediction, and limitation. Connect this record to last week’s record; a matching answer without a trace is insufficient.</w:t>
+        <w:t>Audit length and empty input. Apply the supplied Sequence representations facts and keep your reasoning.</w:t>
       </w:r>
     </w:p>
     <w:p>
       <w:pPr>
-        <w:pStyle w:val="Heading3"/>
-      </w:pPr>
-      <w:r>
-        <w:t>My project change, supporting evidence and remaining limit</w:t>
+        <w:spacing w:line="336" w:lineRule="auto" w:after="180"/>
+        <w:shd w:fill="F5F1FB"/>
+      </w:pPr>
+      <w:r>
+        <w:rPr>
+          <w:b w:val="0"/>
+        </w:rPr>
+        <w:t>The encoder receives five events ending in STOP, then an empty log. What should it do under the lesson contract? Why should a program not simply crop the first and assume a final event for the second?</w:t>
       </w:r>
     </w:p>
     <w:p>
-      <w:r>
-        <w:t>________________________________________________________________</w:t>
+      <w:pPr>
+        <w:pStyle w:val="Heading3"/>
+      </w:pPr>
+      <w:r>
+        <w:t>My reasoning and evidence</w:t>
       </w:r>
     </w:p>
     <w:p>
@@ -696,11 +917,154 @@
       </w:r>
     </w:p>
     <w:p>
+      <w:r>
+        <w:t>________________________________________________________________</w:t>
+      </w:r>
+    </w:p>
+    <w:p>
       <w:pPr>
         <w:pStyle w:val="Heading1"/>
       </w:pPr>
       <w:r>
+        <w:t>10. Project checkpoint and reflection</w:t>
+      </w:r>
+    </w:p>
+    <w:p>
+      <w:r>
+        <w:t>Connect Sequence representations to Image-pattern Network Investigation, identify a limit and choose the next useful test.</w:t>
+      </w:r>
+    </w:p>
+    <w:p>
+      <w:pPr>
+        <w:spacing w:line="336" w:lineRule="auto" w:after="180"/>
+      </w:pPr>
+      <w:r>
+        <w:rPr>
+          <w:b w:val="0"/>
+        </w:rPr>
+        <w:t xml:space="preserve">Add a labelled </w:t>
+      </w:r>
+      <w:r>
+        <w:rPr>
+          <w:b/>
+        </w:rPr>
+        <w:t>sequence</w:t>
+      </w:r>
+      <w:r>
+        <w:rPr>
+          <w:b w:val="0"/>
+        </w:rPr>
+        <w:t xml:space="preserve"> representations </w:t>
+      </w:r>
+      <w:r>
+        <w:rPr>
+          <w:b/>
+        </w:rPr>
+        <w:t>evidence</w:t>
+      </w:r>
+      <w:r>
+        <w:rPr>
+          <w:b w:val="0"/>
+        </w:rPr>
+        <w:t xml:space="preserve"> sheet to Image-pattern Network Investigation. Show how you can encode an ordered </w:t>
+      </w:r>
+      <w:r>
+        <w:rPr>
+          <w:b/>
+        </w:rPr>
+        <w:t>sequence</w:t>
+      </w:r>
+      <w:r>
+        <w:rPr>
+          <w:b w:val="0"/>
+        </w:rPr>
+        <w:t xml:space="preserve"> with an explicit vocabulary.</w:t>
+      </w:r>
+    </w:p>
+    <w:p>
+      <w:pPr>
+        <w:spacing w:line="336" w:lineRule="auto" w:after="180"/>
+      </w:pPr>
+      <w:r>
+        <w:rPr>
+          <w:b w:val="0"/>
+        </w:rPr>
+        <w:t xml:space="preserve">Use the supplied fictional case and keep its </w:t>
+      </w:r>
+      <w:r>
+        <w:rPr>
+          <w:b/>
+        </w:rPr>
+        <w:t>input</w:t>
+      </w:r>
+      <w:r>
+        <w:rPr>
+          <w:b w:val="0"/>
+        </w:rPr>
+        <w:t xml:space="preserve">s, intermediate steps, calculation or </w:t>
+      </w:r>
+      <w:r>
+        <w:rPr>
+          <w:b/>
+        </w:rPr>
+        <w:t>prediction</w:t>
+      </w:r>
+      <w:r>
+        <w:rPr>
+          <w:b w:val="0"/>
+        </w:rPr>
+        <w:t>, and limitation. Connect this record to last week’s record; a matching answer without a trace is insufficient.</w:t>
+      </w:r>
+    </w:p>
+    <w:p>
+      <w:pPr>
+        <w:pStyle w:val="Heading3"/>
+      </w:pPr>
+      <w:r>
+        <w:t>My project change, supporting evidence and remaining limit</w:t>
+      </w:r>
+    </w:p>
+    <w:p>
+      <w:r>
+        <w:t>________________________________________________________________</w:t>
+      </w:r>
+    </w:p>
+    <w:p>
+      <w:r>
+        <w:t>________________________________________________________________</w:t>
+      </w:r>
+    </w:p>
+    <w:p>
+      <w:r>
+        <w:t>________________________________________________________________</w:t>
+      </w:r>
+    </w:p>
+    <w:p>
+      <w:r>
+        <w:t>________________________________________________________________</w:t>
+      </w:r>
+    </w:p>
+    <w:p>
+      <w:r>
+        <w:t>________________________________________________________________</w:t>
+      </w:r>
+    </w:p>
+    <w:p>
+      <w:r>
+        <w:t>________________________________________________________________</w:t>
+      </w:r>
+    </w:p>
+    <w:p>
+      <w:pPr>
+        <w:pStyle w:val="Heading1"/>
+      </w:pPr>
+      <w:r>
         <w:t>11. Feedback, return check and learning record</w:t>
+      </w:r>
+    </w:p>
+    <w:p>
+      <w:r>
+        <w:t>Record the first repaired step and a different case to revisit after a delay.</w:t>
       </w:r>
     </w:p>
     <w:tbl>
@@ -840,7 +1204,13 @@
       </w:tr>
     </w:tbl>
     <w:p>
-      <w:r>
+      <w:pPr>
+        <w:spacing w:line="336" w:lineRule="auto" w:after="180"/>
+      </w:pPr>
+      <w:r>
+        <w:rPr>
+          <w:b w:val="0"/>
+        </w:rPr>
         <w:t>Revisit this idea with your teacher after a delay. Familiarity is different from explaining and using it on a changed case.</w:t>
       </w:r>
     </w:p>
@@ -854,17 +1224,88 @@
     </w:p>
     <w:p>
       <w:r>
-        <w:t>Distinguish padding positions from meaningful zero sensor readings.</w:t>
+        <w:t>Distinguish padding positions from meaningful zero sensor readings. Explain the labelled step before checking the changed condition.</w:t>
       </w:r>
     </w:p>
     <w:p>
-      <w:r>
-        <w:t>Toy tokensPAD0, UNK1, LEFT2, RIGHT3; stored length4. SequenceLEFT RIGHT encodes [2, 3, 0, 0], mask [1, 1, 0, 0].</w:t>
+      <w:pPr>
+        <w:spacing w:line="336" w:lineRule="auto" w:after="180"/>
+      </w:pPr>
+      <w:r>
+        <w:rPr>
+          <w:b w:val="0"/>
+        </w:rPr>
+        <w:t xml:space="preserve">Distinguish </w:t>
+      </w:r>
+      <w:r>
+        <w:rPr>
+          <w:b/>
+        </w:rPr>
+        <w:t>padding</w:t>
+      </w:r>
+      <w:r>
+        <w:rPr>
+          <w:b w:val="0"/>
+        </w:rPr>
+        <w:t xml:space="preserve"> positions from meaningful zero sensor readings.</w:t>
       </w:r>
     </w:p>
     <w:p>
-      <w:r>
-        <w:t>All inputs and outcomes in this worked example are invented classroom data; no real model run is claimed.</w:t>
+      <w:pPr>
+        <w:spacing w:line="336" w:lineRule="auto" w:after="180"/>
+      </w:pPr>
+      <w:r>
+        <w:rPr>
+          <w:b w:val="0"/>
+        </w:rPr>
+        <w:t xml:space="preserve">Toy tokensPAD0, UNK1, LEFT2, RIGHT3; stored length4. </w:t>
+      </w:r>
+      <w:r>
+        <w:rPr>
+          <w:b/>
+        </w:rPr>
+        <w:t>Sequence</w:t>
+      </w:r>
+      <w:r>
+        <w:rPr>
+          <w:b w:val="0"/>
+        </w:rPr>
+        <w:t xml:space="preserve">LEFT RIGHT encodes [2, 3, 0, 0], </w:t>
+      </w:r>
+      <w:r>
+        <w:rPr>
+          <w:b/>
+        </w:rPr>
+        <w:t>mask</w:t>
+      </w:r>
+      <w:r>
+        <w:rPr>
+          <w:b w:val="0"/>
+        </w:rPr>
+        <w:t xml:space="preserve"> [1, 1, 0, 0].</w:t>
+      </w:r>
+    </w:p>
+    <w:p>
+      <w:pPr>
+        <w:spacing w:line="336" w:lineRule="auto" w:after="180"/>
+      </w:pPr>
+      <w:r>
+        <w:rPr>
+          <w:b w:val="0"/>
+        </w:rPr>
+        <w:t xml:space="preserve">All </w:t>
+      </w:r>
+      <w:r>
+        <w:rPr>
+          <w:b/>
+        </w:rPr>
+        <w:t>input</w:t>
+      </w:r>
+      <w:r>
+        <w:rPr>
+          <w:b w:val="0"/>
+        </w:rPr>
+        <w:t>s and outcomes in this worked example are invented classroom data; no real model run is claimed.</w:t>
       </w:r>
     </w:p>
     <w:p>
@@ -904,8 +1345,26 @@
       </w:r>
     </w:p>
     <w:p>
-      <w:r>
-        <w:t>Which record lets the program distinguish the first and last zeros? Point to the relevant step in the picture, then write the changed result and the rule or evidence that supports it.</w:t>
+      <w:pPr>
+        <w:spacing w:line="336" w:lineRule="auto" w:after="180"/>
+      </w:pPr>
+      <w:r>
+        <w:rPr>
+          <w:b w:val="0"/>
+        </w:rPr>
+        <w:t xml:space="preserve">Which record lets the program distinguish the first and last zeros? Point to the relevant step in the picture, then write the changed result and the rule or </w:t>
+      </w:r>
+      <w:r>
+        <w:rPr>
+          <w:b/>
+        </w:rPr>
+        <w:t>evidence</w:t>
+      </w:r>
+      <w:r>
+        <w:rPr>
+          <w:b w:val="0"/>
+        </w:rPr>
+        <w:t xml:space="preserve"> that supports it.</w:t>
       </w:r>
     </w:p>
     <w:p>
@@ -947,36 +1406,150 @@
       </w:r>
     </w:p>
     <w:p>
-      <w:r>
-        <w:t>Support used: alone / hint / worked example. This record is practice evidence.</w:t>
+      <w:pPr>
+        <w:pStyle w:val="Heading3"/>
+      </w:pPr>
+      <w:r>
+        <w:t>Record the help used</w:t>
       </w:r>
     </w:p>
     <w:p>
-      <w:r>
-        <w:t>Project connection: For your Image-pattern Network Investigation, save the input, procedure, observed result and limitation of this check. Label this worked example as practice; use a different, previously unreviewed case when checking independent understanding.</w:t>
+      <w:pPr>
+        <w:spacing w:line="336" w:lineRule="auto" w:after="180"/>
+        <w:shd w:fill="F1F6F8"/>
+      </w:pPr>
+      <w:r>
+        <w:rPr>
+          <w:b w:val="0"/>
+        </w:rPr>
+        <w:t xml:space="preserve">Support used: alone / hint / worked example. This record is practice </w:t>
+      </w:r>
+      <w:r>
+        <w:rPr>
+          <w:b/>
+        </w:rPr>
+        <w:t>evidence</w:t>
+      </w:r>
+      <w:r>
+        <w:rPr>
+          <w:b w:val="0"/>
+        </w:rPr>
+        <w:t>.</w:t>
       </w:r>
     </w:p>
     <w:p>
       <w:pPr>
-        <w:pStyle w:val="Heading1"/>
-      </w:pPr>
-      <w:r>
-        <w:t>13. Project portfolio milestone</w:t>
+        <w:spacing w:line="336" w:lineRule="auto" w:after="180"/>
+      </w:pPr>
+      <w:r>
+        <w:rPr>
+          <w:b w:val="0"/>
+        </w:rPr>
+        <w:t xml:space="preserve">Project connection: For your Image-pattern Network Investigation, save the </w:t>
+      </w:r>
+      <w:r>
+        <w:rPr>
+          <w:b/>
+        </w:rPr>
+        <w:t>input</w:t>
+      </w:r>
+      <w:r>
+        <w:rPr>
+          <w:b w:val="0"/>
+        </w:rPr>
+        <w:t>, procedure, observed result and limitation of this check.</w:t>
       </w:r>
     </w:p>
     <w:p>
-      <w:r>
-        <w:t>Project: Image-pattern Network Investigation</w:t>
+      <w:pPr>
+        <w:spacing w:line="336" w:lineRule="auto" w:after="180"/>
+      </w:pPr>
+      <w:r>
+        <w:rPr>
+          <w:b w:val="0"/>
+        </w:rPr>
+        <w:t>Label this worked example as practice; use a different, previously unreviewed case when checking independent understanding.</w:t>
       </w:r>
     </w:p>
     <w:p>
-      <w:r>
-        <w:t>Current milestone: Prepare the demonstration. Gather reproducible instructions, evidence, access checks and remaining limitations.</w:t>
+      <w:pPr>
+        <w:pStyle w:val="Heading1"/>
+      </w:pPr>
+      <w:r>
+        <w:t>13. Project portfolio milestone</w:t>
       </w:r>
     </w:p>
     <w:p>
       <w:r>
-        <w:t>For your Image-pattern Network Investigation, save the input, procedure, observed result and limitation of this check. Label this worked example as practice; use a different, previously unreviewed case when checking independent understanding.</w:t>
+        <w:t>Keep this week’s input, deciding step, result and limit together in the Image-pattern Network Investigation record.</w:t>
+      </w:r>
+    </w:p>
+    <w:p>
+      <w:pPr>
+        <w:spacing w:line="336" w:lineRule="auto" w:after="180"/>
+      </w:pPr>
+      <w:r>
+        <w:rPr>
+          <w:b w:val="0"/>
+        </w:rPr>
+        <w:t>Project: Image-pattern Network Investigation</w:t>
+      </w:r>
+    </w:p>
+    <w:p>
+      <w:pPr>
+        <w:spacing w:line="336" w:lineRule="auto" w:after="180"/>
+      </w:pPr>
+      <w:r>
+        <w:rPr>
+          <w:b w:val="0"/>
+        </w:rPr>
+        <w:t xml:space="preserve">Current milestone: Prepare the demonstration. Gather reproducible instructions, </w:t>
+      </w:r>
+      <w:r>
+        <w:rPr>
+          <w:b/>
+        </w:rPr>
+        <w:t>evidence</w:t>
+      </w:r>
+      <w:r>
+        <w:rPr>
+          <w:b w:val="0"/>
+        </w:rPr>
+        <w:t>, access checks and remaining limitations.</w:t>
+      </w:r>
+    </w:p>
+    <w:p>
+      <w:pPr>
+        <w:spacing w:line="336" w:lineRule="auto" w:after="180"/>
+      </w:pPr>
+      <w:r>
+        <w:rPr>
+          <w:b w:val="0"/>
+        </w:rPr>
+        <w:t xml:space="preserve">For your Image-pattern Network Investigation, save the </w:t>
+      </w:r>
+      <w:r>
+        <w:rPr>
+          <w:b/>
+        </w:rPr>
+        <w:t>input</w:t>
+      </w:r>
+      <w:r>
+        <w:rPr>
+          <w:b w:val="0"/>
+        </w:rPr>
+        <w:t>, procedure, observed result and limitation of this check.</w:t>
+      </w:r>
+    </w:p>
+    <w:p>
+      <w:pPr>
+        <w:spacing w:line="336" w:lineRule="auto" w:after="180"/>
+      </w:pPr>
+      <w:r>
+        <w:rPr>
+          <w:b w:val="0"/>
+        </w:rPr>
+        <w:t>Label this worked example as practice; use a different, previously unreviewed case when checking independent understanding.</w:t>
       </w:r>
     </w:p>
     <w:tbl>
@@ -1138,53 +1711,122 @@
     </w:p>
     <w:p>
       <w:r>
-        <w:t>Use this supported practice once, in the browser or on paper. Keep the reserved independent assessment for a separate first attempt before teacher feedback.</w:t>
+        <w:t>Try the supported questions before comparing with hints and feedback. Record what you repaired and the evidence you retained.</w:t>
       </w:r>
     </w:p>
     <w:p>
-      <w:r>
-        <w:t>Distinguish padding positions from meaningful zero sensor readings.</w:t>
+      <w:pPr>
+        <w:spacing w:line="336" w:lineRule="auto" w:after="180"/>
+      </w:pPr>
+      <w:r>
+        <w:rPr>
+          <w:b w:val="0"/>
+        </w:rPr>
+        <w:t>Use this supported practice once, in the browser or on paper. Keep the reserved independent assessment for a separate first attempt before teacher feedback.</w:t>
       </w:r>
     </w:p>
     <w:p>
       <w:pPr>
-        <w:pStyle w:val="Heading3"/>
-      </w:pPr>
-      <w:r>
-        <w:t>Practice 1: explain the deciding evidence</w:t>
+        <w:spacing w:line="336" w:lineRule="auto" w:after="180"/>
+      </w:pPr>
+      <w:r>
+        <w:rPr>
+          <w:b w:val="0"/>
+        </w:rPr>
+        <w:t xml:space="preserve">Distinguish </w:t>
+      </w:r>
+      <w:r>
+        <w:rPr>
+          <w:b/>
+        </w:rPr>
+        <w:t>padding</w:t>
+      </w:r>
+      <w:r>
+        <w:rPr>
+          <w:b w:val="0"/>
+        </w:rPr>
+        <w:t xml:space="preserve"> positions from meaningful zero sensor readings.</w:t>
       </w:r>
     </w:p>
     <w:p>
-      <w:r>
-        <w:t>Which labelled step matches this detail? Readings [0, 4, 0, 0] with real length 2 use mask [1, 1, 0, 0]; the first zero is a real measurement.</w:t>
+      <w:pPr>
+        <w:pStyle w:val="Heading3"/>
+      </w:pPr>
+      <w:r>
+        <w:t>Practice 1: explain the deciding evidence</w:t>
       </w:r>
     </w:p>
     <w:p>
-      <w:r>
-        <w:t>1. Encode real tokens</w:t>
+      <w:pPr>
+        <w:spacing w:line="336" w:lineRule="auto" w:after="180"/>
+      </w:pPr>
+      <w:r>
+        <w:rPr>
+          <w:b w:val="0"/>
+        </w:rPr>
+        <w:t xml:space="preserve">Which labelled step matches this detail? Readings [0, 4, 0, 0] with real length 2 use </w:t>
+      </w:r>
+      <w:r>
+        <w:rPr>
+          <w:b/>
+        </w:rPr>
+        <w:t>mask</w:t>
+      </w:r>
+      <w:r>
+        <w:rPr>
+          <w:b w:val="0"/>
+        </w:rPr>
+        <w:t xml:space="preserve"> [1, 1, 0, 0]; the first zero is a real measurement.</w:t>
       </w:r>
     </w:p>
     <w:p>
-      <w:r>
-        <w:t>2. Compare sensor example</w:t>
+      <w:pPr>
+        <w:spacing w:line="336" w:lineRule="auto" w:after="180"/>
+        <w:shd w:fill="F4F9FC"/>
+      </w:pPr>
+      <w:r>
+        <w:rPr>
+          <w:b w:val="0"/>
+        </w:rPr>
+        <w:t>1. Encode real tokens</w:t>
       </w:r>
     </w:p>
     <w:p>
-      <w:r>
-        <w:t>3. Mark padding</w:t>
+      <w:pPr>
+        <w:spacing w:line="336" w:lineRule="auto" w:after="180"/>
+        <w:shd w:fill="F4F9FC"/>
+      </w:pPr>
+      <w:r>
+        <w:rPr>
+          <w:b w:val="0"/>
+        </w:rPr>
+        <w:t>2. Compare sensor example</w:t>
       </w:r>
     </w:p>
     <w:p>
       <w:pPr>
-        <w:pStyle w:val="Heading3"/>
-      </w:pPr>
-      <w:r>
-        <w:t>My selected conclusion, deciding fact and explanation</w:t>
+        <w:spacing w:line="336" w:lineRule="auto" w:after="180"/>
+        <w:shd w:fill="F4F9FC"/>
+      </w:pPr>
+      <w:r>
+        <w:rPr>
+          <w:b w:val="0"/>
+        </w:rPr>
+        <w:t xml:space="preserve">3. Mark </w:t>
+      </w:r>
+      <w:r>
+        <w:rPr>
+          <w:b/>
+        </w:rPr>
+        <w:t>padding</w:t>
       </w:r>
     </w:p>
     <w:p>
-      <w:r>
-        <w:t>________________________________________________________________</w:t>
+      <w:pPr>
+        <w:pStyle w:val="Heading3"/>
+      </w:pPr>
+      <w:r>
+        <w:t>My selected conclusion, deciding fact and explanation</w:t>
       </w:r>
     </w:p>
     <w:p>
@@ -1209,40 +1851,161 @@
     </w:p>
     <w:p>
       <w:r>
-        <w:t>Hint if needed: Read the steps in the pictorial case. Match the supplied detail to the stage that performs or records it.</w:t>
+        <w:t>________________________________________________________________</w:t>
       </w:r>
     </w:p>
     <w:p>
-      <w:r>
-        <w:t>After your attempt, compare with the supported explanation: Compare sensor example Readings [0, 4, 0, 0] with real length 2 use mask [1, 1, 0, 0]; the first zero is a real measurement. Sequence values and sequence length are separate information. Padding fills unused storage positions so arrays can share a size; a mask marks which positions are real. A real sensor reading can be zero, just like a padding value. Keep the length or mask rather than inferring presence from the number alone. Token IDs are identifiers, not measured magnitudes.</w:t>
+      <w:pPr>
+        <w:pStyle w:val="Heading3"/>
+      </w:pPr>
+      <w:r>
+        <w:t>Hint · try first</w:t>
       </w:r>
     </w:p>
     <w:p>
       <w:pPr>
-        <w:pStyle w:val="Heading3"/>
-      </w:pPr>
-      <w:r>
-        <w:t>Practice 2: explain the deciding evidence</w:t>
+        <w:spacing w:line="336" w:lineRule="auto" w:after="180"/>
+        <w:shd w:fill="F1F6F8"/>
+      </w:pPr>
+      <w:r>
+        <w:rPr>
+          <w:b w:val="0"/>
+        </w:rPr>
+        <w:t>Hint if needed: Read the steps in the pictorial case. Match the supplied detail to the stage that performs or records it.</w:t>
       </w:r>
     </w:p>
     <w:p>
-      <w:r>
-        <w:t>Changed-case practice: A missing sequence length causes every numeric0 to be treated as padding in the sensor example. Which conclusion is supported by the supplied facts?</w:t>
+      <w:pPr>
+        <w:pStyle w:val="Heading3"/>
+      </w:pPr>
+      <w:r>
+        <w:t>Feedback · compare after trying</w:t>
       </w:r>
     </w:p>
     <w:p>
-      <w:r>
-        <w:t>1. This one example guarantees correct results for every future input.</w:t>
+      <w:pPr>
+        <w:spacing w:line="336" w:lineRule="auto" w:after="180"/>
+        <w:shd w:fill="F1F6FC"/>
+      </w:pPr>
+      <w:r>
+        <w:rPr>
+          <w:b w:val="0"/>
+        </w:rPr>
+        <w:t xml:space="preserve">After your attempt, compare with the supported explanation: Compare sensor example Readings [0, 4, 0, 0] with real length 2 use </w:t>
+      </w:r>
+      <w:r>
+        <w:rPr>
+          <w:b/>
+        </w:rPr>
+        <w:t>mask</w:t>
+      </w:r>
+      <w:r>
+        <w:rPr>
+          <w:b w:val="0"/>
+        </w:rPr>
+        <w:t xml:space="preserve"> [1, 1, 0, 0]; the first zero is a real measurement.</w:t>
       </w:r>
     </w:p>
     <w:p>
-      <w:r>
-        <w:t>2. The first real sensor reading is incorrectly discarded.</w:t>
+      <w:pPr>
+        <w:spacing w:line="336" w:lineRule="auto" w:after="180"/>
+        <w:shd w:fill="F1F6FC"/>
+      </w:pPr>
+      <w:r>
+        <w:rPr>
+          <w:b/>
+        </w:rPr>
+        <w:t>Sequence</w:t>
+      </w:r>
+      <w:r>
+        <w:rPr>
+          <w:b w:val="0"/>
+        </w:rPr>
+        <w:t xml:space="preserve"> values and </w:t>
+      </w:r>
+      <w:r>
+        <w:rPr>
+          <w:b/>
+        </w:rPr>
+        <w:t>sequence</w:t>
+      </w:r>
+      <w:r>
+        <w:rPr>
+          <w:b w:val="0"/>
+        </w:rPr>
+        <w:t xml:space="preserve"> length are separate information. </w:t>
+      </w:r>
+      <w:r>
+        <w:rPr>
+          <w:b/>
+        </w:rPr>
+        <w:t>Padding</w:t>
+      </w:r>
+      <w:r>
+        <w:rPr>
+          <w:b w:val="0"/>
+        </w:rPr>
+        <w:t xml:space="preserve"> fills unused storage positions so arrays can share a size; a </w:t>
+      </w:r>
+      <w:r>
+        <w:rPr>
+          <w:b/>
+        </w:rPr>
+        <w:t>mask</w:t>
+      </w:r>
+      <w:r>
+        <w:rPr>
+          <w:b w:val="0"/>
+        </w:rPr>
+        <w:t xml:space="preserve"> marks which positions are real.</w:t>
       </w:r>
     </w:p>
     <w:p>
-      <w:r>
-        <w:t>3. We can decide the result without examining the changed input or the procedure.</w:t>
+      <w:pPr>
+        <w:spacing w:line="336" w:lineRule="auto" w:after="180"/>
+        <w:shd w:fill="F1F6FC"/>
+      </w:pPr>
+      <w:r>
+        <w:rPr>
+          <w:b w:val="0"/>
+        </w:rPr>
+        <w:t xml:space="preserve">A real sensor reading can be zero, just like a </w:t>
+      </w:r>
+      <w:r>
+        <w:rPr>
+          <w:b/>
+        </w:rPr>
+        <w:t>padding</w:t>
+      </w:r>
+      <w:r>
+        <w:rPr>
+          <w:b w:val="0"/>
+        </w:rPr>
+        <w:t xml:space="preserve"> value. Keep the length or </w:t>
+      </w:r>
+      <w:r>
+        <w:rPr>
+          <w:b/>
+        </w:rPr>
+        <w:t>mask</w:t>
+      </w:r>
+      <w:r>
+        <w:rPr>
+          <w:b w:val="0"/>
+        </w:rPr>
+        <w:t xml:space="preserve"> rather than inferring presence from the number alone. </w:t>
+      </w:r>
+      <w:r>
+        <w:rPr>
+          <w:b/>
+        </w:rPr>
+        <w:t>Token ID</w:t>
+      </w:r>
+      <w:r>
+        <w:rPr>
+          <w:b w:val="0"/>
+        </w:rPr>
+        <w:t>s are identifiers, not measured magnitudes.</w:t>
       </w:r>
     </w:p>
     <w:p>
@@ -1250,65 +2013,144 @@
         <w:pStyle w:val="Heading3"/>
       </w:pPr>
       <w:r>
-        <w:t>My selected conclusion, deciding fact and explanation</w:t>
+        <w:t>Practice 2: explain the deciding evidence</w:t>
       </w:r>
     </w:p>
     <w:p>
-      <w:r>
-        <w:t>________________________________________________________________</w:t>
+      <w:pPr>
+        <w:pStyle w:val="Heading3"/>
+      </w:pPr>
+      <w:r>
+        <w:t>Changed case · predict first</w:t>
       </w:r>
     </w:p>
     <w:p>
-      <w:r>
-        <w:t>________________________________________________________________</w:t>
+      <w:pPr>
+        <w:spacing w:line="336" w:lineRule="auto" w:after="180"/>
+        <w:shd w:fill="F5F1FB"/>
+      </w:pPr>
+      <w:r>
+        <w:rPr>
+          <w:b w:val="0"/>
+        </w:rPr>
+        <w:t xml:space="preserve">Changed-case practice: A missing </w:t>
+      </w:r>
+      <w:r>
+        <w:rPr>
+          <w:b/>
+        </w:rPr>
+        <w:t>sequence</w:t>
+      </w:r>
+      <w:r>
+        <w:rPr>
+          <w:b w:val="0"/>
+        </w:rPr>
+        <w:t xml:space="preserve"> length causes every numeric0 to be treated as </w:t>
+      </w:r>
+      <w:r>
+        <w:rPr>
+          <w:b/>
+        </w:rPr>
+        <w:t>padding</w:t>
+      </w:r>
+      <w:r>
+        <w:rPr>
+          <w:b w:val="0"/>
+        </w:rPr>
+        <w:t xml:space="preserve"> in the sensor example. Which conclusion is supported by the supplied facts?</w:t>
       </w:r>
     </w:p>
     <w:p>
-      <w:r>
-        <w:t>________________________________________________________________</w:t>
+      <w:pPr>
+        <w:spacing w:line="336" w:lineRule="auto" w:after="180"/>
+        <w:shd w:fill="F4F9FC"/>
+      </w:pPr>
+      <w:r>
+        <w:rPr>
+          <w:b w:val="0"/>
+        </w:rPr>
+        <w:t xml:space="preserve">1. This one example guarantees correct results for every future </w:t>
+      </w:r>
+      <w:r>
+        <w:rPr>
+          <w:b/>
+        </w:rPr>
+        <w:t>input</w:t>
+      </w:r>
+      <w:r>
+        <w:rPr>
+          <w:b w:val="0"/>
+        </w:rPr>
+        <w:t>.</w:t>
       </w:r>
     </w:p>
     <w:p>
-      <w:r>
-        <w:t>________________________________________________________________</w:t>
+      <w:pPr>
+        <w:spacing w:line="336" w:lineRule="auto" w:after="180"/>
+        <w:shd w:fill="F4F9FC"/>
+      </w:pPr>
+      <w:r>
+        <w:rPr>
+          <w:b w:val="0"/>
+        </w:rPr>
+        <w:t>2. The first real sensor reading is incorrectly discarded.</w:t>
       </w:r>
     </w:p>
     <w:p>
-      <w:r>
-        <w:t>________________________________________________________________</w:t>
+      <w:pPr>
+        <w:spacing w:line="336" w:lineRule="auto" w:after="180"/>
+        <w:shd w:fill="F4F9FC"/>
+      </w:pPr>
+      <w:r>
+        <w:rPr>
+          <w:b w:val="0"/>
+        </w:rPr>
+        <w:t xml:space="preserve">3. We can decide the result without examining the changed </w:t>
+      </w:r>
+      <w:r>
+        <w:rPr>
+          <w:b/>
+        </w:rPr>
+        <w:t>input</w:t>
+      </w:r>
+      <w:r>
+        <w:rPr>
+          <w:b w:val="0"/>
+        </w:rPr>
+        <w:t xml:space="preserve"> or the procedure.</w:t>
       </w:r>
     </w:p>
     <w:p>
-      <w:r>
-        <w:t>Hint if needed: Use the changed condition and the deciding step in the pictorial trace. The answer must say what follows from those facts.</w:t>
+      <w:pPr>
+        <w:pStyle w:val="Heading3"/>
+      </w:pPr>
+      <w:r>
+        <w:t>My selected conclusion, deciding fact and explanation</w:t>
       </w:r>
     </w:p>
     <w:p>
       <w:r>
-        <w:t>After your attempt, compare with the supported explanation: The first real sensor reading is incorrectly discarded. Its numeric value is 0, but its position is real according to the declared length.</w:t>
+        <w:t>________________________________________________________________</w:t>
       </w:r>
     </w:p>
     <w:p>
-      <w:pPr>
-        <w:pStyle w:val="Heading3"/>
-      </w:pPr>
-      <w:r>
-        <w:t>Repair a missing building block</w:t>
+      <w:r>
+        <w:t>________________________________________________________________</w:t>
       </w:r>
     </w:p>
     <w:p>
       <w:r>
-        <w:t>Review Augmentation and leakage (ai-5/24). Goal: Check whether a transformation preserves the task label. Short practice: How many independent source groups are in the final test? Point to the relevant step in the picture, then write the changed result and the rule or evidence that supports it.. Return to this week and explain what you changed.</w:t>
+        <w:t>________________________________________________________________</w:t>
       </w:r>
     </w:p>
     <w:p>
       <w:r>
-        <w:t>Review Pooling and spatial information (ai-5/22). Goal: Compute max and mean pooling under an explicit window rule. Short practice: Can the max map reveal where the 4 originally appeared? Point to the relevant step in the picture, then write the changed result and the rule or evidence that supports it.. Return to this week and explain what you changed.</w:t>
+        <w:t>________________________________________________________________</w:t>
       </w:r>
     </w:p>
     <w:p>
       <w:r>
-        <w:t>Review Learned representations (ai-5/19). Goal: Trace an input through a hidden representation and a decision rule. Short practice: Why can no deterministic head using only the sum classify both correctly? Point to the relevant step in the picture, then write the changed result and the rule or evidence that supports it.. Return to this week and explain what you changed.</w:t>
+        <w:t>________________________________________________________________</w:t>
       </w:r>
     </w:p>
     <w:p>
@@ -1316,12 +2158,19 @@
         <w:pStyle w:val="Heading3"/>
       </w:pPr>
       <w:r>
-        <w:t>Predict, run and debug</w:t>
+        <w:t>Hint · try first</w:t>
       </w:r>
     </w:p>
     <w:p>
-      <w:r>
-        <w:t>The browser lab lets you edit the supported Python examples already included in this lesson. Predict first, run, inspect the actual output or error, change one input, then run again. Keep code, predictions, actual results and a reasoned revision together. On paper, label your result as a trace rather than an execution.</w:t>
+      <w:pPr>
+        <w:spacing w:line="336" w:lineRule="auto" w:after="180"/>
+        <w:shd w:fill="F1F6F8"/>
+      </w:pPr>
+      <w:r>
+        <w:rPr>
+          <w:b w:val="0"/>
+        </w:rPr>
+        <w:t>Hint if needed: Use the changed condition and the deciding step in the pictorial trace. The answer must say what follows from those facts.</w:t>
       </w:r>
     </w:p>
     <w:p>
@@ -1329,12 +2178,19 @@
         <w:pStyle w:val="Heading3"/>
       </w:pPr>
       <w:r>
-        <w:t>Keep your completed work</w:t>
+        <w:t>Feedback · compare after trying</w:t>
       </w:r>
     </w:p>
     <w:p>
-      <w:r>
-        <w:t>Use Download completed work in the hosted lesson to export your answers, reflections, practice feedback and code-run evidence. Open the HTML copy to read or print it. Drafts stay in this browser when storage is available; clear drafts on a shared device.</w:t>
+      <w:pPr>
+        <w:spacing w:line="336" w:lineRule="auto" w:after="180"/>
+        <w:shd w:fill="F1F6FC"/>
+      </w:pPr>
+      <w:r>
+        <w:rPr>
+          <w:b w:val="0"/>
+        </w:rPr>
+        <w:t>After your attempt, compare with the supported explanation: The first real sensor reading is incorrectly discarded. Its numeric value is 0, but its position is real according to the declared length.</w:t>
       </w:r>
     </w:p>
     <w:p>
@@ -1342,12 +2198,1196 @@
         <w:pStyle w:val="Heading3"/>
       </w:pPr>
       <w:r>
-        <w:t>What I repaired, the evidence I kept and the next test</w:t>
+        <w:t>Repair a missing building block</w:t>
       </w:r>
     </w:p>
     <w:p>
+      <w:pPr>
+        <w:spacing w:line="336" w:lineRule="auto" w:after="180"/>
+      </w:pPr>
+      <w:r>
+        <w:rPr>
+          <w:b w:val="0"/>
+        </w:rPr>
+        <w:t>Review Augmentation and leakage (ai-5/24). Goal: Check whether a transformation preserves the task label. Short practice: How many independent source groups are in the final test?</w:t>
+      </w:r>
+    </w:p>
+    <w:p>
+      <w:pPr>
+        <w:spacing w:line="336" w:lineRule="auto" w:after="180"/>
+      </w:pPr>
+      <w:r>
+        <w:rPr>
+          <w:b w:val="0"/>
+        </w:rPr>
+        <w:t xml:space="preserve">Point to the relevant step in the picture, then write the changed result and the rule or </w:t>
+      </w:r>
+      <w:r>
+        <w:rPr>
+          <w:b/>
+        </w:rPr>
+        <w:t>evidence</w:t>
+      </w:r>
+      <w:r>
+        <w:rPr>
+          <w:b w:val="0"/>
+        </w:rPr>
+        <w:t xml:space="preserve"> that supports it.. Return to this week and explain what you changed.</w:t>
+      </w:r>
+    </w:p>
+    <w:p>
+      <w:pPr>
+        <w:spacing w:line="336" w:lineRule="auto" w:after="180"/>
+      </w:pPr>
+      <w:r>
+        <w:rPr>
+          <w:b w:val="0"/>
+        </w:rPr>
+        <w:t>Review Pooling and spatial information (ai-5/22). Goal: Compute max and mean pooling under an explicit window rule. Short practice: Can the max map reveal where the 4 originally appeared?</w:t>
+      </w:r>
+    </w:p>
+    <w:p>
+      <w:pPr>
+        <w:spacing w:line="336" w:lineRule="auto" w:after="180"/>
+      </w:pPr>
+      <w:r>
+        <w:rPr>
+          <w:b w:val="0"/>
+        </w:rPr>
+        <w:t xml:space="preserve">Point to the relevant step in the picture, then write the changed result and the rule or </w:t>
+      </w:r>
+      <w:r>
+        <w:rPr>
+          <w:b/>
+        </w:rPr>
+        <w:t>evidence</w:t>
+      </w:r>
+      <w:r>
+        <w:rPr>
+          <w:b w:val="0"/>
+        </w:rPr>
+        <w:t xml:space="preserve"> that supports it.. Return to this week and explain what you changed.</w:t>
+      </w:r>
+    </w:p>
+    <w:p>
+      <w:pPr>
+        <w:spacing w:line="336" w:lineRule="auto" w:after="180"/>
+      </w:pPr>
+      <w:r>
+        <w:rPr>
+          <w:b w:val="0"/>
+        </w:rPr>
+        <w:t xml:space="preserve">Review Learned representations (ai-5/19). Goal: Trace an </w:t>
+      </w:r>
+      <w:r>
+        <w:rPr>
+          <w:b/>
+        </w:rPr>
+        <w:t>input</w:t>
+      </w:r>
+      <w:r>
+        <w:rPr>
+          <w:b w:val="0"/>
+        </w:rPr>
+        <w:t xml:space="preserve"> through a hidden representation and a decision rule. Short practice: Why can no deterministic head using only the sum classify both correctly?</w:t>
+      </w:r>
+    </w:p>
+    <w:p>
+      <w:pPr>
+        <w:spacing w:line="336" w:lineRule="auto" w:after="180"/>
+      </w:pPr>
+      <w:r>
+        <w:rPr>
+          <w:b w:val="0"/>
+        </w:rPr>
+        <w:t xml:space="preserve">Point to the relevant step in the picture, then write the changed result and the rule or </w:t>
+      </w:r>
+      <w:r>
+        <w:rPr>
+          <w:b/>
+        </w:rPr>
+        <w:t>evidence</w:t>
+      </w:r>
+      <w:r>
+        <w:rPr>
+          <w:b w:val="0"/>
+        </w:rPr>
+        <w:t xml:space="preserve"> that supports it.. Return to this week and explain what you changed.</w:t>
+      </w:r>
+    </w:p>
+    <w:p>
+      <w:pPr>
+        <w:pStyle w:val="Heading3"/>
+      </w:pPr>
+      <w:r>
+        <w:t>Predict, run and debug</w:t>
+      </w:r>
+    </w:p>
+    <w:p>
+      <w:pPr>
+        <w:spacing w:line="336" w:lineRule="auto" w:after="180"/>
+      </w:pPr>
+      <w:r>
+        <w:rPr>
+          <w:b w:val="0"/>
+        </w:rPr>
+        <w:t xml:space="preserve">The browser lab lets you edit the supported Python examples already included in this lesson. Predict first, run, inspect the actual </w:t>
+      </w:r>
+      <w:r>
+        <w:rPr>
+          <w:b/>
+        </w:rPr>
+        <w:t>output</w:t>
+      </w:r>
+      <w:r>
+        <w:rPr>
+          <w:b w:val="0"/>
+        </w:rPr>
+        <w:t xml:space="preserve"> or error, change one </w:t>
+      </w:r>
+      <w:r>
+        <w:rPr>
+          <w:b/>
+        </w:rPr>
+        <w:t>input</w:t>
+      </w:r>
+      <w:r>
+        <w:rPr>
+          <w:b w:val="0"/>
+        </w:rPr>
+        <w:t>, then run again.</w:t>
+      </w:r>
+    </w:p>
+    <w:p>
+      <w:pPr>
+        <w:spacing w:line="336" w:lineRule="auto" w:after="180"/>
+      </w:pPr>
+      <w:r>
+        <w:rPr>
+          <w:b w:val="0"/>
+        </w:rPr>
+        <w:t xml:space="preserve">Keep code, </w:t>
+      </w:r>
+      <w:r>
+        <w:rPr>
+          <w:b/>
+        </w:rPr>
+        <w:t>prediction</w:t>
+      </w:r>
+      <w:r>
+        <w:rPr>
+          <w:b w:val="0"/>
+        </w:rPr>
+        <w:t>s, actual results and a reasoned revision together. On paper, label your result as a trace rather than an execution.</w:t>
+      </w:r>
+    </w:p>
+    <w:p>
+      <w:pPr>
+        <w:pStyle w:val="Heading3"/>
+      </w:pPr>
+      <w:r>
+        <w:t>Keep your completed work</w:t>
+      </w:r>
+    </w:p>
+    <w:p>
+      <w:pPr>
+        <w:spacing w:line="336" w:lineRule="auto" w:after="180"/>
+      </w:pPr>
+      <w:r>
+        <w:rPr>
+          <w:b w:val="0"/>
+        </w:rPr>
+        <w:t xml:space="preserve">Use Download completed work in the hosted lesson to export your answers, reflections, practice feedback and code-run </w:t>
+      </w:r>
+      <w:r>
+        <w:rPr>
+          <w:b/>
+        </w:rPr>
+        <w:t>evidence</w:t>
+      </w:r>
+      <w:r>
+        <w:rPr>
+          <w:b w:val="0"/>
+        </w:rPr>
+        <w:t>. Open the HTML copy to read or print it.</w:t>
+      </w:r>
+    </w:p>
+    <w:p>
+      <w:pPr>
+        <w:spacing w:line="336" w:lineRule="auto" w:after="180"/>
+      </w:pPr>
+      <w:r>
+        <w:rPr>
+          <w:b w:val="0"/>
+        </w:rPr>
+        <w:t>Drafts stay in this browser when storage is available; clear drafts on a shared device.</w:t>
+      </w:r>
+    </w:p>
+    <w:p>
+      <w:pPr>
+        <w:pStyle w:val="Heading3"/>
+      </w:pPr>
+      <w:r>
+        <w:t>What I repaired, the evidence I kept and the next test</w:t>
+      </w:r>
+    </w:p>
+    <w:p>
       <w:r>
         <w:t>________________________________________________________________</w:t>
+      </w:r>
+    </w:p>
+    <w:p>
+      <w:r>
+        <w:t>________________________________________________________________</w:t>
+      </w:r>
+    </w:p>
+    <w:p>
+      <w:r>
+        <w:t>________________________________________________________________</w:t>
+      </w:r>
+    </w:p>
+    <w:p>
+      <w:r>
+        <w:t>________________________________________________________________</w:t>
+      </w:r>
+    </w:p>
+    <w:p>
+      <w:r>
+        <w:t>________________________________________________________________</w:t>
+      </w:r>
+    </w:p>
+    <w:p>
+      <w:pPr>
+        <w:pStyle w:val="Heading1"/>
+      </w:pPr>
+      <w:r>
+        <w:t>15. Visual concept journey</w:t>
+      </w:r>
+    </w:p>
+    <w:p>
+      <w:r>
+        <w:t>Explain each Sequence representations picture from its labels, then record a relevant limit.</w:t>
+      </w:r>
+    </w:p>
+    <w:p>
+      <w:pPr>
+        <w:pStyle w:val="Heading3"/>
+      </w:pPr>
+      <w:r>
+        <w:t>01. Sequence representations: the case</w:t>
+      </w:r>
+    </w:p>
+    <w:p>
+      <w:r>
+        <w:drawing>
+          <wp:inline xmlns:a="http://schemas.openxmlformats.org/drawingml/2006/main" xmlns:pic="http://schemas.openxmlformats.org/drawingml/2006/picture">
+            <wp:extent cx="5486400" cy="2990088"/>
+            <wp:docPr id="2" name="Picture 2" descr="Distinguish padding positions from meaningful zero sensor readings. Supplied facts: Toy tokensPAD0, UNK1, LEFT2, RIGHT3; stored length4. SequenceLEFT RIGHT encodes [2, 3, 0, 0], mask [1, 1, 0, 0]. All inputs and outcomes in this worked example are invented classroom data; no real model run is claimed."/>
+            <wp:cNvGraphicFramePr>
+              <a:graphicFrameLocks noChangeAspect="1"/>
+            </wp:cNvGraphicFramePr>
+            <a:graphic>
+              <a:graphicData uri="http://schemas.openxmlformats.org/drawingml/2006/picture">
+                <pic:pic>
+                  <pic:nvPicPr>
+                    <pic:cNvPr id="0" name="academy-story-ai-5-25-01.png"/>
+                    <pic:cNvPicPr/>
+                  </pic:nvPicPr>
+                  <pic:blipFill>
+                    <a:blip r:embed="rId10"/>
+                    <a:stretch>
+                      <a:fillRect/>
+                    </a:stretch>
+                  </pic:blipFill>
+                  <pic:spPr>
+                    <a:xfrm>
+                      <a:off x="0" y="0"/>
+                      <a:ext cx="5486400" cy="2990088"/>
+                    </a:xfrm>
+                    <a:prstGeom prst="rect"/>
+                  </pic:spPr>
+                </pic:pic>
+              </a:graphicData>
+            </a:graphic>
+          </wp:inline>
+        </w:drawing>
+      </w:r>
+    </w:p>
+    <w:p>
+      <w:pPr>
+        <w:spacing w:line="336" w:lineRule="auto" w:after="180"/>
+      </w:pPr>
+      <w:r>
+        <w:rPr>
+          <w:b w:val="0"/>
+        </w:rPr>
+        <w:t xml:space="preserve">Distinguish </w:t>
+      </w:r>
+      <w:r>
+        <w:rPr>
+          <w:b/>
+        </w:rPr>
+        <w:t>padding</w:t>
+      </w:r>
+      <w:r>
+        <w:rPr>
+          <w:b w:val="0"/>
+        </w:rPr>
+        <w:t xml:space="preserve"> positions from meaningful zero sensor readings. Supplied facts: Toy tokensPAD0, UNK1, LEFT2, RIGHT3; stored length4. </w:t>
+      </w:r>
+      <w:r>
+        <w:rPr>
+          <w:b/>
+        </w:rPr>
+        <w:t>Sequence</w:t>
+      </w:r>
+      <w:r>
+        <w:rPr>
+          <w:b w:val="0"/>
+        </w:rPr>
+        <w:t xml:space="preserve">LEFT RIGHT encodes [2, 3, 0, 0], </w:t>
+      </w:r>
+      <w:r>
+        <w:rPr>
+          <w:b/>
+        </w:rPr>
+        <w:t>mask</w:t>
+      </w:r>
+      <w:r>
+        <w:rPr>
+          <w:b w:val="0"/>
+        </w:rPr>
+        <w:t xml:space="preserve"> [1, 1, 0, 0].</w:t>
+      </w:r>
+    </w:p>
+    <w:p>
+      <w:pPr>
+        <w:spacing w:line="336" w:lineRule="auto" w:after="180"/>
+      </w:pPr>
+      <w:r>
+        <w:rPr>
+          <w:b w:val="0"/>
+        </w:rPr>
+        <w:t xml:space="preserve">All </w:t>
+      </w:r>
+      <w:r>
+        <w:rPr>
+          <w:b/>
+        </w:rPr>
+        <w:t>input</w:t>
+      </w:r>
+      <w:r>
+        <w:rPr>
+          <w:b w:val="0"/>
+        </w:rPr>
+        <w:t>s and outcomes in this worked example are invented classroom data; no real model run is claimed.</w:t>
+      </w:r>
+    </w:p>
+    <w:p>
+      <w:pPr>
+        <w:spacing w:line="336" w:lineRule="auto" w:after="180"/>
+        <w:shd w:fill="F5F1FB"/>
+      </w:pPr>
+      <w:r>
+        <w:rPr>
+          <w:b w:val="0"/>
+        </w:rPr>
+        <w:t>Point to the given fact that matters most. Explain why it matters.</w:t>
+      </w:r>
+    </w:p>
+    <w:p>
+      <w:pPr>
+        <w:pStyle w:val="Heading3"/>
+      </w:pPr>
+      <w:r>
+        <w:t>My picture explanation, deciding evidence and one limit</w:t>
+      </w:r>
+    </w:p>
+    <w:p>
+      <w:r>
+        <w:t>________________________________________________________________</w:t>
+      </w:r>
+    </w:p>
+    <w:p>
+      <w:r>
+        <w:t>________________________________________________________________</w:t>
+      </w:r>
+    </w:p>
+    <w:p>
+      <w:r>
+        <w:t>________________________________________________________________</w:t>
+      </w:r>
+    </w:p>
+    <w:p>
+      <w:r>
+        <w:t>________________________________________________________________</w:t>
+      </w:r>
+    </w:p>
+    <w:p>
+      <w:pPr>
+        <w:pStyle w:val="Heading3"/>
+      </w:pPr>
+      <w:r>
+        <w:t>02. Follow the deciding steps</w:t>
+      </w:r>
+    </w:p>
+    <w:p>
+      <w:r>
+        <w:drawing>
+          <wp:inline xmlns:a="http://schemas.openxmlformats.org/drawingml/2006/main" xmlns:pic="http://schemas.openxmlformats.org/drawingml/2006/picture">
+            <wp:extent cx="5486400" cy="3337560"/>
+            <wp:docPr id="3" name="Picture 3" descr="Encode real tokens: LEFT and RIGHT occupy positions0 and 1. → Mark padding: Positions2 and 3 are storage padding; mask marks them 0. → Compare sensor example: Readings [0, 4, 0, 0] with real length 2 use mask [1, 1, 0, 0]; the first zero is a real measurement."/>
+            <wp:cNvGraphicFramePr>
+              <a:graphicFrameLocks noChangeAspect="1"/>
+            </wp:cNvGraphicFramePr>
+            <a:graphic>
+              <a:graphicData uri="http://schemas.openxmlformats.org/drawingml/2006/picture">
+                <pic:pic>
+                  <pic:nvPicPr>
+                    <pic:cNvPr id="0" name="academy-story-ai-5-25-02.png"/>
+                    <pic:cNvPicPr/>
+                  </pic:nvPicPr>
+                  <pic:blipFill>
+                    <a:blip r:embed="rId11"/>
+                    <a:stretch>
+                      <a:fillRect/>
+                    </a:stretch>
+                  </pic:blipFill>
+                  <pic:spPr>
+                    <a:xfrm>
+                      <a:off x="0" y="0"/>
+                      <a:ext cx="5486400" cy="3337560"/>
+                    </a:xfrm>
+                    <a:prstGeom prst="rect"/>
+                  </pic:spPr>
+                </pic:pic>
+              </a:graphicData>
+            </a:graphic>
+          </wp:inline>
+        </w:drawing>
+      </w:r>
+    </w:p>
+    <w:p>
+      <w:pPr>
+        <w:spacing w:line="336" w:lineRule="auto" w:after="180"/>
+      </w:pPr>
+      <w:r>
+        <w:rPr>
+          <w:b w:val="0"/>
+        </w:rPr>
+        <w:t xml:space="preserve">Encode real tokens: LEFT and RIGHT occupy positions0 and 1. → Mark </w:t>
+      </w:r>
+      <w:r>
+        <w:rPr>
+          <w:b/>
+        </w:rPr>
+        <w:t>padding</w:t>
+      </w:r>
+      <w:r>
+        <w:rPr>
+          <w:b w:val="0"/>
+        </w:rPr>
+        <w:t xml:space="preserve">: Positions2 and 3 are storage </w:t>
+      </w:r>
+      <w:r>
+        <w:rPr>
+          <w:b/>
+        </w:rPr>
+        <w:t>padding</w:t>
+      </w:r>
+      <w:r>
+        <w:rPr>
+          <w:b w:val="0"/>
+        </w:rPr>
+        <w:t xml:space="preserve">; </w:t>
+      </w:r>
+      <w:r>
+        <w:rPr>
+          <w:b/>
+        </w:rPr>
+        <w:t>mask</w:t>
+      </w:r>
+      <w:r>
+        <w:rPr>
+          <w:b w:val="0"/>
+        </w:rPr>
+        <w:t xml:space="preserve"> marks them 0. → Compare sensor example: Readings [0, 4, 0, 0] with real length 2 use </w:t>
+      </w:r>
+      <w:r>
+        <w:rPr>
+          <w:b/>
+        </w:rPr>
+        <w:t>mask</w:t>
+      </w:r>
+      <w:r>
+        <w:rPr>
+          <w:b w:val="0"/>
+        </w:rPr>
+        <w:t xml:space="preserve"> [1, 1, 0, 0]; the first zero is a real measurement.</w:t>
+      </w:r>
+    </w:p>
+    <w:p>
+      <w:pPr>
+        <w:spacing w:line="336" w:lineRule="auto" w:after="180"/>
+        <w:shd w:fill="F5F1FB"/>
+      </w:pPr>
+      <w:r>
+        <w:rPr>
+          <w:b w:val="0"/>
+        </w:rPr>
+        <w:t xml:space="preserve">Point to each numbered stage and explain which recorded </w:t>
+      </w:r>
+      <w:r>
+        <w:rPr>
+          <w:b/>
+        </w:rPr>
+        <w:t>input</w:t>
+      </w:r>
+      <w:r>
+        <w:rPr>
+          <w:b w:val="0"/>
+        </w:rPr>
+        <w:t xml:space="preserve"> it uses.</w:t>
+      </w:r>
+    </w:p>
+    <w:p>
+      <w:pPr>
+        <w:pStyle w:val="Heading3"/>
+      </w:pPr>
+      <w:r>
+        <w:t>My picture explanation, deciding evidence and one limit</w:t>
+      </w:r>
+    </w:p>
+    <w:p>
+      <w:r>
+        <w:t>________________________________________________________________</w:t>
+      </w:r>
+    </w:p>
+    <w:p>
+      <w:r>
+        <w:t>________________________________________________________________</w:t>
+      </w:r>
+    </w:p>
+    <w:p>
+      <w:r>
+        <w:t>________________________________________________________________</w:t>
+      </w:r>
+    </w:p>
+    <w:p>
+      <w:r>
+        <w:t>________________________________________________________________</w:t>
+      </w:r>
+    </w:p>
+    <w:p>
+      <w:pPr>
+        <w:pStyle w:val="Heading3"/>
+      </w:pPr>
+      <w:r>
+        <w:t>03. A padded log still has two real events</w:t>
+      </w:r>
+    </w:p>
+    <w:p>
+      <w:r>
+        <w:drawing>
+          <wp:inline xmlns:a="http://schemas.openxmlformats.org/drawingml/2006/main" xmlns:pic="http://schemas.openxmlformats.org/drawingml/2006/picture">
+            <wp:extent cx="5486400" cy="3063240"/>
+            <wp:docPr id="4" name="Picture 4" descr="A padded log still has two real events. 0 | 2 meaning GO | 1 real. 1 | 4 meaning STOP | 1 real. 2 | 0 meaning PAD | 0 placeholder. 3 | 0 meaning PAD | 0 placeholder"/>
+            <wp:cNvGraphicFramePr>
+              <a:graphicFrameLocks noChangeAspect="1"/>
+            </wp:cNvGraphicFramePr>
+            <a:graphic>
+              <a:graphicData uri="http://schemas.openxmlformats.org/drawingml/2006/picture">
+                <pic:pic>
+                  <pic:nvPicPr>
+                    <pic:cNvPr id="0" name="academy-story-ai-5-25-03.png"/>
+                    <pic:cNvPicPr/>
+                  </pic:nvPicPr>
+                  <pic:blipFill>
+                    <a:blip r:embed="rId12"/>
+                    <a:stretch>
+                      <a:fillRect/>
+                    </a:stretch>
+                  </pic:blipFill>
+                  <pic:spPr>
+                    <a:xfrm>
+                      <a:off x="0" y="0"/>
+                      <a:ext cx="5486400" cy="3063240"/>
+                    </a:xfrm>
+                    <a:prstGeom prst="rect"/>
+                  </pic:spPr>
+                </pic:pic>
+              </a:graphicData>
+            </a:graphic>
+          </wp:inline>
+        </w:drawing>
+      </w:r>
+    </w:p>
+    <w:p>
+      <w:pPr>
+        <w:spacing w:line="336" w:lineRule="auto" w:after="180"/>
+      </w:pPr>
+      <w:r>
+        <w:rPr>
+          <w:b w:val="0"/>
+        </w:rPr>
+        <w:t>A padded log still has two real events. 0 | 2 meaning GO | 1 real. 1 | 4 meaning STOP | 1 real. 2 | 0 meaning PAD | 0 placeholder. 3 | 0 meaning PAD | 0 placeholder</w:t>
+      </w:r>
+    </w:p>
+    <w:p>
+      <w:pPr>
+        <w:spacing w:line="336" w:lineRule="auto" w:after="180"/>
+        <w:shd w:fill="F5F1FB"/>
+      </w:pPr>
+      <w:r>
+        <w:rPr>
+          <w:b w:val="0"/>
+        </w:rPr>
+        <w:t>Read the labels and values. Explain the relationship the model shows.</w:t>
+      </w:r>
+    </w:p>
+    <w:p>
+      <w:pPr>
+        <w:pStyle w:val="Heading3"/>
+      </w:pPr>
+      <w:r>
+        <w:t>My picture explanation, deciding evidence and one limit</w:t>
+      </w:r>
+    </w:p>
+    <w:p>
+      <w:r>
+        <w:t>________________________________________________________________</w:t>
+      </w:r>
+    </w:p>
+    <w:p>
+      <w:r>
+        <w:t>________________________________________________________________</w:t>
+      </w:r>
+    </w:p>
+    <w:p>
+      <w:r>
+        <w:t>________________________________________________________________</w:t>
+      </w:r>
+    </w:p>
+    <w:p>
+      <w:r>
+        <w:t>________________________________________________________________</w:t>
+      </w:r>
+    </w:p>
+    <w:p>
+      <w:pPr>
+        <w:pStyle w:val="Heading3"/>
+      </w:pPr>
+      <w:r>
+        <w:t>04. Change one thing. Trace what follows.</w:t>
+      </w:r>
+    </w:p>
+    <w:p>
+      <w:r>
+        <w:drawing>
+          <wp:inline xmlns:a="http://schemas.openxmlformats.org/drawingml/2006/main" xmlns:pic="http://schemas.openxmlformats.org/drawingml/2006/picture">
+            <wp:extent cx="5486400" cy="3041904"/>
+            <wp:docPr id="5" name="Picture 5" descr="Original case: Readings [0, 4, 0, 0] with real length 2 use mask [1, 1, 0, 0]; the first zero is a real measurement. Changed condition: A missing sequence length causes every numeric0 to be treated as padding in the sensor example. Expected result: The first real sensor reading is incorrectly discarded. Reason: Its numeric value is 0, but its position is real according to the declared length."/>
+            <wp:cNvGraphicFramePr>
+              <a:graphicFrameLocks noChangeAspect="1"/>
+            </wp:cNvGraphicFramePr>
+            <a:graphic>
+              <a:graphicData uri="http://schemas.openxmlformats.org/drawingml/2006/picture">
+                <pic:pic>
+                  <pic:nvPicPr>
+                    <pic:cNvPr id="0" name="academy-story-ai-5-25-04.png"/>
+                    <pic:cNvPicPr/>
+                  </pic:nvPicPr>
+                  <pic:blipFill>
+                    <a:blip r:embed="rId13"/>
+                    <a:stretch>
+                      <a:fillRect/>
+                    </a:stretch>
+                  </pic:blipFill>
+                  <pic:spPr>
+                    <a:xfrm>
+                      <a:off x="0" y="0"/>
+                      <a:ext cx="5486400" cy="3041904"/>
+                    </a:xfrm>
+                    <a:prstGeom prst="rect"/>
+                  </pic:spPr>
+                </pic:pic>
+              </a:graphicData>
+            </a:graphic>
+          </wp:inline>
+        </w:drawing>
+      </w:r>
+    </w:p>
+    <w:p>
+      <w:pPr>
+        <w:spacing w:line="336" w:lineRule="auto" w:after="180"/>
+      </w:pPr>
+      <w:r>
+        <w:rPr>
+          <w:b w:val="0"/>
+        </w:rPr>
+        <w:t xml:space="preserve">Original case: Readings [0, 4, 0, 0] with real length 2 use </w:t>
+      </w:r>
+      <w:r>
+        <w:rPr>
+          <w:b/>
+        </w:rPr>
+        <w:t>mask</w:t>
+      </w:r>
+      <w:r>
+        <w:rPr>
+          <w:b w:val="0"/>
+        </w:rPr>
+        <w:t xml:space="preserve"> [1, 1, 0, 0]; the first zero is a real measurement.</w:t>
+      </w:r>
+    </w:p>
+    <w:p>
+      <w:pPr>
+        <w:spacing w:line="336" w:lineRule="auto" w:after="180"/>
+      </w:pPr>
+      <w:r>
+        <w:rPr>
+          <w:b w:val="0"/>
+        </w:rPr>
+        <w:t xml:space="preserve">Changed condition: A missing </w:t>
+      </w:r>
+      <w:r>
+        <w:rPr>
+          <w:b/>
+        </w:rPr>
+        <w:t>sequence</w:t>
+      </w:r>
+      <w:r>
+        <w:rPr>
+          <w:b w:val="0"/>
+        </w:rPr>
+        <w:t xml:space="preserve"> length causes every numeric0 to be treated as </w:t>
+      </w:r>
+      <w:r>
+        <w:rPr>
+          <w:b/>
+        </w:rPr>
+        <w:t>padding</w:t>
+      </w:r>
+      <w:r>
+        <w:rPr>
+          <w:b w:val="0"/>
+        </w:rPr>
+        <w:t xml:space="preserve"> in the sensor example. Expected result: The first real sensor reading is incorrectly discarded.</w:t>
+      </w:r>
+    </w:p>
+    <w:p>
+      <w:pPr>
+        <w:spacing w:line="336" w:lineRule="auto" w:after="180"/>
+      </w:pPr>
+      <w:r>
+        <w:rPr>
+          <w:b w:val="0"/>
+        </w:rPr>
+        <w:t>Reason: Its numeric value is 0, but its position is real according to the declared length.</w:t>
+      </w:r>
+    </w:p>
+    <w:p>
+      <w:pPr>
+        <w:spacing w:line="336" w:lineRule="auto" w:after="180"/>
+        <w:shd w:fill="F5F1FB"/>
+      </w:pPr>
+      <w:r>
+        <w:rPr>
+          <w:b w:val="0"/>
+        </w:rPr>
+        <w:t>Predict before checking the worked changed-case result. Name what changed and what the supplied facts allow you to conclude.</w:t>
+      </w:r>
+    </w:p>
+    <w:p>
+      <w:pPr>
+        <w:pStyle w:val="Heading3"/>
+      </w:pPr>
+      <w:r>
+        <w:t>My picture explanation, deciding evidence and one limit</w:t>
+      </w:r>
+    </w:p>
+    <w:p>
+      <w:r>
+        <w:t>________________________________________________________________</w:t>
+      </w:r>
+    </w:p>
+    <w:p>
+      <w:r>
+        <w:t>________________________________________________________________</w:t>
+      </w:r>
+    </w:p>
+    <w:p>
+      <w:r>
+        <w:t>________________________________________________________________</w:t>
+      </w:r>
+    </w:p>
+    <w:p>
+      <w:r>
+        <w:t>________________________________________________________________</w:t>
+      </w:r>
+    </w:p>
+    <w:p>
+      <w:pPr>
+        <w:pStyle w:val="Heading3"/>
+      </w:pPr>
+      <w:r>
+        <w:t>05. Connect the explanation to its limit</w:t>
+      </w:r>
+    </w:p>
+    <w:p>
+      <w:r>
+        <w:drawing>
+          <wp:inline xmlns:a="http://schemas.openxmlformats.org/drawingml/2006/main" xmlns:pic="http://schemas.openxmlformats.org/drawingml/2006/picture">
+            <wp:extent cx="5486400" cy="2834640"/>
+            <wp:docPr id="6" name="Picture 6" descr="Sequence values and sequence length are separate information. Padding fills unused storage positions so arrays can share a size; a mask marks which positions are real. A real sensor reading can be zero, just like a padding value. Keep the length or mask rather than inferring presence from the number alone. Token IDs are identifiers, not measured magnitudes. Limit: Token padding rules need not apply to sensor values. Document sequence lengths, vocabulary and unknown-token handling."/>
+            <wp:cNvGraphicFramePr>
+              <a:graphicFrameLocks noChangeAspect="1"/>
+            </wp:cNvGraphicFramePr>
+            <a:graphic>
+              <a:graphicData uri="http://schemas.openxmlformats.org/drawingml/2006/picture">
+                <pic:pic>
+                  <pic:nvPicPr>
+                    <pic:cNvPr id="0" name="academy-story-ai-5-25-05.png"/>
+                    <pic:cNvPicPr/>
+                  </pic:nvPicPr>
+                  <pic:blipFill>
+                    <a:blip r:embed="rId14"/>
+                    <a:stretch>
+                      <a:fillRect/>
+                    </a:stretch>
+                  </pic:blipFill>
+                  <pic:spPr>
+                    <a:xfrm>
+                      <a:off x="0" y="0"/>
+                      <a:ext cx="5486400" cy="2834640"/>
+                    </a:xfrm>
+                    <a:prstGeom prst="rect"/>
+                  </pic:spPr>
+                </pic:pic>
+              </a:graphicData>
+            </a:graphic>
+          </wp:inline>
+        </w:drawing>
+      </w:r>
+    </w:p>
+    <w:p>
+      <w:pPr>
+        <w:spacing w:line="336" w:lineRule="auto" w:after="180"/>
+      </w:pPr>
+      <w:r>
+        <w:rPr>
+          <w:b/>
+        </w:rPr>
+        <w:t>Sequence</w:t>
+      </w:r>
+      <w:r>
+        <w:rPr>
+          <w:b w:val="0"/>
+        </w:rPr>
+        <w:t xml:space="preserve"> values and </w:t>
+      </w:r>
+      <w:r>
+        <w:rPr>
+          <w:b/>
+        </w:rPr>
+        <w:t>sequence</w:t>
+      </w:r>
+      <w:r>
+        <w:rPr>
+          <w:b w:val="0"/>
+        </w:rPr>
+        <w:t xml:space="preserve"> length are separate information. </w:t>
+      </w:r>
+      <w:r>
+        <w:rPr>
+          <w:b/>
+        </w:rPr>
+        <w:t>Padding</w:t>
+      </w:r>
+      <w:r>
+        <w:rPr>
+          <w:b w:val="0"/>
+        </w:rPr>
+        <w:t xml:space="preserve"> fills unused storage positions so arrays can share a size; a </w:t>
+      </w:r>
+      <w:r>
+        <w:rPr>
+          <w:b/>
+        </w:rPr>
+        <w:t>mask</w:t>
+      </w:r>
+      <w:r>
+        <w:rPr>
+          <w:b w:val="0"/>
+        </w:rPr>
+        <w:t xml:space="preserve"> marks which positions are real.</w:t>
+      </w:r>
+    </w:p>
+    <w:p>
+      <w:pPr>
+        <w:spacing w:line="336" w:lineRule="auto" w:after="180"/>
+      </w:pPr>
+      <w:r>
+        <w:rPr>
+          <w:b w:val="0"/>
+        </w:rPr>
+        <w:t xml:space="preserve">A real sensor reading can be zero, just like a </w:t>
+      </w:r>
+      <w:r>
+        <w:rPr>
+          <w:b/>
+        </w:rPr>
+        <w:t>padding</w:t>
+      </w:r>
+      <w:r>
+        <w:rPr>
+          <w:b w:val="0"/>
+        </w:rPr>
+        <w:t xml:space="preserve"> value. Keep the length or </w:t>
+      </w:r>
+      <w:r>
+        <w:rPr>
+          <w:b/>
+        </w:rPr>
+        <w:t>mask</w:t>
+      </w:r>
+      <w:r>
+        <w:rPr>
+          <w:b w:val="0"/>
+        </w:rPr>
+        <w:t xml:space="preserve"> rather than inferring presence from the number alone. </w:t>
+      </w:r>
+      <w:r>
+        <w:rPr>
+          <w:b/>
+        </w:rPr>
+        <w:t>Token ID</w:t>
+      </w:r>
+      <w:r>
+        <w:rPr>
+          <w:b w:val="0"/>
+        </w:rPr>
+        <w:t>s are identifiers, not measured magnitudes.</w:t>
+      </w:r>
+    </w:p>
+    <w:p>
+      <w:pPr>
+        <w:spacing w:line="336" w:lineRule="auto" w:after="180"/>
+      </w:pPr>
+      <w:r>
+        <w:rPr>
+          <w:b w:val="0"/>
+        </w:rPr>
+        <w:t xml:space="preserve">Limit: Token </w:t>
+      </w:r>
+      <w:r>
+        <w:rPr>
+          <w:b/>
+        </w:rPr>
+        <w:t>padding</w:t>
+      </w:r>
+      <w:r>
+        <w:rPr>
+          <w:b w:val="0"/>
+        </w:rPr>
+        <w:t xml:space="preserve"> rules need not apply to sensor values. Document </w:t>
+      </w:r>
+      <w:r>
+        <w:rPr>
+          <w:b/>
+        </w:rPr>
+        <w:t>sequence</w:t>
+      </w:r>
+      <w:r>
+        <w:rPr>
+          <w:b w:val="0"/>
+        </w:rPr>
+        <w:t xml:space="preserve"> lengths, vocabulary and unknown-token handling.</w:t>
+      </w:r>
+    </w:p>
+    <w:p>
+      <w:pPr>
+        <w:spacing w:line="336" w:lineRule="auto" w:after="180"/>
+        <w:shd w:fill="F5F1FB"/>
+      </w:pPr>
+      <w:r>
+        <w:rPr>
+          <w:b w:val="0"/>
+        </w:rPr>
+        <w:t>Explain the case, then point to a limit on the claim.</w:t>
+      </w:r>
+    </w:p>
+    <w:p>
+      <w:pPr>
+        <w:pStyle w:val="Heading3"/>
+      </w:pPr>
+      <w:r>
+        <w:t>My picture explanation, deciding evidence and one limit</w:t>
+      </w:r>
+    </w:p>
+    <w:p>
+      <w:r>
+        <w:t>________________________________________________________________</w:t>
+      </w:r>
+    </w:p>
+    <w:p>
+      <w:r>
+        <w:t>________________________________________________________________</w:t>
+      </w:r>
+    </w:p>
+    <w:p>
+      <w:r>
+        <w:t>________________________________________________________________</w:t>
+      </w:r>
+    </w:p>
+    <w:p>
+      <w:r>
+        <w:t>________________________________________________________________</w:t>
+      </w:r>
+    </w:p>
+    <w:p>
+      <w:pPr>
+        <w:pStyle w:val="Heading3"/>
+      </w:pPr>
+      <w:r>
+        <w:t>06. Make the idea visible in your project</w:t>
+      </w:r>
+    </w:p>
+    <w:p>
+      <w:r>
+        <w:drawing>
+          <wp:inline xmlns:a="http://schemas.openxmlformats.org/drawingml/2006/main" xmlns:pic="http://schemas.openxmlformats.org/drawingml/2006/picture">
+            <wp:extent cx="5486400" cy="3681984"/>
+            <wp:docPr id="7" name="Picture 7" descr="For your Image-pattern Network Investigation, save the input, procedure, observed result and limitation of this check. Label this worked example as practice; use a different, previously unreviewed case when checking independent understanding. Draw your input, deciding step, result and limit. Supported question: Which record lets the program distinguish the first and last zeros? Point to the relevant step in the picture, then write the changed result and the rule or evidence that supports it."/>
+            <wp:cNvGraphicFramePr>
+              <a:graphicFrameLocks noChangeAspect="1"/>
+            </wp:cNvGraphicFramePr>
+            <a:graphic>
+              <a:graphicData uri="http://schemas.openxmlformats.org/drawingml/2006/picture">
+                <pic:pic>
+                  <pic:nvPicPr>
+                    <pic:cNvPr id="0" name="academy-story-ai-5-25-06.png"/>
+                    <pic:cNvPicPr/>
+                  </pic:nvPicPr>
+                  <pic:blipFill>
+                    <a:blip r:embed="rId15"/>
+                    <a:stretch>
+                      <a:fillRect/>
+                    </a:stretch>
+                  </pic:blipFill>
+                  <pic:spPr>
+                    <a:xfrm>
+                      <a:off x="0" y="0"/>
+                      <a:ext cx="5486400" cy="3681984"/>
+                    </a:xfrm>
+                    <a:prstGeom prst="rect"/>
+                  </pic:spPr>
+                </pic:pic>
+              </a:graphicData>
+            </a:graphic>
+          </wp:inline>
+        </w:drawing>
+      </w:r>
+    </w:p>
+    <w:p>
+      <w:pPr>
+        <w:spacing w:line="336" w:lineRule="auto" w:after="180"/>
+      </w:pPr>
+      <w:r>
+        <w:rPr>
+          <w:b w:val="0"/>
+        </w:rPr>
+        <w:t xml:space="preserve">For your Image-pattern Network Investigation, save the </w:t>
+      </w:r>
+      <w:r>
+        <w:rPr>
+          <w:b/>
+        </w:rPr>
+        <w:t>input</w:t>
+      </w:r>
+      <w:r>
+        <w:rPr>
+          <w:b w:val="0"/>
+        </w:rPr>
+        <w:t>, procedure, observed result and limitation of this check.</w:t>
+      </w:r>
+    </w:p>
+    <w:p>
+      <w:pPr>
+        <w:spacing w:line="336" w:lineRule="auto" w:after="180"/>
+      </w:pPr>
+      <w:r>
+        <w:rPr>
+          <w:b w:val="0"/>
+        </w:rPr>
+        <w:t xml:space="preserve">Label this worked example as practice; use a different, previously unreviewed case when checking independent understanding. Draw your </w:t>
+      </w:r>
+      <w:r>
+        <w:rPr>
+          <w:b/>
+        </w:rPr>
+        <w:t>input</w:t>
+      </w:r>
+      <w:r>
+        <w:rPr>
+          <w:b w:val="0"/>
+        </w:rPr>
+        <w:t>, deciding step, result and limit.</w:t>
+      </w:r>
+    </w:p>
+    <w:p>
+      <w:pPr>
+        <w:spacing w:line="336" w:lineRule="auto" w:after="180"/>
+      </w:pPr>
+      <w:r>
+        <w:rPr>
+          <w:b w:val="0"/>
+        </w:rPr>
+        <w:t xml:space="preserve">Supported question: Which record lets the program distinguish the first and last zeros? Point to the relevant step in the picture, then write the changed result and the rule or </w:t>
+      </w:r>
+      <w:r>
+        <w:rPr>
+          <w:b/>
+        </w:rPr>
+        <w:t>evidence</w:t>
+      </w:r>
+      <w:r>
+        <w:rPr>
+          <w:b w:val="0"/>
+        </w:rPr>
+        <w:t xml:space="preserve"> that supports it.</w:t>
+      </w:r>
+    </w:p>
+    <w:p>
+      <w:pPr>
+        <w:spacing w:line="336" w:lineRule="auto" w:after="180"/>
+        <w:shd w:fill="F5F1FB"/>
+      </w:pPr>
+      <w:r>
+        <w:rPr>
+          <w:b w:val="0"/>
+        </w:rPr>
+        <w:t xml:space="preserve">Draw your project trace and justify the deciding step using </w:t>
+      </w:r>
+      <w:r>
+        <w:rPr>
+          <w:b/>
+        </w:rPr>
+        <w:t>evidence</w:t>
+      </w:r>
+      <w:r>
+        <w:rPr>
+          <w:b w:val="0"/>
+        </w:rPr>
+        <w:t>.</w:t>
+      </w:r>
+    </w:p>
+    <w:p>
+      <w:pPr>
+        <w:pStyle w:val="Heading3"/>
+      </w:pPr>
+      <w:r>
+        <w:t>My picture explanation, deciding evidence and one limit</w:t>
       </w:r>
     </w:p>
     <w:p>

--- a/downloads/workbook/ai-5-week-25.docx
+++ b/downloads/workbook/ai-5-week-25.docx
@@ -168,6 +168,288 @@
     <w:p>
       <w:r>
         <w:t>________________________________________________________________</w:t>
+      </w:r>
+    </w:p>
+    <w:p>
+      <w:pPr>
+        <w:pStyle w:val="Heading3"/>
+      </w:pPr>
+      <w:r>
+        <w:t>Lesson reference for workbook practice</w:t>
+      </w:r>
+    </w:p>
+    <w:p>
+      <w:pPr>
+        <w:spacing w:line="336" w:lineRule="auto" w:after="180"/>
+        <w:shd w:fill="F1F6F8"/>
+      </w:pPr>
+      <w:r>
+        <w:rPr>
+          <w:b w:val="0"/>
+        </w:rPr>
+        <w:t>Use this reference for the original W1–W3 and W5 exercises. The separately named independent case supplies its own changed facts; use those facts for that attempt before feedback.</w:t>
+      </w:r>
+    </w:p>
+    <w:p>
+      <w:pPr>
+        <w:spacing w:line="336" w:lineRule="auto" w:after="180"/>
+      </w:pPr>
+      <w:r>
+        <w:rPr>
+          <w:b w:val="0"/>
+        </w:rPr>
+        <w:t>Use fictional robot event logs whose symbols are GO, TURN and STOP. The task asks whether the final real event is STOP. This is a representation exercise, not a claim that an event log proves a robot is safe.</w:t>
+      </w:r>
+    </w:p>
+    <w:p>
+      <w:pPr>
+        <w:spacing w:line="336" w:lineRule="auto" w:after="180"/>
+      </w:pPr>
+      <w:r>
+        <w:rPr>
+          <w:b w:val="0"/>
+        </w:rPr>
+        <w:t>GO then STOP and STOP then GO contain the same symbols but have different final events.</w:t>
+      </w:r>
+    </w:p>
+    <w:tbl>
+      <w:tblPr>
+        <w:tblStyle w:val="LightShading-Accent1"/>
+        <w:tblW w:type="auto" w:w="0"/>
+        <w:tblLook w:firstColumn="1" w:firstRow="1" w:lastColumn="0" w:lastRow="0" w:noHBand="0" w:noVBand="1" w:val="04A0"/>
+      </w:tblPr>
+      <w:tblGrid>
+        <w:gridCol w:w="2556"/>
+        <w:gridCol w:w="2556"/>
+        <w:gridCol w:w="2556"/>
+        <w:gridCol w:w="2556"/>
+      </w:tblGrid>
+      <w:tr>
+        <w:trPr>
+          <w:tblHeader/>
+        </w:trPr>
+        <w:tc>
+          <w:tcPr>
+            <w:tcW w:type="dxa" w:w="2556"/>
+          </w:tcPr>
+          <w:p>
+            <w:r>
+              <w:t>Log</w:t>
+            </w:r>
+          </w:p>
+        </w:tc>
+        <w:tc>
+          <w:tcPr>
+            <w:tcW w:type="dxa" w:w="2556"/>
+          </w:tcPr>
+          <w:p>
+            <w:r>
+              <w:t>Counts in GO TURN STOP order</w:t>
+            </w:r>
+          </w:p>
+        </w:tc>
+        <w:tc>
+          <w:tcPr>
+            <w:tcW w:type="dxa" w:w="2556"/>
+          </w:tcPr>
+          <w:p>
+            <w:r>
+              <w:t>Final event</w:t>
+            </w:r>
+          </w:p>
+        </w:tc>
+        <w:tc>
+          <w:tcPr>
+            <w:tcW w:type="dxa" w:w="2556"/>
+          </w:tcPr>
+          <w:p>
+            <w:r>
+              <w:t>Task answer</w:t>
+            </w:r>
+          </w:p>
+        </w:tc>
+      </w:tr>
+      <w:tr>
+        <w:tc>
+          <w:tcPr>
+            <w:tcW w:type="dxa" w:w="2556"/>
+          </w:tcPr>
+          <w:p>
+            <w:r>
+              <w:t>GO STOP</w:t>
+            </w:r>
+          </w:p>
+        </w:tc>
+        <w:tc>
+          <w:tcPr>
+            <w:tcW w:type="dxa" w:w="2556"/>
+          </w:tcPr>
+          <w:p>
+            <w:r>
+              <w:t>[1, 0, 1]</w:t>
+            </w:r>
+          </w:p>
+        </w:tc>
+        <w:tc>
+          <w:tcPr>
+            <w:tcW w:type="dxa" w:w="2556"/>
+          </w:tcPr>
+          <w:p>
+            <w:r>
+              <w:t>STOP</w:t>
+            </w:r>
+          </w:p>
+        </w:tc>
+        <w:tc>
+          <w:tcPr>
+            <w:tcW w:type="dxa" w:w="2556"/>
+          </w:tcPr>
+          <w:p>
+            <w:r>
+              <w:t>Yes</w:t>
+            </w:r>
+          </w:p>
+        </w:tc>
+      </w:tr>
+      <w:tr>
+        <w:tc>
+          <w:tcPr>
+            <w:tcW w:type="dxa" w:w="2556"/>
+          </w:tcPr>
+          <w:p>
+            <w:r>
+              <w:t>STOP GO</w:t>
+            </w:r>
+          </w:p>
+        </w:tc>
+        <w:tc>
+          <w:tcPr>
+            <w:tcW w:type="dxa" w:w="2556"/>
+          </w:tcPr>
+          <w:p>
+            <w:r>
+              <w:t>[1, 0, 1]</w:t>
+            </w:r>
+          </w:p>
+        </w:tc>
+        <w:tc>
+          <w:tcPr>
+            <w:tcW w:type="dxa" w:w="2556"/>
+          </w:tcPr>
+          <w:p>
+            <w:r>
+              <w:t>GO</w:t>
+            </w:r>
+          </w:p>
+        </w:tc>
+        <w:tc>
+          <w:tcPr>
+            <w:tcW w:type="dxa" w:w="2556"/>
+          </w:tcPr>
+          <w:p>
+            <w:r>
+              <w:t>No</w:t>
+            </w:r>
+          </w:p>
+        </w:tc>
+      </w:tr>
+      <w:tr>
+        <w:tc>
+          <w:tcPr>
+            <w:tcW w:type="dxa" w:w="2556"/>
+          </w:tcPr>
+          <w:p>
+            <w:r>
+              <w:t>GO TURN STOP</w:t>
+            </w:r>
+          </w:p>
+        </w:tc>
+        <w:tc>
+          <w:tcPr>
+            <w:tcW w:type="dxa" w:w="2556"/>
+          </w:tcPr>
+          <w:p>
+            <w:r>
+              <w:t>[1, 1, 1]</w:t>
+            </w:r>
+          </w:p>
+        </w:tc>
+        <w:tc>
+          <w:tcPr>
+            <w:tcW w:type="dxa" w:w="2556"/>
+          </w:tcPr>
+          <w:p>
+            <w:r>
+              <w:t>STOP</w:t>
+            </w:r>
+          </w:p>
+        </w:tc>
+        <w:tc>
+          <w:tcPr>
+            <w:tcW w:type="dxa" w:w="2556"/>
+          </w:tcPr>
+          <w:p>
+            <w:r>
+              <w:t>Yes</w:t>
+            </w:r>
+          </w:p>
+        </w:tc>
+      </w:tr>
+    </w:tbl>
+    <w:p>
+      <w:pPr>
+        <w:spacing w:line="336" w:lineRule="auto" w:after="180"/>
+      </w:pPr>
+      <w:r>
+        <w:rPr>
+          <w:b w:val="0"/>
+        </w:rPr>
+        <w:t xml:space="preserve">A count vector discards order, so no deterministic rule using only the first two count vectors can distinguish their answers. A </w:t>
+      </w:r>
+      <w:r>
+        <w:rPr>
+          <w:b/>
+        </w:rPr>
+        <w:t>sequence</w:t>
+      </w:r>
+      <w:r>
+        <w:rPr>
+          <w:b w:val="0"/>
+        </w:rPr>
+        <w:t xml:space="preserve"> of IDs preserves order if we retain each position.</w:t>
+      </w:r>
+    </w:p>
+    <w:p>
+      <w:pPr>
+        <w:spacing w:line="336" w:lineRule="auto" w:after="180"/>
+      </w:pPr>
+      <w:r>
+        <w:rPr>
+          <w:b w:val="0"/>
+        </w:rPr>
+        <w:t>Declare the vocabulary: PAD = 0, UNK = 1, GO = 2, TURN = 3 and STOP = 4. PAD is reserved for added storage positions; UNK represents a real but unrecognised symbol.</w:t>
+      </w:r>
+    </w:p>
+    <w:p>
+      <w:pPr>
+        <w:spacing w:line="336" w:lineRule="auto" w:after="180"/>
+      </w:pPr>
+      <w:r>
+        <w:rPr>
+          <w:b w:val="0"/>
+        </w:rPr>
+        <w:t>IDs are names, not measured amounts. STOP having ID 4 does not make it twice as much as GO with ID 2. Changing the vocabulary requires changing every consumer consistently.</w:t>
+      </w:r>
+    </w:p>
+    <w:p>
+      <w:pPr>
+        <w:spacing w:line="336" w:lineRule="auto" w:after="180"/>
+      </w:pPr>
+      <w:r>
+        <w:rPr>
+          <w:b w:val="0"/>
+        </w:rPr>
+        <w:t>Do not interpret numerical distance between IDs as semantic similarity.</w:t>
       </w:r>
     </w:p>
     <w:p>
@@ -1258,7 +1540,7 @@
         <w:rPr>
           <w:b w:val="0"/>
         </w:rPr>
-        <w:t xml:space="preserve">Toy tokensPAD0, UNK1, LEFT2, RIGHT3; stored length4. </w:t>
+        <w:t xml:space="preserve">Toy tokens PAD 0, UNK 1, LEFT 2, RIGHT 3; stored length 4. </w:t>
       </w:r>
       <w:r>
         <w:rPr>
@@ -1270,7 +1552,7 @@
         <w:rPr>
           <w:b w:val="0"/>
         </w:rPr>
-        <w:t xml:space="preserve">LEFT RIGHT encodes [2, 3, 0, 0], </w:t>
+        <w:t xml:space="preserve"> LEFT RIGHT encodes [2, 3, 0, 0], </w:t>
       </w:r>
       <w:r>
         <w:rPr>
@@ -1313,7 +1595,7 @@
         <w:drawing>
           <wp:inline xmlns:a="http://schemas.openxmlformats.org/drawingml/2006/main" xmlns:pic="http://schemas.openxmlformats.org/drawingml/2006/picture">
             <wp:extent cx="5486400" cy="5406571"/>
-            <wp:docPr id="1" name="Picture 1" descr="Sequence representations. Encode real tokens: LEFT and RIGHT occupy positions0 and 1.. Mark padding: Positions2 and 3 are storage padding; mask marks them 0.. Compare sensor example: Readings [0, 4, 0, 0] with real length 2 use mask [1, 1, 0, 0]; the first zero is a real measurement."/>
+            <wp:docPr id="1" name="Picture 1" descr="Sequence representations. Encode real tokens: LEFT and RIGHT occupy positions 0 and 1.. Mark padding: Positions 2 and 3 are storage padding; mask marks them 0.. Compare sensor example: Readings [0, 4, 0, 0] with real length 2 use mask [1, 1, 0, 0]; the first zero is a real measurement."/>
             <wp:cNvGraphicFramePr>
               <a:graphicFrameLocks noChangeAspect="1"/>
             </wp:cNvGraphicFramePr>
@@ -2045,7 +2327,7 @@
         <w:rPr>
           <w:b w:val="0"/>
         </w:rPr>
-        <w:t xml:space="preserve"> length causes every numeric0 to be treated as </w:t>
+        <w:t xml:space="preserve"> length causes every numeric 0 to be treated as </w:t>
       </w:r>
       <w:r>
         <w:rPr>
@@ -2482,7 +2764,7 @@
         <w:drawing>
           <wp:inline xmlns:a="http://schemas.openxmlformats.org/drawingml/2006/main" xmlns:pic="http://schemas.openxmlformats.org/drawingml/2006/picture">
             <wp:extent cx="5486400" cy="2990088"/>
-            <wp:docPr id="2" name="Picture 2" descr="Distinguish padding positions from meaningful zero sensor readings. Supplied facts: Toy tokensPAD0, UNK1, LEFT2, RIGHT3; stored length4. SequenceLEFT RIGHT encodes [2, 3, 0, 0], mask [1, 1, 0, 0]. All inputs and outcomes in this worked example are invented classroom data; no real model run is claimed."/>
+            <wp:docPr id="2" name="Picture 2" descr="Distinguish padding positions from meaningful zero sensor readings. Supplied facts: Toy tokens PAD 0, UNK 1, LEFT 2, RIGHT 3; stored length 4. Sequence LEFT RIGHT encodes [2, 3, 0, 0], mask [1, 1, 0, 0]. All inputs and outcomes in this worked example are invented classroom data; no real model run is claimed."/>
             <wp:cNvGraphicFramePr>
               <a:graphicFrameLocks noChangeAspect="1"/>
             </wp:cNvGraphicFramePr>
@@ -2533,7 +2815,7 @@
         <w:rPr>
           <w:b w:val="0"/>
         </w:rPr>
-        <w:t xml:space="preserve"> positions from meaningful zero sensor readings. Supplied facts: Toy tokensPAD0, UNK1, LEFT2, RIGHT3; stored length4. </w:t>
+        <w:t xml:space="preserve"> positions from meaningful zero sensor readings. Supplied facts: Toy tokens PAD 0, UNK 1, LEFT 2, RIGHT 3; stored length 4. </w:t>
       </w:r>
       <w:r>
         <w:rPr>
@@ -2545,7 +2827,7 @@
         <w:rPr>
           <w:b w:val="0"/>
         </w:rPr>
-        <w:t xml:space="preserve">LEFT RIGHT encodes [2, 3, 0, 0], </w:t>
+        <w:t xml:space="preserve"> LEFT RIGHT encodes [2, 3, 0, 0], </w:t>
       </w:r>
       <w:r>
         <w:rPr>
@@ -2636,7 +2918,7 @@
         <w:drawing>
           <wp:inline xmlns:a="http://schemas.openxmlformats.org/drawingml/2006/main" xmlns:pic="http://schemas.openxmlformats.org/drawingml/2006/picture">
             <wp:extent cx="5486400" cy="3337560"/>
-            <wp:docPr id="3" name="Picture 3" descr="Encode real tokens: LEFT and RIGHT occupy positions0 and 1. → Mark padding: Positions2 and 3 are storage padding; mask marks them 0. → Compare sensor example: Readings [0, 4, 0, 0] with real length 2 use mask [1, 1, 0, 0]; the first zero is a real measurement."/>
+            <wp:docPr id="3" name="Picture 3" descr="Encode real tokens: LEFT and RIGHT occupy positions 0 and 1. → Mark padding: Positions 2 and 3 are storage padding; mask marks them 0. → Compare sensor example: Readings [0, 4, 0, 0] with real length 2 use mask [1, 1, 0, 0]; the first zero is a real measurement."/>
             <wp:cNvGraphicFramePr>
               <a:graphicFrameLocks noChangeAspect="1"/>
             </wp:cNvGraphicFramePr>
@@ -2675,7 +2957,7 @@
         <w:rPr>
           <w:b w:val="0"/>
         </w:rPr>
-        <w:t xml:space="preserve">Encode real tokens: LEFT and RIGHT occupy positions0 and 1. → Mark </w:t>
+        <w:t xml:space="preserve">Encode real tokens: LEFT and RIGHT occupy positions 0 and 1. → Mark </w:t>
       </w:r>
       <w:r>
         <w:rPr>
@@ -2687,7 +2969,7 @@
         <w:rPr>
           <w:b w:val="0"/>
         </w:rPr>
-        <w:t xml:space="preserve">: Positions2 and 3 are storage </w:t>
+        <w:t xml:space="preserve">: Positions 2 and 3 are storage </w:t>
       </w:r>
       <w:r>
         <w:rPr>
@@ -2886,7 +3168,7 @@
         <w:drawing>
           <wp:inline xmlns:a="http://schemas.openxmlformats.org/drawingml/2006/main" xmlns:pic="http://schemas.openxmlformats.org/drawingml/2006/picture">
             <wp:extent cx="5486400" cy="3041904"/>
-            <wp:docPr id="5" name="Picture 5" descr="Original case: Readings [0, 4, 0, 0] with real length 2 use mask [1, 1, 0, 0]; the first zero is a real measurement. Changed condition: A missing sequence length causes every numeric0 to be treated as padding in the sensor example. Expected result: The first real sensor reading is incorrectly discarded. Reason: Its numeric value is 0, but its position is real according to the declared length."/>
+            <wp:docPr id="5" name="Picture 5" descr="Original case: Readings [0, 4, 0, 0] with real length 2 use mask [1, 1, 0, 0]; the first zero is a real measurement. Changed condition: A missing sequence length causes every numeric 0 to be treated as padding in the sensor example. Expected result: The first real sensor reading is incorrectly discarded. Reason: Its numeric value is 0, but its position is real according to the declared length."/>
             <wp:cNvGraphicFramePr>
               <a:graphicFrameLocks noChangeAspect="1"/>
             </wp:cNvGraphicFramePr>
@@ -2960,7 +3242,7 @@
         <w:rPr>
           <w:b w:val="0"/>
         </w:rPr>
-        <w:t xml:space="preserve"> length causes every numeric0 to be treated as </w:t>
+        <w:t xml:space="preserve"> length causes every numeric 0 to be treated as </w:t>
       </w:r>
       <w:r>
         <w:rPr>

--- a/downloads/workbook/ai-5-week-25.docx
+++ b/downloads/workbook/ai-5-week-25.docx
@@ -25,22 +25,45 @@
         <w:pStyle w:val="Heading1"/>
       </w:pPr>
       <w:r>
-        <w:t>01. Recall and choose your starting point</w:t>
-      </w:r>
-    </w:p>
-    <w:p>
-      <w:r>
-        <w:t>Record your starting explanation for Sequence representations before opening notes. Show any later correction separately.</w:t>
-      </w:r>
-    </w:p>
-    <w:p>
-      <w:pPr>
-        <w:spacing w:line="336" w:lineRule="auto" w:after="180"/>
-      </w:pPr>
-      <w:r>
-        <w:rPr>
-          <w:b w:val="0"/>
-        </w:rPr>
+        <w:t>One readable sequence and real-position record.</w:t>
+      </w:r>
+    </w:p>
+    <w:p>
+      <w:r>
+        <w:t>Trace order,apply masks in calculations and explain unknown/truncated information.</w:t>
+      </w:r>
+    </w:p>
+    <w:p>
+      <w:r>
+        <w:t>W1–W3/W5 → selected new sequence schema → project encoding ledger → changed-case return.</w:t>
+      </w:r>
+    </w:p>
+    <w:p>
+      <w:pPr>
+        <w:pStyle w:val="Heading1"/>
+      </w:pPr>
+      <w:r>
+        <w:t>01. Recall · Retrieve before notes</w:t>
+      </w:r>
+    </w:p>
+    <w:p>
+      <w:r>
+        <w:t>Keep this task’s inputs,rule and response together.</w:t>
+      </w:r>
+    </w:p>
+    <w:p>
+      <w:pPr>
+        <w:pStyle w:val="Heading2"/>
+      </w:pPr>
+      <w:r>
+        <w:t>Complete task and evidence</w:t>
+      </w:r>
+    </w:p>
+    <w:p>
+      <w:pPr>
+        <w:pStyle w:val="ListBullet"/>
+      </w:pPr>
+      <w:r>
         <w:t>Try the recall before opening notes. Then use a different colour or a labelled second line to correct your explanation.</w:t>
       </w:r>
     </w:p>
@@ -54,12 +77,9 @@
     </w:p>
     <w:p>
       <w:pPr>
-        <w:spacing w:line="336" w:lineRule="auto" w:after="180"/>
-      </w:pPr>
-      <w:r>
-        <w:rPr>
-          <w:b w:val="0"/>
-        </w:rPr>
+        <w:pStyle w:val="ListBullet"/>
+      </w:pPr>
+      <w:r>
         <w:t>Without opening the old lesson, explain one key idea from Augmentation and leakage. Give an example and a mistake that the idea helps you avoid.</w:t>
       </w:r>
     </w:p>
@@ -96,12 +116,9 @@
     </w:p>
     <w:p>
       <w:pPr>
-        <w:spacing w:line="336" w:lineRule="auto" w:after="180"/>
-      </w:pPr>
-      <w:r>
-        <w:rPr>
-          <w:b w:val="0"/>
-        </w:rPr>
+        <w:pStyle w:val="ListBullet"/>
+      </w:pPr>
+      <w:r>
         <w:t>Without opening the old lesson, explain one key idea from Pooling and spatial information. Give an example and a mistake that the idea helps you avoid.</w:t>
       </w:r>
     </w:p>
@@ -138,12 +155,9 @@
     </w:p>
     <w:p>
       <w:pPr>
-        <w:spacing w:line="336" w:lineRule="auto" w:after="180"/>
-      </w:pPr>
-      <w:r>
-        <w:rPr>
-          <w:b w:val="0"/>
-        </w:rPr>
+        <w:pStyle w:val="ListBullet"/>
+      </w:pPr>
+      <w:r>
         <w:t>Without opening the old lesson, explain one key idea from Learned representations. Give an example and a mistake that the idea helps you avoid.</w:t>
       </w:r>
     </w:p>
@@ -180,36 +194,18 @@
     </w:p>
     <w:p>
       <w:pPr>
-        <w:spacing w:line="336" w:lineRule="auto" w:after="180"/>
-        <w:shd w:fill="F1F6F8"/>
-      </w:pPr>
-      <w:r>
-        <w:rPr>
-          <w:b w:val="0"/>
-        </w:rPr>
+        <w:pStyle w:val="ListBullet"/>
+      </w:pPr>
+      <w:r>
         <w:t>Use this reference for the original W1–W3 and W5 exercises. The separately named independent case supplies its own changed facts; use those facts for that attempt before feedback.</w:t>
       </w:r>
     </w:p>
     <w:p>
       <w:pPr>
-        <w:spacing w:line="336" w:lineRule="auto" w:after="180"/>
-      </w:pPr>
-      <w:r>
-        <w:rPr>
-          <w:b w:val="0"/>
-        </w:rPr>
-        <w:t>Use fictional robot event logs whose symbols are GO, TURN and STOP. The task asks whether the final real event is STOP. This is a representation exercise, not a claim that an event log proves a robot is safe.</w:t>
-      </w:r>
-    </w:p>
-    <w:p>
-      <w:pPr>
-        <w:spacing w:line="336" w:lineRule="auto" w:after="180"/>
-      </w:pPr>
-      <w:r>
-        <w:rPr>
-          <w:b w:val="0"/>
-        </w:rPr>
-        <w:t>GO then STOP and STOP then GO contain the same symbols but have different final events.</w:t>
+        <w:pStyle w:val="ListBullet"/>
+      </w:pPr>
+      <w:r>
+        <w:t>Use fictional robot event logs whose symbols are GO, TURN and STOP. The task asks whether the final real event is STOP. This is a representation exercise, not a claim that an event log proves a robot is safe. GO then STOP and STOP then GO contain the same symbols but have different final events.</w:t>
       </w:r>
     </w:p>
     <w:tbl>
@@ -398,58 +394,18 @@
     </w:tbl>
     <w:p>
       <w:pPr>
-        <w:spacing w:line="336" w:lineRule="auto" w:after="180"/>
-      </w:pPr>
-      <w:r>
-        <w:rPr>
-          <w:b w:val="0"/>
-        </w:rPr>
-        <w:t xml:space="preserve">A count vector discards order, so no deterministic rule using only the first two count vectors can distinguish their answers. A </w:t>
-      </w:r>
-      <w:r>
-        <w:rPr>
-          <w:b/>
-        </w:rPr>
-        <w:t>sequence</w:t>
-      </w:r>
-      <w:r>
-        <w:rPr>
-          <w:b w:val="0"/>
-        </w:rPr>
-        <w:t xml:space="preserve"> of IDs preserves order if we retain each position.</w:t>
-      </w:r>
-    </w:p>
-    <w:p>
-      <w:pPr>
-        <w:spacing w:line="336" w:lineRule="auto" w:after="180"/>
-      </w:pPr>
-      <w:r>
-        <w:rPr>
-          <w:b w:val="0"/>
-        </w:rPr>
-        <w:t>Declare the vocabulary: PAD = 0, UNK = 1, GO = 2, TURN = 3 and STOP = 4. PAD is reserved for added storage positions; UNK represents a real but unrecognised symbol.</w:t>
-      </w:r>
-    </w:p>
-    <w:p>
-      <w:pPr>
-        <w:spacing w:line="336" w:lineRule="auto" w:after="180"/>
-      </w:pPr>
-      <w:r>
-        <w:rPr>
-          <w:b w:val="0"/>
-        </w:rPr>
-        <w:t>IDs are names, not measured amounts. STOP having ID 4 does not make it twice as much as GO with ID 2. Changing the vocabulary requires changing every consumer consistently.</w:t>
-      </w:r>
-    </w:p>
-    <w:p>
-      <w:pPr>
-        <w:spacing w:line="336" w:lineRule="auto" w:after="180"/>
-      </w:pPr>
-      <w:r>
-        <w:rPr>
-          <w:b w:val="0"/>
-        </w:rPr>
-        <w:t>Do not interpret numerical distance between IDs as semantic similarity.</w:t>
+        <w:pStyle w:val="ListBullet"/>
+      </w:pPr>
+      <w:r>
+        <w:t>A count vector discards order, so no deterministic rule using only the first two count vectors can distinguish their answers. A sequence of IDs preserves order if we retain each position. Declare the vocabulary: PAD = 0, UNK = 1, GO = 2, TURN = 3 and STOP = 4. PAD is reserved for added storage positions; UNK represents a real but unrecognised symbol.</w:t>
+      </w:r>
+    </w:p>
+    <w:p>
+      <w:pPr>
+        <w:pStyle w:val="ListBullet"/>
+      </w:pPr>
+      <w:r>
+        <w:t>IDs are names, not measured amounts. STOP having ID 4 does not make it twice as much as GO with ID 2. Changing the vocabulary requires changing every consumer consistently. Do not interpret numerical distance between IDs as semantic similarity.</w:t>
       </w:r>
     </w:p>
     <w:p>
@@ -457,135 +413,44 @@
         <w:pStyle w:val="Heading1"/>
       </w:pPr>
       <w:r>
-        <w:t>02. Practise with fading help</w:t>
-      </w:r>
-    </w:p>
-    <w:p>
-      <w:r>
-        <w:t>Complete the supported Sequence representations trace and record the first step you can explain without help.</w:t>
-      </w:r>
-    </w:p>
-    <w:p>
-      <w:pPr>
-        <w:spacing w:line="336" w:lineRule="auto" w:after="180"/>
-      </w:pPr>
-      <w:r>
-        <w:rPr>
-          <w:b w:val="0"/>
-        </w:rPr>
-        <w:t xml:space="preserve">Use W2: Expose an order collision for </w:t>
-      </w:r>
-      <w:r>
-        <w:rPr>
-          <w:b/>
-        </w:rPr>
-        <w:t>Sequence</w:t>
-      </w:r>
-      <w:r>
-        <w:rPr>
-          <w:b w:val="0"/>
-        </w:rPr>
-        <w:t xml:space="preserve"> representations. Record the answer once; the lesson and workbook refer to the same attempt.</w:t>
-      </w:r>
-    </w:p>
-    <w:tbl>
-      <w:tblPr>
-        <w:tblStyle w:val="LightShading-Accent1"/>
-        <w:tblW w:type="auto" w:w="0"/>
-        <w:tblLook w:firstColumn="1" w:firstRow="1" w:lastColumn="0" w:lastRow="0" w:noHBand="0" w:noVBand="1" w:val="04A0"/>
-      </w:tblPr>
-      <w:tblGrid>
-        <w:gridCol w:w="2556"/>
-        <w:gridCol w:w="2556"/>
-        <w:gridCol w:w="2556"/>
-        <w:gridCol w:w="2556"/>
-      </w:tblGrid>
-      <w:tr>
-        <w:trPr>
-          <w:tblHeader/>
-        </w:trPr>
-        <w:tc>
-          <w:tcPr>
-            <w:tcW w:type="dxa" w:w="2556"/>
-          </w:tcPr>
-          <w:p>
-            <w:r>
-              <w:t>Given inputs</w:t>
-            </w:r>
-          </w:p>
-        </w:tc>
-        <w:tc>
-          <w:tcPr>
-            <w:tcW w:type="dxa" w:w="2556"/>
-          </w:tcPr>
-          <w:p>
-            <w:r>
-              <w:t>Procedure I chose</w:t>
-            </w:r>
-          </w:p>
-        </w:tc>
-        <w:tc>
-          <w:tcPr>
-            <w:tcW w:type="dxa" w:w="2556"/>
-          </w:tcPr>
-          <w:p>
-            <w:r>
-              <w:t>Middle steps</w:t>
-            </w:r>
-          </w:p>
-        </w:tc>
-        <w:tc>
-          <w:tcPr>
-            <w:tcW w:type="dxa" w:w="2556"/>
-          </w:tcPr>
-          <w:p>
-            <w:r>
-              <w:t>Result and check</w:t>
-            </w:r>
-          </w:p>
-        </w:tc>
-      </w:tr>
-      <w:tr>
-        <w:tc>
-          <w:tcPr>
-            <w:tcW w:type="dxa" w:w="2556"/>
-          </w:tcPr>
-          <w:p>
-            <w:r/>
-          </w:p>
-        </w:tc>
-        <w:tc>
-          <w:tcPr>
-            <w:tcW w:type="dxa" w:w="2556"/>
-          </w:tcPr>
-          <w:p>
-            <w:r/>
-          </w:p>
-        </w:tc>
-        <w:tc>
-          <w:tcPr>
-            <w:tcW w:type="dxa" w:w="2556"/>
-          </w:tcPr>
-          <w:p>
-            <w:r/>
-          </w:p>
-        </w:tc>
-        <w:tc>
-          <w:tcPr>
-            <w:tcW w:type="dxa" w:w="2556"/>
-          </w:tcPr>
-          <w:p>
-            <w:r/>
-          </w:p>
-        </w:tc>
-      </w:tr>
-    </w:tbl>
+        <w:t>05. W1 · Explain the current example</w:t>
+      </w:r>
+    </w:p>
+    <w:p>
+      <w:r>
+        <w:t>Keep this task’s inputs,rule and response together.</w:t>
+      </w:r>
+    </w:p>
+    <w:p>
+      <w:pPr>
+        <w:pStyle w:val="Heading2"/>
+      </w:pPr>
+      <w:r>
+        <w:t>Complete task and evidence</w:t>
+      </w:r>
+    </w:p>
+    <w:p>
+      <w:pPr>
+        <w:pStyle w:val="ListBullet"/>
+      </w:pPr>
+      <w:r>
+        <w:t>Main vocabulary:PAD0, UNK1, GO2, TURN3, STOP4. Store four positions with right padding. GO STOP encodes [2, 4, 0, 0], mask[1, 1, 0, 0]; STOP GO gives [4, 2, 0, 0]and the same mask. TURN STOP gives [3, 4, 0, 0], real length 2, last real index 1 with STOP4. GO TURN STOP and STOP TURN GO have equal counts[1, 1, 1]but different final events. WAIT GO and PAUSE GO both encode [1, 2, 0, 0], losing the unknown symbol identity while keeping a real position. Empty/overlong logs and literal reserved PAD/UNKstrings are rejected; actual strings are assumed. Five-event GO TURN GO TURN STOPends in STOP, but its first-four prefix ends in TURN. Sensor values [2, 4, 0, 0]with mask[1, 1, 0, 0]have mean 3, not 1.5. Values[0, 4, 0, 0]with that mask have mean 2, not zero-filter mean 4or all-slot mean 1. Token IDs are names, not quantities to average. Separate picture LEFT2/RIGHT3 uses its own vocabulary. The independent task supplies a new vocabulary, length and measurements.</w:t>
+      </w:r>
+    </w:p>
+    <w:p>
+      <w:pPr>
+        <w:pStyle w:val="ListBullet"/>
+      </w:pPr>
+      <w:r>
+        <w:t>Encode GO TURN STOP using the lesson vocabulary and four positions. Give its mask, real length and final real event.</w:t>
+      </w:r>
+    </w:p>
     <w:p>
       <w:pPr>
         <w:pStyle w:val="Heading3"/>
       </w:pPr>
       <w:r>
-        <w:t>The step I completed without help, and the hint I needed</w:t>
+        <w:t>My reasoning and evidence</w:t>
       </w:r>
     </w:p>
     <w:p>
@@ -604,62 +469,55 @@
       </w:r>
     </w:p>
     <w:p>
+      <w:r>
+        <w:t>________________________________________________________________</w:t>
+      </w:r>
+    </w:p>
+    <w:p>
+      <w:r>
+        <w:t>________________________________________________________________</w:t>
+      </w:r>
+    </w:p>
+    <w:p>
+      <w:r>
+        <w:t>________________________________________________________________</w:t>
+      </w:r>
+    </w:p>
+    <w:p>
       <w:pPr>
         <w:pStyle w:val="Heading1"/>
       </w:pPr>
       <w:r>
-        <w:t>03. Individual reasoning check</w:t>
-      </w:r>
-    </w:p>
-    <w:p>
-      <w:r>
-        <w:t>Check the proposed Sequence representations explanation against the supplied facts before discussing it.</w:t>
-      </w:r>
-    </w:p>
-    <w:p>
-      <w:pPr>
-        <w:spacing w:line="336" w:lineRule="auto" w:after="180"/>
-      </w:pPr>
-      <w:r>
-        <w:rPr>
-          <w:b w:val="0"/>
-        </w:rPr>
-        <w:t xml:space="preserve">Use the worked case for </w:t>
-      </w:r>
-      <w:r>
-        <w:rPr>
-          <w:b/>
-        </w:rPr>
-        <w:t>Sequence</w:t>
-      </w:r>
-      <w:r>
-        <w:rPr>
-          <w:b w:val="0"/>
-        </w:rPr>
-        <w:t xml:space="preserve"> representations. Proposed explanation: “Larger </w:t>
-      </w:r>
-      <w:r>
-        <w:rPr>
-          <w:b/>
-        </w:rPr>
-        <w:t>token ID</w:t>
-      </w:r>
-      <w:r>
-        <w:rPr>
-          <w:b w:val="0"/>
-        </w:rPr>
-        <w:t>s mean more of a concept”. Decide whether this explanation is supported.</w:t>
-      </w:r>
-    </w:p>
-    <w:p>
-      <w:pPr>
-        <w:spacing w:line="336" w:lineRule="auto" w:after="180"/>
-      </w:pPr>
-      <w:r>
-        <w:rPr>
-          <w:b w:val="0"/>
-        </w:rPr>
-        <w:t>Point to the step or supplied fact that decides; explain your repair if needed.</w:t>
+        <w:t>06. W2 · Trace the calculation</w:t>
+      </w:r>
+    </w:p>
+    <w:p>
+      <w:r>
+        <w:t>Keep this task’s inputs,rule and response together.</w:t>
+      </w:r>
+    </w:p>
+    <w:p>
+      <w:pPr>
+        <w:pStyle w:val="Heading2"/>
+      </w:pPr>
+      <w:r>
+        <w:t>Complete task and evidence</w:t>
+      </w:r>
+    </w:p>
+    <w:p>
+      <w:pPr>
+        <w:pStyle w:val="ListBullet"/>
+      </w:pPr>
+      <w:r>
+        <w:t>Main vocabulary:PAD0, UNK1, GO2, TURN3, STOP4. Store four positions with right padding. GO STOP encodes [2, 4, 0, 0], mask[1, 1, 0, 0]; STOP GO gives [4, 2, 0, 0]and the same mask. TURN STOP gives [3, 4, 0, 0], real length 2, last real index 1 with STOP4. GO TURN STOP and STOP TURN GO have equal counts[1, 1, 1]but different final events. WAIT GO and PAUSE GO both encode [1, 2, 0, 0], losing the unknown symbol identity while keeping a real position. Empty/overlong logs and literal reserved PAD/UNKstrings are rejected; actual strings are assumed. Five-event GO TURN GO TURN STOPends in STOP, but its first-four prefix ends in TURN. Sensor values [2, 4, 0, 0]with mask[1, 1, 0, 0]have mean 3, not 1.5. Values[0, 4, 0, 0]with that mask have mean 2, not zero-filter mean 4or all-slot mean 1. Token IDs are names, not quantities to average. Separate picture LEFT2/RIGHT3 uses its own vocabulary. The independent task supplies a new vocabulary, length and measurements.</w:t>
+      </w:r>
+    </w:p>
+    <w:p>
+      <w:pPr>
+        <w:pStyle w:val="ListBullet"/>
+      </w:pPr>
+      <w:r>
+        <w:t>Give two logs made of exactly GO, TURN and STOP once each that have equal count vectors but different answers to whether the final event is STOP.</w:t>
       </w:r>
     </w:p>
     <w:p>
@@ -667,7 +525,7 @@
         <w:pStyle w:val="Heading3"/>
       </w:pPr>
       <w:r>
-        <w:t>My explanation before partner discussion</w:t>
+        <w:t>My reasoning and evidence</w:t>
       </w:r>
     </w:p>
     <w:p>
@@ -691,16 +549,50 @@
       </w:r>
     </w:p>
     <w:p>
+      <w:r>
+        <w:t>________________________________________________________________</w:t>
+      </w:r>
+    </w:p>
+    <w:p>
+      <w:r>
+        <w:t>________________________________________________________________</w:t>
+      </w:r>
+    </w:p>
+    <w:p>
       <w:pPr>
         <w:pStyle w:val="Heading1"/>
       </w:pPr>
       <w:r>
-        <w:t>04. Independent transfer case</w:t>
-      </w:r>
-    </w:p>
-    <w:p>
-      <w:r>
-        <w:t>Write one first attempt at the reserved independent case before feedback. Repeated copies of that case refer to the same recorded attempt.</w:t>
+        <w:t>07. W3 · Repair a misconception</w:t>
+      </w:r>
+    </w:p>
+    <w:p>
+      <w:r>
+        <w:t>Keep this task’s inputs,rule and response together.</w:t>
+      </w:r>
+    </w:p>
+    <w:p>
+      <w:pPr>
+        <w:pStyle w:val="Heading2"/>
+      </w:pPr>
+      <w:r>
+        <w:t>Complete task and evidence</w:t>
+      </w:r>
+    </w:p>
+    <w:p>
+      <w:pPr>
+        <w:pStyle w:val="ListBullet"/>
+      </w:pPr>
+      <w:r>
+        <w:t>Main vocabulary:PAD0, UNK1, GO2, TURN3, STOP4. Store four positions with right padding. GO STOP encodes [2, 4, 0, 0], mask[1, 1, 0, 0]; STOP GO gives [4, 2, 0, 0]and the same mask. TURN STOP gives [3, 4, 0, 0], real length 2, last real index 1 with STOP4. GO TURN STOP and STOP TURN GO have equal counts[1, 1, 1]but different final events. WAIT GO and PAUSE GO both encode [1, 2, 0, 0], losing the unknown symbol identity while keeping a real position. Empty/overlong logs and literal reserved PAD/UNKstrings are rejected; actual strings are assumed. Five-event GO TURN GO TURN STOPends in STOP, but its first-four prefix ends in TURN. Sensor values [2, 4, 0, 0]with mask[1, 1, 0, 0]have mean 3, not 1.5. Values[0, 4, 0, 0]with that mask have mean 2, not zero-filter mean 4or all-slot mean 1. Token IDs are names, not quantities to average. Separate picture LEFT2/RIGHT3 uses its own vocabulary. The independent task supplies a new vocabulary, length and measurements.</w:t>
+      </w:r>
+    </w:p>
+    <w:p>
+      <w:pPr>
+        <w:pStyle w:val="ListBullet"/>
+      </w:pPr>
+      <w:r>
+        <w:t>Encode WAIT GO. Which positions are real? Compare it with PAUSE GO, and state what information the encoding loses.</w:t>
       </w:r>
     </w:p>
     <w:p>
@@ -708,65 +600,149 @@
         <w:pStyle w:val="Heading3"/>
       </w:pPr>
       <w:r>
+        <w:t>My reasoning and evidence</w:t>
+      </w:r>
+    </w:p>
+    <w:p>
+      <w:r>
+        <w:t>________________________________________________________________</w:t>
+      </w:r>
+    </w:p>
+    <w:p>
+      <w:r>
+        <w:t>________________________________________________________________</w:t>
+      </w:r>
+    </w:p>
+    <w:p>
+      <w:r>
+        <w:t>________________________________________________________________</w:t>
+      </w:r>
+    </w:p>
+    <w:p>
+      <w:r>
+        <w:t>________________________________________________________________</w:t>
+      </w:r>
+    </w:p>
+    <w:p>
+      <w:r>
+        <w:t>________________________________________________________________</w:t>
+      </w:r>
+    </w:p>
+    <w:p>
+      <w:r>
+        <w:t>________________________________________________________________</w:t>
+      </w:r>
+    </w:p>
+    <w:p>
+      <w:pPr>
+        <w:pStyle w:val="Heading1"/>
+      </w:pPr>
+      <w:r>
+        <w:t>09. W5 · Explain the limitation</w:t>
+      </w:r>
+    </w:p>
+    <w:p>
+      <w:r>
+        <w:t>Keep this task’s inputs,rule and response together.</w:t>
+      </w:r>
+    </w:p>
+    <w:p>
+      <w:pPr>
+        <w:pStyle w:val="Heading2"/>
+      </w:pPr>
+      <w:r>
+        <w:t>Complete task and evidence</w:t>
+      </w:r>
+    </w:p>
+    <w:p>
+      <w:pPr>
+        <w:pStyle w:val="ListBullet"/>
+      </w:pPr>
+      <w:r>
+        <w:t>Main vocabulary:PAD0, UNK1, GO2, TURN3, STOP4. Store four positions with right padding. GO STOP encodes [2, 4, 0, 0], mask[1, 1, 0, 0]; STOP GO gives [4, 2, 0, 0]and the same mask. TURN STOP gives [3, 4, 0, 0], real length 2, last real index 1 with STOP4. GO TURN STOP and STOP TURN GO have equal counts[1, 1, 1]but different final events. WAIT GO and PAUSE GO both encode [1, 2, 0, 0], losing the unknown symbol identity while keeping a real position. Empty/overlong logs and literal reserved PAD/UNKstrings are rejected; actual strings are assumed. Five-event GO TURN GO TURN STOPends in STOP, but its first-four prefix ends in TURN. Sensor values [2, 4, 0, 0]with mask[1, 1, 0, 0]have mean 3, not 1.5. Values[0, 4, 0, 0]with that mask have mean 2, not zero-filter mean 4or all-slot mean 1. Token IDs are names, not quantities to average. Separate picture LEFT2/RIGHT3 uses its own vocabulary. The independent task supplies a new vocabulary, length and measurements.</w:t>
+      </w:r>
+    </w:p>
+    <w:p>
+      <w:pPr>
+        <w:pStyle w:val="ListBullet"/>
+      </w:pPr>
+      <w:r>
+        <w:t>The encoder receives five events ending in STOP, then an empty log. What should it do under the lesson contract? Why should a program not simply crop the first and assume a final event for the second?</w:t>
+      </w:r>
+    </w:p>
+    <w:p>
+      <w:pPr>
+        <w:pStyle w:val="Heading3"/>
+      </w:pPr>
+      <w:r>
+        <w:t>My reasoning and evidence</w:t>
+      </w:r>
+    </w:p>
+    <w:p>
+      <w:r>
+        <w:t>________________________________________________________________</w:t>
+      </w:r>
+    </w:p>
+    <w:p>
+      <w:r>
+        <w:t>________________________________________________________________</w:t>
+      </w:r>
+    </w:p>
+    <w:p>
+      <w:r>
+        <w:t>________________________________________________________________</w:t>
+      </w:r>
+    </w:p>
+    <w:p>
+      <w:r>
+        <w:t>________________________________________________________________</w:t>
+      </w:r>
+    </w:p>
+    <w:p>
+      <w:r>
+        <w:t>________________________________________________________________</w:t>
+      </w:r>
+    </w:p>
+    <w:p>
+      <w:r>
+        <w:t>________________________________________________________________</w:t>
+      </w:r>
+    </w:p>
+    <w:p>
+      <w:pPr>
+        <w:pStyle w:val="Heading1"/>
+      </w:pPr>
+      <w:r>
+        <w:t>04. Try alone · Selected transfer</w:t>
+      </w:r>
+    </w:p>
+    <w:p>
+      <w:r>
+        <w:t>Keep this task’s inputs,rule and response together.</w:t>
+      </w:r>
+    </w:p>
+    <w:p>
+      <w:pPr>
+        <w:pStyle w:val="Heading2"/>
+      </w:pPr>
+      <w:r>
+        <w:t>Complete task and evidence</w:t>
+      </w:r>
+    </w:p>
+    <w:p>
+      <w:pPr>
+        <w:pStyle w:val="Heading3"/>
+      </w:pPr>
+      <w:r>
         <w:t>Independent case: Apply a fresh schema independently</w:t>
       </w:r>
     </w:p>
     <w:p>
       <w:pPr>
-        <w:spacing w:line="336" w:lineRule="auto" w:after="180"/>
-      </w:pPr>
-      <w:r>
-        <w:rPr>
-          <w:b w:val="0"/>
-        </w:rPr>
-        <w:t xml:space="preserve">Use PAD = 0, UNK = 1, OPEN = 2, CLOSE = 3, CHECK = 4 and five stored positions. Encode OPEN CHECK CLOSE and give its </w:t>
-      </w:r>
-      <w:r>
-        <w:rPr>
-          <w:b/>
-        </w:rPr>
-        <w:t>mask</w:t>
-      </w:r>
-      <w:r>
-        <w:rPr>
-          <w:b w:val="0"/>
-        </w:rPr>
-        <w:t xml:space="preserve"> and final real position. Separately, sensor values [0, 6, 3, 0, 0] have that same </w:t>
-      </w:r>
-      <w:r>
-        <w:rPr>
-          <w:b/>
-        </w:rPr>
-        <w:t>mask</w:t>
-      </w:r>
-      <w:r>
-        <w:rPr>
-          <w:b w:val="0"/>
-        </w:rPr>
-        <w:t>.</w:t>
-      </w:r>
-    </w:p>
-    <w:p>
-      <w:pPr>
-        <w:spacing w:line="336" w:lineRule="auto" w:after="180"/>
-      </w:pPr>
-      <w:r>
-        <w:rPr>
-          <w:b w:val="0"/>
-        </w:rPr>
-        <w:t xml:space="preserve">Calculate their </w:t>
-      </w:r>
-      <w:r>
-        <w:rPr>
-          <w:b/>
-        </w:rPr>
-        <w:t>mask</w:t>
-      </w:r>
-      <w:r>
-        <w:rPr>
-          <w:b w:val="0"/>
-        </w:rPr>
-        <w:t>ed mean and the incorrect mean over all five slots.</w:t>
+        <w:pStyle w:val="ListBullet"/>
+      </w:pPr>
+      <w:r>
+        <w:t>Use PAD = 0, UNK = 1, OPEN = 2, CLOSE = 3, CHECK = 4 and five stored positions. Encode OPEN CHECK CLOSE and give its mask and final real position. Separately, sensor values [0, 6, 3, 0, 0] have that same mask. Calculate their masked mean and the incorrect mean over all five slots.</w:t>
       </w:r>
     </w:p>
     <w:p>
@@ -814,12 +790,9 @@
     </w:p>
     <w:p>
       <w:pPr>
-        <w:spacing w:line="336" w:lineRule="auto" w:after="180"/>
-      </w:pPr>
-      <w:r>
-        <w:rPr>
-          <w:b w:val="0"/>
-        </w:rPr>
+        <w:pStyle w:val="ListBullet"/>
+      </w:pPr>
+      <w:r>
         <w:t>Attempt this case before feedback. Record any help. Earlier examples below are further practice; a case already practised with feedback cannot establish fresh transfer.</w:t>
       </w:r>
     </w:p>
@@ -828,35 +801,28 @@
         <w:pStyle w:val="Heading1"/>
       </w:pPr>
       <w:r>
-        <w:t>05. W1 Encode and recover the final event</w:t>
-      </w:r>
-    </w:p>
-    <w:p>
-      <w:r>
-        <w:t>Encode and recover the final event. Apply the supplied Sequence representations facts and keep your reasoning.</w:t>
-      </w:r>
-    </w:p>
-    <w:p>
-      <w:pPr>
-        <w:spacing w:line="336" w:lineRule="auto" w:after="180"/>
-      </w:pPr>
-      <w:r>
-        <w:rPr>
-          <w:b w:val="0"/>
-        </w:rPr>
-        <w:t xml:space="preserve">Encode GO TURN STOP using the lesson vocabulary and four positions. Give its </w:t>
-      </w:r>
-      <w:r>
-        <w:rPr>
-          <w:b/>
-        </w:rPr>
-        <w:t>mask</w:t>
-      </w:r>
-      <w:r>
-        <w:rPr>
-          <w:b w:val="0"/>
-        </w:rPr>
-        <w:t>, real length and final real event.</w:t>
+        <w:t>10. Project · Keep the mathematical evidence</w:t>
+      </w:r>
+    </w:p>
+    <w:p>
+      <w:r>
+        <w:t>Keep this task’s inputs,rule and response together.</w:t>
+      </w:r>
+    </w:p>
+    <w:p>
+      <w:pPr>
+        <w:pStyle w:val="Heading2"/>
+      </w:pPr>
+      <w:r>
+        <w:t>Complete task and evidence</w:t>
+      </w:r>
+    </w:p>
+    <w:p>
+      <w:pPr>
+        <w:pStyle w:val="ListBullet"/>
+      </w:pPr>
+      <w:r>
+        <w:t>Add a labelled sequence representations evidence sheet to Image-pattern Network Investigation. Show how you can encode an ordered sequence with an explicit vocabulary. Use the supplied fictional case and keep its inputs, intermediate steps, calculation or prediction, and limitation. Connect this record to last week’s record; a matching answer without a trace is insufficient.</w:t>
       </w:r>
     </w:p>
     <w:p>
@@ -864,7 +830,7 @@
         <w:pStyle w:val="Heading3"/>
       </w:pPr>
       <w:r>
-        <w:t>My reasoning and evidence</w:t>
+        <w:t>My project change, supporting evidence and remaining limit</w:t>
       </w:r>
     </w:p>
     <w:p>
@@ -902,451 +868,20 @@
         <w:pStyle w:val="Heading1"/>
       </w:pPr>
       <w:r>
-        <w:t>06. W2 Expose an order collision</w:t>
-      </w:r>
-    </w:p>
-    <w:p>
-      <w:r>
-        <w:t>Expose an order collision. Apply the supplied Sequence representations facts and keep your reasoning.</w:t>
-      </w:r>
-    </w:p>
-    <w:p>
-      <w:pPr>
-        <w:spacing w:line="336" w:lineRule="auto" w:after="180"/>
-      </w:pPr>
-      <w:r>
-        <w:rPr>
-          <w:b w:val="0"/>
-        </w:rPr>
-        <w:t>Give two logs made of exactly GO, TURN and STOP once each that have equal count vectors but different answers to whether the final event is STOP.</w:t>
-      </w:r>
-    </w:p>
-    <w:p>
-      <w:pPr>
-        <w:pStyle w:val="Heading3"/>
-      </w:pPr>
-      <w:r>
-        <w:t>My reasoning and evidence</w:t>
-      </w:r>
-    </w:p>
-    <w:p>
-      <w:r>
-        <w:t>________________________________________________________________</w:t>
-      </w:r>
-    </w:p>
-    <w:p>
-      <w:r>
-        <w:t>________________________________________________________________</w:t>
-      </w:r>
-    </w:p>
-    <w:p>
-      <w:r>
-        <w:t>________________________________________________________________</w:t>
-      </w:r>
-    </w:p>
-    <w:p>
-      <w:r>
-        <w:t>________________________________________________________________</w:t>
-      </w:r>
-    </w:p>
-    <w:p>
-      <w:r>
-        <w:t>________________________________________________________________</w:t>
-      </w:r>
-    </w:p>
-    <w:p>
-      <w:r>
-        <w:t>________________________________________________________________</w:t>
-      </w:r>
-    </w:p>
-    <w:p>
-      <w:pPr>
-        <w:pStyle w:val="Heading1"/>
-      </w:pPr>
-      <w:r>
-        <w:t>07. W3 Separate unknown from padding</w:t>
-      </w:r>
-    </w:p>
-    <w:p>
-      <w:r>
-        <w:t>Separate unknown from padding. Apply the supplied Sequence representations facts and keep your reasoning.</w:t>
-      </w:r>
-    </w:p>
-    <w:p>
-      <w:pPr>
-        <w:spacing w:line="336" w:lineRule="auto" w:after="180"/>
-      </w:pPr>
-      <w:r>
-        <w:rPr>
-          <w:b w:val="0"/>
-        </w:rPr>
-        <w:t>Encode WAIT GO. Which positions are real? Compare it with PAUSE GO, and state what information the encoding loses.</w:t>
-      </w:r>
-    </w:p>
-    <w:p>
-      <w:pPr>
-        <w:pStyle w:val="Heading3"/>
-      </w:pPr>
-      <w:r>
-        <w:t>My reasoning and evidence</w:t>
-      </w:r>
-    </w:p>
-    <w:p>
-      <w:r>
-        <w:t>________________________________________________________________</w:t>
-      </w:r>
-    </w:p>
-    <w:p>
-      <w:r>
-        <w:t>________________________________________________________________</w:t>
-      </w:r>
-    </w:p>
-    <w:p>
-      <w:r>
-        <w:t>________________________________________________________________</w:t>
-      </w:r>
-    </w:p>
-    <w:p>
-      <w:r>
-        <w:t>________________________________________________________________</w:t>
-      </w:r>
-    </w:p>
-    <w:p>
-      <w:r>
-        <w:t>________________________________________________________________</w:t>
-      </w:r>
-    </w:p>
-    <w:p>
-      <w:r>
-        <w:t>________________________________________________________________</w:t>
-      </w:r>
-    </w:p>
-    <w:p>
-      <w:pPr>
-        <w:pStyle w:val="Heading1"/>
-      </w:pPr>
-      <w:r>
-        <w:t>08. W4 Apply a fresh schema independently</w:t>
-      </w:r>
-    </w:p>
-    <w:p>
-      <w:r>
-        <w:t>Attempt before feedback. If this repeats the selected independent case, reuse that first attempt; otherwise keep a separate record. Apply a fresh schema independently. Apply the supplied Sequence representations facts and keep your reasoning.</w:t>
-      </w:r>
-    </w:p>
-    <w:p>
-      <w:pPr>
-        <w:spacing w:line="336" w:lineRule="auto" w:after="180"/>
-      </w:pPr>
-      <w:r>
-        <w:rPr>
-          <w:b w:val="0"/>
-        </w:rPr>
-        <w:t xml:space="preserve">Use PAD = 0, UNK = 1, OPEN = 2, CLOSE = 3, CHECK = 4 and five stored positions. Encode OPEN CHECK CLOSE and give its </w:t>
-      </w:r>
-      <w:r>
-        <w:rPr>
-          <w:b/>
-        </w:rPr>
-        <w:t>mask</w:t>
-      </w:r>
-      <w:r>
-        <w:rPr>
-          <w:b w:val="0"/>
-        </w:rPr>
-        <w:t xml:space="preserve"> and final real position. Separately, sensor values [0, 6, 3, 0, 0] have that same </w:t>
-      </w:r>
-      <w:r>
-        <w:rPr>
-          <w:b/>
-        </w:rPr>
-        <w:t>mask</w:t>
-      </w:r>
-      <w:r>
-        <w:rPr>
-          <w:b w:val="0"/>
-        </w:rPr>
-        <w:t>.</w:t>
-      </w:r>
-    </w:p>
-    <w:p>
-      <w:pPr>
-        <w:spacing w:line="336" w:lineRule="auto" w:after="180"/>
-      </w:pPr>
-      <w:r>
-        <w:rPr>
-          <w:b w:val="0"/>
-        </w:rPr>
-        <w:t xml:space="preserve">Calculate their </w:t>
-      </w:r>
-      <w:r>
-        <w:rPr>
-          <w:b/>
-        </w:rPr>
-        <w:t>mask</w:t>
-      </w:r>
-      <w:r>
-        <w:rPr>
-          <w:b w:val="0"/>
-        </w:rPr>
-        <w:t>ed mean and the incorrect mean over all five slots.</w:t>
-      </w:r>
-    </w:p>
-    <w:p>
-      <w:pPr>
-        <w:pStyle w:val="Heading3"/>
-      </w:pPr>
-      <w:r>
-        <w:t>My reasoning and evidence</w:t>
-      </w:r>
-    </w:p>
-    <w:p>
-      <w:r>
-        <w:t>________________________________________________________________</w:t>
-      </w:r>
-    </w:p>
-    <w:p>
-      <w:r>
-        <w:t>________________________________________________________________</w:t>
-      </w:r>
-    </w:p>
-    <w:p>
-      <w:r>
-        <w:t>________________________________________________________________</w:t>
-      </w:r>
-    </w:p>
-    <w:p>
-      <w:r>
-        <w:t>________________________________________________________________</w:t>
-      </w:r>
-    </w:p>
-    <w:p>
-      <w:r>
-        <w:t>________________________________________________________________</w:t>
-      </w:r>
-    </w:p>
-    <w:p>
-      <w:r>
-        <w:t>________________________________________________________________</w:t>
-      </w:r>
-    </w:p>
-    <w:p>
-      <w:r>
-        <w:t>________________________________________________________________</w:t>
-      </w:r>
-    </w:p>
-    <w:p>
-      <w:r>
-        <w:t>________________________________________________________________</w:t>
-      </w:r>
-    </w:p>
-    <w:p>
-      <w:pPr>
-        <w:pStyle w:val="Heading1"/>
-      </w:pPr>
-      <w:r>
-        <w:t>09. W5 Audit length and empty input</w:t>
-      </w:r>
-    </w:p>
-    <w:p>
-      <w:r>
-        <w:t>Audit length and empty input. Apply the supplied Sequence representations facts and keep your reasoning.</w:t>
-      </w:r>
-    </w:p>
-    <w:p>
-      <w:pPr>
-        <w:spacing w:line="336" w:lineRule="auto" w:after="180"/>
-        <w:shd w:fill="F5F1FB"/>
-      </w:pPr>
-      <w:r>
-        <w:rPr>
-          <w:b w:val="0"/>
-        </w:rPr>
-        <w:t>The encoder receives five events ending in STOP, then an empty log. What should it do under the lesson contract? Why should a program not simply crop the first and assume a final event for the second?</w:t>
-      </w:r>
-    </w:p>
-    <w:p>
-      <w:pPr>
-        <w:pStyle w:val="Heading3"/>
-      </w:pPr>
-      <w:r>
-        <w:t>My reasoning and evidence</w:t>
-      </w:r>
-    </w:p>
-    <w:p>
-      <w:r>
-        <w:t>________________________________________________________________</w:t>
-      </w:r>
-    </w:p>
-    <w:p>
-      <w:r>
-        <w:t>________________________________________________________________</w:t>
-      </w:r>
-    </w:p>
-    <w:p>
-      <w:r>
-        <w:t>________________________________________________________________</w:t>
-      </w:r>
-    </w:p>
-    <w:p>
-      <w:r>
-        <w:t>________________________________________________________________</w:t>
-      </w:r>
-    </w:p>
-    <w:p>
-      <w:r>
-        <w:t>________________________________________________________________</w:t>
-      </w:r>
-    </w:p>
-    <w:p>
-      <w:r>
-        <w:t>________________________________________________________________</w:t>
-      </w:r>
-    </w:p>
-    <w:p>
-      <w:pPr>
-        <w:pStyle w:val="Heading1"/>
-      </w:pPr>
-      <w:r>
-        <w:t>10. Project checkpoint and reflection</w:t>
-      </w:r>
-    </w:p>
-    <w:p>
-      <w:r>
-        <w:t>Connect Sequence representations to Image-pattern Network Investigation, identify a limit and choose the next useful test.</w:t>
-      </w:r>
-    </w:p>
-    <w:p>
-      <w:pPr>
-        <w:spacing w:line="336" w:lineRule="auto" w:after="180"/>
-      </w:pPr>
-      <w:r>
-        <w:rPr>
-          <w:b w:val="0"/>
-        </w:rPr>
-        <w:t xml:space="preserve">Add a labelled </w:t>
-      </w:r>
-      <w:r>
-        <w:rPr>
-          <w:b/>
-        </w:rPr>
-        <w:t>sequence</w:t>
-      </w:r>
-      <w:r>
-        <w:rPr>
-          <w:b w:val="0"/>
-        </w:rPr>
-        <w:t xml:space="preserve"> representations </w:t>
-      </w:r>
-      <w:r>
-        <w:rPr>
-          <w:b/>
-        </w:rPr>
-        <w:t>evidence</w:t>
-      </w:r>
-      <w:r>
-        <w:rPr>
-          <w:b w:val="0"/>
-        </w:rPr>
-        <w:t xml:space="preserve"> sheet to Image-pattern Network Investigation. Show how you can encode an ordered </w:t>
-      </w:r>
-      <w:r>
-        <w:rPr>
-          <w:b/>
-        </w:rPr>
-        <w:t>sequence</w:t>
-      </w:r>
-      <w:r>
-        <w:rPr>
-          <w:b w:val="0"/>
-        </w:rPr>
-        <w:t xml:space="preserve"> with an explicit vocabulary.</w:t>
-      </w:r>
-    </w:p>
-    <w:p>
-      <w:pPr>
-        <w:spacing w:line="336" w:lineRule="auto" w:after="180"/>
-      </w:pPr>
-      <w:r>
-        <w:rPr>
-          <w:b w:val="0"/>
-        </w:rPr>
-        <w:t xml:space="preserve">Use the supplied fictional case and keep its </w:t>
-      </w:r>
-      <w:r>
-        <w:rPr>
-          <w:b/>
-        </w:rPr>
-        <w:t>input</w:t>
-      </w:r>
-      <w:r>
-        <w:rPr>
-          <w:b w:val="0"/>
-        </w:rPr>
-        <w:t xml:space="preserve">s, intermediate steps, calculation or </w:t>
-      </w:r>
-      <w:r>
-        <w:rPr>
-          <w:b/>
-        </w:rPr>
-        <w:t>prediction</w:t>
-      </w:r>
-      <w:r>
-        <w:rPr>
-          <w:b w:val="0"/>
-        </w:rPr>
-        <w:t>, and limitation. Connect this record to last week’s record; a matching answer without a trace is insufficient.</w:t>
-      </w:r>
-    </w:p>
-    <w:p>
-      <w:pPr>
-        <w:pStyle w:val="Heading3"/>
-      </w:pPr>
-      <w:r>
-        <w:t>My project change, supporting evidence and remaining limit</w:t>
-      </w:r>
-    </w:p>
-    <w:p>
-      <w:r>
-        <w:t>________________________________________________________________</w:t>
-      </w:r>
-    </w:p>
-    <w:p>
-      <w:r>
-        <w:t>________________________________________________________________</w:t>
-      </w:r>
-    </w:p>
-    <w:p>
-      <w:r>
-        <w:t>________________________________________________________________</w:t>
-      </w:r>
-    </w:p>
-    <w:p>
-      <w:r>
-        <w:t>________________________________________________________________</w:t>
-      </w:r>
-    </w:p>
-    <w:p>
-      <w:r>
-        <w:t>________________________________________________________________</w:t>
-      </w:r>
-    </w:p>
-    <w:p>
-      <w:r>
-        <w:t>________________________________________________________________</w:t>
-      </w:r>
-    </w:p>
-    <w:p>
-      <w:pPr>
-        <w:pStyle w:val="Heading1"/>
-      </w:pPr>
-      <w:r>
-        <w:t>11. Feedback, return check and learning record</w:t>
-      </w:r>
-    </w:p>
-    <w:p>
-      <w:r>
-        <w:t>Record the first repaired step and a different case to revisit after a delay.</w:t>
+        <w:t>11. Feedback · Repair and return</w:t>
+      </w:r>
+    </w:p>
+    <w:p>
+      <w:r>
+        <w:t>Keep this task’s inputs,rule and response together.</w:t>
+      </w:r>
+    </w:p>
+    <w:p>
+      <w:pPr>
+        <w:pStyle w:val="Heading2"/>
+      </w:pPr>
+      <w:r>
+        <w:t>Complete task and evidence</w:t>
       </w:r>
     </w:p>
     <w:tbl>
@@ -1487,12 +1022,9 @@
     </w:tbl>
     <w:p>
       <w:pPr>
-        <w:spacing w:line="336" w:lineRule="auto" w:after="180"/>
-      </w:pPr>
-      <w:r>
-        <w:rPr>
-          <w:b w:val="0"/>
-        </w:rPr>
+        <w:pStyle w:val="ListBullet"/>
+      </w:pPr>
+      <w:r>
         <w:t>Revisit this idea with your teacher after a delay. Familiarity is different from explaining and using it on a changed case.</w:t>
       </w:r>
     </w:p>
@@ -1501,93 +1033,330 @@
         <w:pStyle w:val="Heading1"/>
       </w:pPr>
       <w:r>
-        <w:t>12. Pictorial case practice: Sequence representations</w:t>
-      </w:r>
-    </w:p>
-    <w:p>
-      <w:r>
-        <w:t>Distinguish padding positions from meaningful zero sensor readings. Explain the labelled step before checking the changed condition.</w:t>
-      </w:r>
-    </w:p>
-    <w:p>
-      <w:pPr>
-        <w:spacing w:line="336" w:lineRule="auto" w:after="180"/>
-      </w:pPr>
-      <w:r>
-        <w:rPr>
-          <w:b w:val="0"/>
-        </w:rPr>
-        <w:t xml:space="preserve">Distinguish </w:t>
-      </w:r>
-      <w:r>
-        <w:rPr>
-          <w:b/>
-        </w:rPr>
-        <w:t>padding</w:t>
-      </w:r>
-      <w:r>
-        <w:rPr>
-          <w:b w:val="0"/>
-        </w:rPr>
-        <w:t xml:space="preserve"> positions from meaningful zero sensor readings.</w:t>
-      </w:r>
-    </w:p>
-    <w:p>
-      <w:pPr>
-        <w:spacing w:line="336" w:lineRule="auto" w:after="180"/>
-      </w:pPr>
-      <w:r>
-        <w:rPr>
-          <w:b w:val="0"/>
-        </w:rPr>
-        <w:t xml:space="preserve">Toy tokens PAD 0, UNK 1, LEFT 2, RIGHT 3; stored length 4. </w:t>
-      </w:r>
-      <w:r>
-        <w:rPr>
-          <w:b/>
-        </w:rPr>
-        <w:t>Sequence</w:t>
-      </w:r>
-      <w:r>
-        <w:rPr>
-          <w:b w:val="0"/>
-        </w:rPr>
-        <w:t xml:space="preserve"> LEFT RIGHT encodes [2, 3, 0, 0], </w:t>
-      </w:r>
-      <w:r>
-        <w:rPr>
-          <w:b/>
-        </w:rPr>
-        <w:t>mask</w:t>
-      </w:r>
-      <w:r>
-        <w:rPr>
-          <w:b w:val="0"/>
-        </w:rPr>
-        <w:t xml:space="preserve"> [1, 1, 0, 0].</w:t>
-      </w:r>
-    </w:p>
-    <w:p>
-      <w:pPr>
-        <w:spacing w:line="336" w:lineRule="auto" w:after="180"/>
-      </w:pPr>
-      <w:r>
-        <w:rPr>
-          <w:b w:val="0"/>
-        </w:rPr>
-        <w:t xml:space="preserve">All </w:t>
-      </w:r>
-      <w:r>
-        <w:rPr>
-          <w:b/>
-        </w:rPr>
-        <w:t>input</w:t>
-      </w:r>
-      <w:r>
-        <w:rPr>
-          <w:b w:val="0"/>
-        </w:rPr>
-        <w:t>s and outcomes in this worked example are invented classroom data; no real model run is claimed.</w:t>
+        <w:t>Reference bank and extra practice</w:t>
+      </w:r>
+    </w:p>
+    <w:p>
+      <w:pPr>
+        <w:pStyle w:val="Heading1"/>
+      </w:pPr>
+      <w:r>
+        <w:t>02. Reference · Supported W2 record</w:t>
+      </w:r>
+    </w:p>
+    <w:p>
+      <w:r>
+        <w:t>Keep this task’s inputs,rule and response together.</w:t>
+      </w:r>
+    </w:p>
+    <w:p>
+      <w:pPr>
+        <w:pStyle w:val="Heading2"/>
+      </w:pPr>
+      <w:r>
+        <w:t>Complete task and evidence</w:t>
+      </w:r>
+    </w:p>
+    <w:p>
+      <w:pPr>
+        <w:pStyle w:val="ListBullet"/>
+      </w:pPr>
+      <w:r>
+        <w:t>Use W2: Expose an order collision for Sequence representations. Record the answer once; the lesson and workbook refer to the same attempt.</w:t>
+      </w:r>
+    </w:p>
+    <w:tbl>
+      <w:tblPr>
+        <w:tblStyle w:val="LightShading-Accent1"/>
+        <w:tblW w:type="auto" w:w="0"/>
+        <w:tblLook w:firstColumn="1" w:firstRow="1" w:lastColumn="0" w:lastRow="0" w:noHBand="0" w:noVBand="1" w:val="04A0"/>
+      </w:tblPr>
+      <w:tblGrid>
+        <w:gridCol w:w="2556"/>
+        <w:gridCol w:w="2556"/>
+        <w:gridCol w:w="2556"/>
+        <w:gridCol w:w="2556"/>
+      </w:tblGrid>
+      <w:tr>
+        <w:trPr>
+          <w:tblHeader/>
+        </w:trPr>
+        <w:tc>
+          <w:tcPr>
+            <w:tcW w:type="dxa" w:w="2556"/>
+          </w:tcPr>
+          <w:p>
+            <w:r>
+              <w:t>Given inputs</w:t>
+            </w:r>
+          </w:p>
+        </w:tc>
+        <w:tc>
+          <w:tcPr>
+            <w:tcW w:type="dxa" w:w="2556"/>
+          </w:tcPr>
+          <w:p>
+            <w:r>
+              <w:t>Procedure I chose</w:t>
+            </w:r>
+          </w:p>
+        </w:tc>
+        <w:tc>
+          <w:tcPr>
+            <w:tcW w:type="dxa" w:w="2556"/>
+          </w:tcPr>
+          <w:p>
+            <w:r>
+              <w:t>Middle steps</w:t>
+            </w:r>
+          </w:p>
+        </w:tc>
+        <w:tc>
+          <w:tcPr>
+            <w:tcW w:type="dxa" w:w="2556"/>
+          </w:tcPr>
+          <w:p>
+            <w:r>
+              <w:t>Result and check</w:t>
+            </w:r>
+          </w:p>
+        </w:tc>
+      </w:tr>
+      <w:tr>
+        <w:tc>
+          <w:tcPr>
+            <w:tcW w:type="dxa" w:w="2556"/>
+          </w:tcPr>
+          <w:p>
+            <w:r/>
+          </w:p>
+        </w:tc>
+        <w:tc>
+          <w:tcPr>
+            <w:tcW w:type="dxa" w:w="2556"/>
+          </w:tcPr>
+          <w:p>
+            <w:r/>
+          </w:p>
+        </w:tc>
+        <w:tc>
+          <w:tcPr>
+            <w:tcW w:type="dxa" w:w="2556"/>
+          </w:tcPr>
+          <w:p>
+            <w:r/>
+          </w:p>
+        </w:tc>
+        <w:tc>
+          <w:tcPr>
+            <w:tcW w:type="dxa" w:w="2556"/>
+          </w:tcPr>
+          <w:p>
+            <w:r/>
+          </w:p>
+        </w:tc>
+      </w:tr>
+    </w:tbl>
+    <w:p>
+      <w:pPr>
+        <w:pStyle w:val="Heading3"/>
+      </w:pPr>
+      <w:r>
+        <w:t>The step I completed without help, and the hint I needed</w:t>
+      </w:r>
+    </w:p>
+    <w:p>
+      <w:r>
+        <w:t>________________________________________________________________</w:t>
+      </w:r>
+    </w:p>
+    <w:p>
+      <w:r>
+        <w:t>________________________________________________________________</w:t>
+      </w:r>
+    </w:p>
+    <w:p>
+      <w:r>
+        <w:t>________________________________________________________________</w:t>
+      </w:r>
+    </w:p>
+    <w:p>
+      <w:pPr>
+        <w:pStyle w:val="Heading1"/>
+      </w:pPr>
+      <w:r>
+        <w:t>03. Extra practice · Individual reasoning check</w:t>
+      </w:r>
+    </w:p>
+    <w:p>
+      <w:r>
+        <w:t>Keep this task’s inputs,rule and response together.</w:t>
+      </w:r>
+    </w:p>
+    <w:p>
+      <w:pPr>
+        <w:pStyle w:val="Heading2"/>
+      </w:pPr>
+      <w:r>
+        <w:t>Complete task and evidence</w:t>
+      </w:r>
+    </w:p>
+    <w:p>
+      <w:pPr>
+        <w:pStyle w:val="ListBullet"/>
+      </w:pPr>
+      <w:r>
+        <w:t>Use the worked case for Sequence representations. Proposed explanation: “Larger token IDs mean more of a concept”. Decide whether this explanation is supported. Point to the step or supplied fact that decides; explain your repair if needed.</w:t>
+      </w:r>
+    </w:p>
+    <w:p>
+      <w:pPr>
+        <w:pStyle w:val="Heading3"/>
+      </w:pPr>
+      <w:r>
+        <w:t>My explanation before partner discussion</w:t>
+      </w:r>
+    </w:p>
+    <w:p>
+      <w:r>
+        <w:t>________________________________________________________________</w:t>
+      </w:r>
+    </w:p>
+    <w:p>
+      <w:r>
+        <w:t>________________________________________________________________</w:t>
+      </w:r>
+    </w:p>
+    <w:p>
+      <w:r>
+        <w:t>________________________________________________________________</w:t>
+      </w:r>
+    </w:p>
+    <w:p>
+      <w:r>
+        <w:t>________________________________________________________________</w:t>
+      </w:r>
+    </w:p>
+    <w:p>
+      <w:pPr>
+        <w:pStyle w:val="Heading1"/>
+      </w:pPr>
+      <w:r>
+        <w:t>08. Reference · Earlier W4 response copy</w:t>
+      </w:r>
+    </w:p>
+    <w:p>
+      <w:r>
+        <w:t>Keep this task’s inputs,rule and response together.</w:t>
+      </w:r>
+    </w:p>
+    <w:p>
+      <w:pPr>
+        <w:pStyle w:val="Heading2"/>
+      </w:pPr>
+      <w:r>
+        <w:t>Complete task and evidence</w:t>
+      </w:r>
+    </w:p>
+    <w:p>
+      <w:pPr>
+        <w:pStyle w:val="ListBullet"/>
+      </w:pPr>
+      <w:r>
+        <w:t>Use PAD = 0, UNK = 1, OPEN = 2, CLOSE = 3, CHECK = 4 and five stored positions. Encode OPEN CHECK CLOSE and give its mask and final real position. Separately, sensor values [0, 6, 3, 0, 0] have that same mask. Calculate their masked mean and the incorrect mean over all five slots.</w:t>
+      </w:r>
+    </w:p>
+    <w:p>
+      <w:pPr>
+        <w:pStyle w:val="Heading3"/>
+      </w:pPr>
+      <w:r>
+        <w:t>My reasoning and evidence</w:t>
+      </w:r>
+    </w:p>
+    <w:p>
+      <w:r>
+        <w:t>________________________________________________________________</w:t>
+      </w:r>
+    </w:p>
+    <w:p>
+      <w:r>
+        <w:t>________________________________________________________________</w:t>
+      </w:r>
+    </w:p>
+    <w:p>
+      <w:r>
+        <w:t>________________________________________________________________</w:t>
+      </w:r>
+    </w:p>
+    <w:p>
+      <w:r>
+        <w:t>________________________________________________________________</w:t>
+      </w:r>
+    </w:p>
+    <w:p>
+      <w:r>
+        <w:t>________________________________________________________________</w:t>
+      </w:r>
+    </w:p>
+    <w:p>
+      <w:r>
+        <w:t>________________________________________________________________</w:t>
+      </w:r>
+    </w:p>
+    <w:p>
+      <w:r>
+        <w:t>________________________________________________________________</w:t>
+      </w:r>
+    </w:p>
+    <w:p>
+      <w:r>
+        <w:t>________________________________________________________________</w:t>
+      </w:r>
+    </w:p>
+    <w:p>
+      <w:pPr>
+        <w:pStyle w:val="Heading1"/>
+      </w:pPr>
+      <w:r>
+        <w:t>12. Extra practice · Pictured case</w:t>
+      </w:r>
+    </w:p>
+    <w:p>
+      <w:r>
+        <w:t>Keep this task’s inputs,rule and response together.</w:t>
+      </w:r>
+    </w:p>
+    <w:p>
+      <w:pPr>
+        <w:pStyle w:val="Heading2"/>
+      </w:pPr>
+      <w:r>
+        <w:t>Complete task and evidence</w:t>
+      </w:r>
+    </w:p>
+    <w:p>
+      <w:pPr>
+        <w:pStyle w:val="ListBullet"/>
+      </w:pPr>
+      <w:r>
+        <w:t>Distinguish padding positions from meaningful zero sensor readings.</w:t>
+      </w:r>
+    </w:p>
+    <w:p>
+      <w:pPr>
+        <w:pStyle w:val="ListBullet"/>
+      </w:pPr>
+      <w:r>
+        <w:t>Toy tokens PAD 0, UNK 1, LEFT 2, RIGHT 3; stored length 4. Sequence LEFT RIGHT encodes [2, 3, 0, 0], mask [1, 1, 0, 0].</w:t>
+      </w:r>
+    </w:p>
+    <w:p>
+      <w:pPr>
+        <w:pStyle w:val="ListBullet"/>
+      </w:pPr>
+      <w:r>
+        <w:t>All inputs and outcomes in this worked example are invented classroom data; no real model run is claimed.</w:t>
       </w:r>
     </w:p>
     <w:p>
@@ -1628,25 +1397,10 @@
     </w:p>
     <w:p>
       <w:pPr>
-        <w:spacing w:line="336" w:lineRule="auto" w:after="180"/>
-      </w:pPr>
-      <w:r>
-        <w:rPr>
-          <w:b w:val="0"/>
-        </w:rPr>
-        <w:t xml:space="preserve">Which record lets the program distinguish the first and last zeros? Point to the relevant step in the picture, then write the changed result and the rule or </w:t>
-      </w:r>
-      <w:r>
-        <w:rPr>
-          <w:b/>
-        </w:rPr>
-        <w:t>evidence</w:t>
-      </w:r>
-      <w:r>
-        <w:rPr>
-          <w:b w:val="0"/>
-        </w:rPr>
-        <w:t xml:space="preserve"> that supports it.</w:t>
+        <w:pStyle w:val="ListBullet"/>
+      </w:pPr>
+      <w:r>
+        <w:t>Which record lets the program distinguish the first and last zeros? Point to the relevant step in the picture, then write the changed result and the rule or evidence that supports it.</w:t>
       </w:r>
     </w:p>
     <w:p>
@@ -1689,68 +1443,18 @@
     </w:p>
     <w:p>
       <w:pPr>
-        <w:pStyle w:val="Heading3"/>
-      </w:pPr>
-      <w:r>
-        <w:t>Record the help used</w:t>
-      </w:r>
-    </w:p>
-    <w:p>
-      <w:pPr>
-        <w:spacing w:line="336" w:lineRule="auto" w:after="180"/>
-        <w:shd w:fill="F1F6F8"/>
-      </w:pPr>
-      <w:r>
-        <w:rPr>
-          <w:b w:val="0"/>
-        </w:rPr>
-        <w:t xml:space="preserve">Support used: alone / hint / worked example. This record is practice </w:t>
-      </w:r>
-      <w:r>
-        <w:rPr>
-          <w:b/>
-        </w:rPr>
-        <w:t>evidence</w:t>
-      </w:r>
-      <w:r>
-        <w:rPr>
-          <w:b w:val="0"/>
-        </w:rPr>
-        <w:t>.</w:t>
-      </w:r>
-    </w:p>
-    <w:p>
-      <w:pPr>
-        <w:spacing w:line="336" w:lineRule="auto" w:after="180"/>
-      </w:pPr>
-      <w:r>
-        <w:rPr>
-          <w:b w:val="0"/>
-        </w:rPr>
-        <w:t xml:space="preserve">Project connection: For your Image-pattern Network Investigation, save the </w:t>
-      </w:r>
-      <w:r>
-        <w:rPr>
-          <w:b/>
-        </w:rPr>
-        <w:t>input</w:t>
-      </w:r>
-      <w:r>
-        <w:rPr>
-          <w:b w:val="0"/>
-        </w:rPr>
-        <w:t>, procedure, observed result and limitation of this check.</w:t>
-      </w:r>
-    </w:p>
-    <w:p>
-      <w:pPr>
-        <w:spacing w:line="336" w:lineRule="auto" w:after="180"/>
-      </w:pPr>
-      <w:r>
-        <w:rPr>
-          <w:b w:val="0"/>
-        </w:rPr>
-        <w:t>Label this worked example as practice; use a different, previously unreviewed case when checking independent understanding.</w:t>
+        <w:pStyle w:val="ListBullet"/>
+      </w:pPr>
+      <w:r>
+        <w:t>Support used: alone / hint / worked example. This record is practice evidence.</w:t>
+      </w:r>
+    </w:p>
+    <w:p>
+      <w:pPr>
+        <w:pStyle w:val="ListBullet"/>
+      </w:pPr>
+      <w:r>
+        <w:t>Project connection: For your Image-pattern Network Investigation, save the input, procedure, observed result and limitation of this check. Label this worked example as practice; use a different, previously unreviewed case when checking independent understanding.</w:t>
       </w:r>
     </w:p>
     <w:p>
@@ -1758,80 +1462,44 @@
         <w:pStyle w:val="Heading1"/>
       </w:pPr>
       <w:r>
-        <w:t>13. Project portfolio milestone</w:t>
-      </w:r>
-    </w:p>
-    <w:p>
-      <w:r>
-        <w:t>Keep this week’s input, deciding step, result and limit together in the Image-pattern Network Investigation record.</w:t>
-      </w:r>
-    </w:p>
-    <w:p>
-      <w:pPr>
-        <w:spacing w:line="336" w:lineRule="auto" w:after="180"/>
-      </w:pPr>
-      <w:r>
-        <w:rPr>
-          <w:b w:val="0"/>
-        </w:rPr>
+        <w:t>13. Reference · Project milestone</w:t>
+      </w:r>
+    </w:p>
+    <w:p>
+      <w:r>
+        <w:t>Keep this task’s inputs,rule and response together.</w:t>
+      </w:r>
+    </w:p>
+    <w:p>
+      <w:pPr>
+        <w:pStyle w:val="Heading2"/>
+      </w:pPr>
+      <w:r>
+        <w:t>Complete task and evidence</w:t>
+      </w:r>
+    </w:p>
+    <w:p>
+      <w:pPr>
+        <w:pStyle w:val="ListBullet"/>
+      </w:pPr>
+      <w:r>
         <w:t>Project: Image-pattern Network Investigation</w:t>
       </w:r>
     </w:p>
     <w:p>
       <w:pPr>
-        <w:spacing w:line="336" w:lineRule="auto" w:after="180"/>
-      </w:pPr>
-      <w:r>
-        <w:rPr>
-          <w:b w:val="0"/>
-        </w:rPr>
-        <w:t xml:space="preserve">Current milestone: Prepare the demonstration. Gather reproducible instructions, </w:t>
-      </w:r>
-      <w:r>
-        <w:rPr>
-          <w:b/>
-        </w:rPr>
-        <w:t>evidence</w:t>
-      </w:r>
-      <w:r>
-        <w:rPr>
-          <w:b w:val="0"/>
-        </w:rPr>
-        <w:t>, access checks and remaining limitations.</w:t>
-      </w:r>
-    </w:p>
-    <w:p>
-      <w:pPr>
-        <w:spacing w:line="336" w:lineRule="auto" w:after="180"/>
-      </w:pPr>
-      <w:r>
-        <w:rPr>
-          <w:b w:val="0"/>
-        </w:rPr>
-        <w:t xml:space="preserve">For your Image-pattern Network Investigation, save the </w:t>
-      </w:r>
-      <w:r>
-        <w:rPr>
-          <w:b/>
-        </w:rPr>
-        <w:t>input</w:t>
-      </w:r>
-      <w:r>
-        <w:rPr>
-          <w:b w:val="0"/>
-        </w:rPr>
-        <w:t>, procedure, observed result and limitation of this check.</w:t>
-      </w:r>
-    </w:p>
-    <w:p>
-      <w:pPr>
-        <w:spacing w:line="336" w:lineRule="auto" w:after="180"/>
-      </w:pPr>
-      <w:r>
-        <w:rPr>
-          <w:b w:val="0"/>
-        </w:rPr>
-        <w:t>Label this worked example as practice; use a different, previously unreviewed case when checking independent understanding.</w:t>
+        <w:pStyle w:val="ListBullet"/>
+      </w:pPr>
+      <w:r>
+        <w:t>Current milestone: Prepare the demonstration. Gather reproducible instructions, evidence, access checks and remaining limitations.</w:t>
+      </w:r>
+    </w:p>
+    <w:p>
+      <w:pPr>
+        <w:pStyle w:val="ListBullet"/>
+      </w:pPr>
+      <w:r>
+        <w:t>For your Image-pattern Network Investigation, save the input, procedure, observed result and limitation of this check. Label this worked example as practice; use a different, previously unreviewed case when checking independent understanding.</w:t>
       </w:r>
     </w:p>
     <w:tbl>
@@ -1988,12 +1656,603 @@
         <w:pStyle w:val="Heading1"/>
       </w:pPr>
       <w:r>
-        <w:t>14. Supported practice and learning evidence</w:t>
-      </w:r>
-    </w:p>
-    <w:p>
-      <w:r>
-        <w:t>Try the supported questions before comparing with hints and feedback. Record what you repaired and the evidence you retained.</w:t>
+        <w:t>14. Extra practice · Predict,check and repair</w:t>
+      </w:r>
+    </w:p>
+    <w:p>
+      <w:r>
+        <w:t>Keep supported feedback separate from the independent case.</w:t>
+      </w:r>
+    </w:p>
+    <w:p>
+      <w:pPr>
+        <w:pStyle w:val="Heading2"/>
+      </w:pPr>
+      <w:r>
+        <w:t>First supported question and optional hint</w:t>
+      </w:r>
+    </w:p>
+    <w:p>
+      <w:pPr>
+        <w:pStyle w:val="ListBullet"/>
+      </w:pPr>
+      <w:r>
+        <w:t>Distinguish padding positions from meaningful zero sensor readings.</w:t>
+      </w:r>
+    </w:p>
+    <w:p>
+      <w:pPr>
+        <w:pStyle w:val="Heading3"/>
+      </w:pPr>
+      <w:r>
+        <w:t>Practice 1: explain the deciding evidence</w:t>
+      </w:r>
+    </w:p>
+    <w:p>
+      <w:pPr>
+        <w:pStyle w:val="ListBullet"/>
+      </w:pPr>
+      <w:r>
+        <w:t>Which labelled step matches this detail? Readings [0, 4, 0, 0] with real length 2 use mask [1, 1, 0, 0]; the first zero is a real measurement.</w:t>
+      </w:r>
+    </w:p>
+    <w:p>
+      <w:pPr>
+        <w:pStyle w:val="ListBullet"/>
+      </w:pPr>
+      <w:r>
+        <w:t>1. Encode real tokens</w:t>
+      </w:r>
+    </w:p>
+    <w:p>
+      <w:pPr>
+        <w:pStyle w:val="ListBullet"/>
+      </w:pPr>
+      <w:r>
+        <w:t>2. Compare sensor example</w:t>
+      </w:r>
+    </w:p>
+    <w:p>
+      <w:pPr>
+        <w:pStyle w:val="ListBullet"/>
+      </w:pPr>
+      <w:r>
+        <w:t>3. Mark padding</w:t>
+      </w:r>
+    </w:p>
+    <w:p>
+      <w:pPr>
+        <w:pStyle w:val="Heading3"/>
+      </w:pPr>
+      <w:r>
+        <w:t>My selected conclusion, deciding fact and explanation</w:t>
+      </w:r>
+    </w:p>
+    <w:p>
+      <w:r>
+        <w:t>________________________________________________________________</w:t>
+      </w:r>
+    </w:p>
+    <w:p>
+      <w:r>
+        <w:t>________________________________________________________________</w:t>
+      </w:r>
+    </w:p>
+    <w:p>
+      <w:r>
+        <w:t>________________________________________________________________</w:t>
+      </w:r>
+    </w:p>
+    <w:p>
+      <w:r>
+        <w:t>________________________________________________________________</w:t>
+      </w:r>
+    </w:p>
+    <w:p>
+      <w:r>
+        <w:t>________________________________________________________________</w:t>
+      </w:r>
+    </w:p>
+    <w:p>
+      <w:pPr>
+        <w:pStyle w:val="ListBullet"/>
+      </w:pPr>
+      <w:r>
+        <w:t>Hint if needed: Read the steps in the pictorial case. Match the supplied detail to the stage that performs or records it.</w:t>
+      </w:r>
+    </w:p>
+    <w:p>
+      <w:pPr>
+        <w:pStyle w:val="Heading2"/>
+      </w:pPr>
+      <w:r>
+        <w:t>Check after the first attempt · reference / check after trying</w:t>
+      </w:r>
+    </w:p>
+    <w:p>
+      <w:pPr>
+        <w:spacing w:line="336" w:lineRule="auto" w:after="180"/>
+      </w:pPr>
+      <w:r>
+        <w:rPr>
+          <w:b w:val="0"/>
+        </w:rPr>
+        <w:t xml:space="preserve">After your attempt, compare with the supported explanation: Compare sensor example Readings [0, 4, 0, 0] with real length 2 use </w:t>
+      </w:r>
+      <w:r>
+        <w:rPr>
+          <w:b/>
+        </w:rPr>
+        <w:t>mask</w:t>
+      </w:r>
+      <w:r>
+        <w:rPr>
+          <w:b w:val="0"/>
+        </w:rPr>
+        <w:t xml:space="preserve"> [1, 1, 0, 0]; the first zero is a real measurement.</w:t>
+      </w:r>
+    </w:p>
+    <w:p>
+      <w:pPr>
+        <w:spacing w:line="336" w:lineRule="auto" w:after="180"/>
+      </w:pPr>
+      <w:r>
+        <w:rPr>
+          <w:b/>
+        </w:rPr>
+        <w:t>Sequence</w:t>
+      </w:r>
+      <w:r>
+        <w:rPr>
+          <w:b w:val="0"/>
+        </w:rPr>
+        <w:t xml:space="preserve"> values and </w:t>
+      </w:r>
+      <w:r>
+        <w:rPr>
+          <w:b/>
+        </w:rPr>
+        <w:t>sequence</w:t>
+      </w:r>
+      <w:r>
+        <w:rPr>
+          <w:b w:val="0"/>
+        </w:rPr>
+        <w:t xml:space="preserve"> length are separate information. </w:t>
+      </w:r>
+      <w:r>
+        <w:rPr>
+          <w:b/>
+        </w:rPr>
+        <w:t>Padding</w:t>
+      </w:r>
+      <w:r>
+        <w:rPr>
+          <w:b w:val="0"/>
+        </w:rPr>
+        <w:t xml:space="preserve"> fills unused storage positions so arrays can share a size; a </w:t>
+      </w:r>
+      <w:r>
+        <w:rPr>
+          <w:b/>
+        </w:rPr>
+        <w:t>mask</w:t>
+      </w:r>
+      <w:r>
+        <w:rPr>
+          <w:b w:val="0"/>
+        </w:rPr>
+        <w:t xml:space="preserve"> marks which positions are real.</w:t>
+      </w:r>
+    </w:p>
+    <w:p>
+      <w:pPr>
+        <w:spacing w:line="336" w:lineRule="auto" w:after="180"/>
+      </w:pPr>
+      <w:r>
+        <w:rPr>
+          <w:b w:val="0"/>
+        </w:rPr>
+        <w:t xml:space="preserve">A real sensor reading can be zero, just like a </w:t>
+      </w:r>
+      <w:r>
+        <w:rPr>
+          <w:b/>
+        </w:rPr>
+        <w:t>padding</w:t>
+      </w:r>
+      <w:r>
+        <w:rPr>
+          <w:b w:val="0"/>
+        </w:rPr>
+        <w:t xml:space="preserve"> value. Keep the length or </w:t>
+      </w:r>
+      <w:r>
+        <w:rPr>
+          <w:b/>
+        </w:rPr>
+        <w:t>mask</w:t>
+      </w:r>
+      <w:r>
+        <w:rPr>
+          <w:b w:val="0"/>
+        </w:rPr>
+        <w:t xml:space="preserve"> rather than inferring presence from the number alone. </w:t>
+      </w:r>
+      <w:r>
+        <w:rPr>
+          <w:b/>
+        </w:rPr>
+        <w:t>Token ID</w:t>
+      </w:r>
+      <w:r>
+        <w:rPr>
+          <w:b w:val="0"/>
+        </w:rPr>
+        <w:t>s are identifiers, not measured magnitudes.</w:t>
+      </w:r>
+    </w:p>
+    <w:p>
+      <w:pPr>
+        <w:pStyle w:val="Heading2"/>
+      </w:pPr>
+      <w:r>
+        <w:t>Changed-case question and optional hint</w:t>
+      </w:r>
+    </w:p>
+    <w:p>
+      <w:pPr>
+        <w:pStyle w:val="Heading3"/>
+      </w:pPr>
+      <w:r>
+        <w:t>Practice 2: explain the deciding evidence</w:t>
+      </w:r>
+    </w:p>
+    <w:p>
+      <w:pPr>
+        <w:pStyle w:val="ListBullet"/>
+      </w:pPr>
+      <w:r>
+        <w:t>Changed-case practice: A missing sequence length causes every numeric 0 to be treated as padding in the sensor example. Which conclusion is supported by the supplied facts?</w:t>
+      </w:r>
+    </w:p>
+    <w:p>
+      <w:pPr>
+        <w:pStyle w:val="ListBullet"/>
+      </w:pPr>
+      <w:r>
+        <w:t>1. This one example guarantees correct results for every future input.</w:t>
+      </w:r>
+    </w:p>
+    <w:p>
+      <w:pPr>
+        <w:pStyle w:val="ListBullet"/>
+      </w:pPr>
+      <w:r>
+        <w:t>2. The first real sensor reading is incorrectly discarded.</w:t>
+      </w:r>
+    </w:p>
+    <w:p>
+      <w:pPr>
+        <w:pStyle w:val="ListBullet"/>
+      </w:pPr>
+      <w:r>
+        <w:t>3. We can decide the result without examining the changed input or the procedure.</w:t>
+      </w:r>
+    </w:p>
+    <w:p>
+      <w:pPr>
+        <w:pStyle w:val="Heading3"/>
+      </w:pPr>
+      <w:r>
+        <w:t>My selected conclusion, deciding fact and explanation</w:t>
+      </w:r>
+    </w:p>
+    <w:p>
+      <w:r>
+        <w:t>________________________________________________________________</w:t>
+      </w:r>
+    </w:p>
+    <w:p>
+      <w:r>
+        <w:t>________________________________________________________________</w:t>
+      </w:r>
+    </w:p>
+    <w:p>
+      <w:r>
+        <w:t>________________________________________________________________</w:t>
+      </w:r>
+    </w:p>
+    <w:p>
+      <w:r>
+        <w:t>________________________________________________________________</w:t>
+      </w:r>
+    </w:p>
+    <w:p>
+      <w:r>
+        <w:t>________________________________________________________________</w:t>
+      </w:r>
+    </w:p>
+    <w:p>
+      <w:pPr>
+        <w:pStyle w:val="ListBullet"/>
+      </w:pPr>
+      <w:r>
+        <w:t>Hint if needed: Use the changed condition and the deciding step in the pictorial trace. The answer must say what follows from those facts.</w:t>
+      </w:r>
+    </w:p>
+    <w:p>
+      <w:pPr>
+        <w:pStyle w:val="Heading2"/>
+      </w:pPr>
+      <w:r>
+        <w:t>Check after the changed attempt · reference / check after trying</w:t>
+      </w:r>
+    </w:p>
+    <w:p>
+      <w:pPr>
+        <w:spacing w:line="336" w:lineRule="auto" w:after="180"/>
+      </w:pPr>
+      <w:r>
+        <w:rPr>
+          <w:b w:val="0"/>
+        </w:rPr>
+        <w:t>After your attempt, compare with the supported explanation: The first real sensor reading is incorrectly discarded. Its numeric value is 0, but its position is real according to the declared length.</w:t>
+      </w:r>
+    </w:p>
+    <w:p>
+      <w:pPr>
+        <w:pStyle w:val="Heading2"/>
+      </w:pPr>
+      <w:r>
+        <w:t>Repair and retain the record</w:t>
+      </w:r>
+    </w:p>
+    <w:p>
+      <w:pPr>
+        <w:spacing w:line="336" w:lineRule="auto" w:after="180"/>
+      </w:pPr>
+      <w:r>
+        <w:rPr>
+          <w:b w:val="0"/>
+        </w:rPr>
+        <w:t>Review Augmentation and leakage (ai-5/24). Goal: Check whether a transformation preserves the task label. Short practice: How many independent source groups are in the final test?</w:t>
+      </w:r>
+    </w:p>
+    <w:p>
+      <w:pPr>
+        <w:spacing w:line="336" w:lineRule="auto" w:after="180"/>
+      </w:pPr>
+      <w:r>
+        <w:rPr>
+          <w:b w:val="0"/>
+        </w:rPr>
+        <w:t xml:space="preserve">Point to the relevant step in the picture, then write the changed result and the rule or </w:t>
+      </w:r>
+      <w:r>
+        <w:rPr>
+          <w:b/>
+        </w:rPr>
+        <w:t>evidence</w:t>
+      </w:r>
+      <w:r>
+        <w:rPr>
+          <w:b w:val="0"/>
+        </w:rPr>
+        <w:t xml:space="preserve"> that supports it.. Return to this week and explain what you changed.</w:t>
+      </w:r>
+    </w:p>
+    <w:p>
+      <w:pPr>
+        <w:spacing w:line="336" w:lineRule="auto" w:after="180"/>
+      </w:pPr>
+      <w:r>
+        <w:rPr>
+          <w:b w:val="0"/>
+        </w:rPr>
+        <w:t>Review Pooling and spatial information (ai-5/22). Goal: Compute max and mean pooling under an explicit window rule. Short practice: Can the max map reveal where the 4 originally appeared?</w:t>
+      </w:r>
+    </w:p>
+    <w:p>
+      <w:pPr>
+        <w:spacing w:line="336" w:lineRule="auto" w:after="180"/>
+      </w:pPr>
+      <w:r>
+        <w:rPr>
+          <w:b w:val="0"/>
+        </w:rPr>
+        <w:t xml:space="preserve">Point to the relevant step in the picture, then write the changed result and the rule or </w:t>
+      </w:r>
+      <w:r>
+        <w:rPr>
+          <w:b/>
+        </w:rPr>
+        <w:t>evidence</w:t>
+      </w:r>
+      <w:r>
+        <w:rPr>
+          <w:b w:val="0"/>
+        </w:rPr>
+        <w:t xml:space="preserve"> that supports it.. Return to this week and explain what you changed.</w:t>
+      </w:r>
+    </w:p>
+    <w:p>
+      <w:pPr>
+        <w:spacing w:line="336" w:lineRule="auto" w:after="180"/>
+      </w:pPr>
+      <w:r>
+        <w:rPr>
+          <w:b w:val="0"/>
+        </w:rPr>
+        <w:t xml:space="preserve">Review Learned representations (ai-5/19). Goal: Trace an </w:t>
+      </w:r>
+      <w:r>
+        <w:rPr>
+          <w:b/>
+        </w:rPr>
+        <w:t>input</w:t>
+      </w:r>
+      <w:r>
+        <w:rPr>
+          <w:b w:val="0"/>
+        </w:rPr>
+        <w:t xml:space="preserve"> through a hidden representation and a decision rule. Short practice: Why can no deterministic head using only the sum classify both correctly?</w:t>
+      </w:r>
+    </w:p>
+    <w:p>
+      <w:pPr>
+        <w:spacing w:line="336" w:lineRule="auto" w:after="180"/>
+      </w:pPr>
+      <w:r>
+        <w:rPr>
+          <w:b w:val="0"/>
+        </w:rPr>
+        <w:t xml:space="preserve">Point to the relevant step in the picture, then write the changed result and the rule or </w:t>
+      </w:r>
+      <w:r>
+        <w:rPr>
+          <w:b/>
+        </w:rPr>
+        <w:t>evidence</w:t>
+      </w:r>
+      <w:r>
+        <w:rPr>
+          <w:b w:val="0"/>
+        </w:rPr>
+        <w:t xml:space="preserve"> that supports it.. Return to this week and explain what you changed.</w:t>
+      </w:r>
+    </w:p>
+    <w:p>
+      <w:pPr>
+        <w:spacing w:line="336" w:lineRule="auto" w:after="180"/>
+      </w:pPr>
+      <w:r>
+        <w:rPr>
+          <w:b w:val="0"/>
+        </w:rPr>
+        <w:t xml:space="preserve">The browser lab lets you edit the supported Python examples already included in this lesson. Predict first, run, inspect the actual </w:t>
+      </w:r>
+      <w:r>
+        <w:rPr>
+          <w:b/>
+        </w:rPr>
+        <w:t>output</w:t>
+      </w:r>
+      <w:r>
+        <w:rPr>
+          <w:b w:val="0"/>
+        </w:rPr>
+        <w:t xml:space="preserve"> or error, change one </w:t>
+      </w:r>
+      <w:r>
+        <w:rPr>
+          <w:b/>
+        </w:rPr>
+        <w:t>input</w:t>
+      </w:r>
+      <w:r>
+        <w:rPr>
+          <w:b w:val="0"/>
+        </w:rPr>
+        <w:t>, then run again.</w:t>
+      </w:r>
+    </w:p>
+    <w:p>
+      <w:pPr>
+        <w:spacing w:line="336" w:lineRule="auto" w:after="180"/>
+      </w:pPr>
+      <w:r>
+        <w:rPr>
+          <w:b w:val="0"/>
+        </w:rPr>
+        <w:t xml:space="preserve">Keep code, </w:t>
+      </w:r>
+      <w:r>
+        <w:rPr>
+          <w:b/>
+        </w:rPr>
+        <w:t>prediction</w:t>
+      </w:r>
+      <w:r>
+        <w:rPr>
+          <w:b w:val="0"/>
+        </w:rPr>
+        <w:t>s, actual results and a reasoned revision together. On paper, label your result as a trace rather than an execution.</w:t>
+      </w:r>
+    </w:p>
+    <w:p>
+      <w:pPr>
+        <w:spacing w:line="336" w:lineRule="auto" w:after="180"/>
+      </w:pPr>
+      <w:r>
+        <w:rPr>
+          <w:b w:val="0"/>
+        </w:rPr>
+        <w:t xml:space="preserve">Use Download completed work in the hosted lesson to export your answers, reflections, practice feedback and code-run </w:t>
+      </w:r>
+      <w:r>
+        <w:rPr>
+          <w:b/>
+        </w:rPr>
+        <w:t>evidence</w:t>
+      </w:r>
+      <w:r>
+        <w:rPr>
+          <w:b w:val="0"/>
+        </w:rPr>
+        <w:t>. Open the HTML copy to read or print it.</w:t>
+      </w:r>
+    </w:p>
+    <w:p>
+      <w:pPr>
+        <w:spacing w:line="336" w:lineRule="auto" w:after="180"/>
+      </w:pPr>
+      <w:r>
+        <w:rPr>
+          <w:b w:val="0"/>
+        </w:rPr>
+        <w:t>Drafts stay in this browser when storage is available; clear drafts on a shared device.</w:t>
+      </w:r>
+    </w:p>
+    <w:p>
+      <w:pPr>
+        <w:pStyle w:val="Heading3"/>
+      </w:pPr>
+      <w:r>
+        <w:t>What I repaired, the evidence I kept and the next test</w:t>
+      </w:r>
+    </w:p>
+    <w:p>
+      <w:r>
+        <w:t>________________________________________________________________</w:t>
+      </w:r>
+    </w:p>
+    <w:p>
+      <w:r>
+        <w:t>________________________________________________________________</w:t>
+      </w:r>
+    </w:p>
+    <w:p>
+      <w:r>
+        <w:t>________________________________________________________________</w:t>
+      </w:r>
+    </w:p>
+    <w:p>
+      <w:r>
+        <w:t>________________________________________________________________</w:t>
+      </w:r>
+    </w:p>
+    <w:p>
+      <w:r>
+        <w:t>________________________________________________________________</w:t>
+      </w:r>
+    </w:p>
+    <w:p>
+      <w:pPr>
+        <w:pStyle w:val="Heading2"/>
+      </w:pPr>
+      <w:r>
+        <w:t>Earlier wording, alternatives and picture transcripts · reference / check after trying</w:t>
       </w:r>
     </w:p>
     <w:p>
@@ -2009,98 +2268,10 @@
     </w:p>
     <w:p>
       <w:pPr>
-        <w:spacing w:line="336" w:lineRule="auto" w:after="180"/>
-      </w:pPr>
-      <w:r>
-        <w:rPr>
-          <w:b w:val="0"/>
-        </w:rPr>
-        <w:t xml:space="preserve">Distinguish </w:t>
-      </w:r>
-      <w:r>
-        <w:rPr>
-          <w:b/>
-        </w:rPr>
-        <w:t>padding</w:t>
-      </w:r>
-      <w:r>
-        <w:rPr>
-          <w:b w:val="0"/>
-        </w:rPr>
-        <w:t xml:space="preserve"> positions from meaningful zero sensor readings.</w:t>
-      </w:r>
-    </w:p>
-    <w:p>
-      <w:pPr>
         <w:pStyle w:val="Heading3"/>
       </w:pPr>
       <w:r>
-        <w:t>Practice 1: explain the deciding evidence</w:t>
-      </w:r>
-    </w:p>
-    <w:p>
-      <w:pPr>
-        <w:spacing w:line="336" w:lineRule="auto" w:after="180"/>
-      </w:pPr>
-      <w:r>
-        <w:rPr>
-          <w:b w:val="0"/>
-        </w:rPr>
-        <w:t xml:space="preserve">Which labelled step matches this detail? Readings [0, 4, 0, 0] with real length 2 use </w:t>
-      </w:r>
-      <w:r>
-        <w:rPr>
-          <w:b/>
-        </w:rPr>
-        <w:t>mask</w:t>
-      </w:r>
-      <w:r>
-        <w:rPr>
-          <w:b w:val="0"/>
-        </w:rPr>
-        <w:t xml:space="preserve"> [1, 1, 0, 0]; the first zero is a real measurement.</w:t>
-      </w:r>
-    </w:p>
-    <w:p>
-      <w:pPr>
-        <w:spacing w:line="336" w:lineRule="auto" w:after="180"/>
-        <w:shd w:fill="F4F9FC"/>
-      </w:pPr>
-      <w:r>
-        <w:rPr>
-          <w:b w:val="0"/>
-        </w:rPr>
-        <w:t>1. Encode real tokens</w:t>
-      </w:r>
-    </w:p>
-    <w:p>
-      <w:pPr>
-        <w:spacing w:line="336" w:lineRule="auto" w:after="180"/>
-        <w:shd w:fill="F4F9FC"/>
-      </w:pPr>
-      <w:r>
-        <w:rPr>
-          <w:b w:val="0"/>
-        </w:rPr>
-        <w:t>2. Compare sensor example</w:t>
-      </w:r>
-    </w:p>
-    <w:p>
-      <w:pPr>
-        <w:spacing w:line="336" w:lineRule="auto" w:after="180"/>
-        <w:shd w:fill="F4F9FC"/>
-      </w:pPr>
-      <w:r>
-        <w:rPr>
-          <w:b w:val="0"/>
-        </w:rPr>
-        <w:t xml:space="preserve">3. Mark </w:t>
-      </w:r>
-      <w:r>
-        <w:rPr>
-          <w:b/>
-        </w:rPr>
-        <w:t>padding</w:t>
+        <w:t>Repair a missing building block</w:t>
       </w:r>
     </w:p>
     <w:p>
@@ -2108,32 +2279,7 @@
         <w:pStyle w:val="Heading3"/>
       </w:pPr>
       <w:r>
-        <w:t>My selected conclusion, deciding fact and explanation</w:t>
-      </w:r>
-    </w:p>
-    <w:p>
-      <w:r>
-        <w:t>________________________________________________________________</w:t>
-      </w:r>
-    </w:p>
-    <w:p>
-      <w:r>
-        <w:t>________________________________________________________________</w:t>
-      </w:r>
-    </w:p>
-    <w:p>
-      <w:r>
-        <w:t>________________________________________________________________</w:t>
-      </w:r>
-    </w:p>
-    <w:p>
-      <w:r>
-        <w:t>________________________________________________________________</w:t>
-      </w:r>
-    </w:p>
-    <w:p>
-      <w:r>
-        <w:t>________________________________________________________________</w:t>
+        <w:t>Predict, run and debug</w:t>
       </w:r>
     </w:p>
     <w:p>
@@ -2141,619 +2287,25 @@
         <w:pStyle w:val="Heading3"/>
       </w:pPr>
       <w:r>
-        <w:t>Hint · try first</w:t>
-      </w:r>
-    </w:p>
-    <w:p>
-      <w:pPr>
-        <w:spacing w:line="336" w:lineRule="auto" w:after="180"/>
-        <w:shd w:fill="F1F6F8"/>
-      </w:pPr>
-      <w:r>
-        <w:rPr>
-          <w:b w:val="0"/>
-        </w:rPr>
-        <w:t>Hint if needed: Read the steps in the pictorial case. Match the supplied detail to the stage that performs or records it.</w:t>
-      </w:r>
-    </w:p>
-    <w:p>
-      <w:pPr>
-        <w:pStyle w:val="Heading3"/>
-      </w:pPr>
-      <w:r>
-        <w:t>Feedback · compare after trying</w:t>
-      </w:r>
-    </w:p>
-    <w:p>
-      <w:pPr>
-        <w:spacing w:line="336" w:lineRule="auto" w:after="180"/>
-        <w:shd w:fill="F1F6FC"/>
-      </w:pPr>
-      <w:r>
-        <w:rPr>
-          <w:b w:val="0"/>
-        </w:rPr>
-        <w:t xml:space="preserve">After your attempt, compare with the supported explanation: Compare sensor example Readings [0, 4, 0, 0] with real length 2 use </w:t>
-      </w:r>
-      <w:r>
-        <w:rPr>
-          <w:b/>
-        </w:rPr>
-        <w:t>mask</w:t>
-      </w:r>
-      <w:r>
-        <w:rPr>
-          <w:b w:val="0"/>
-        </w:rPr>
-        <w:t xml:space="preserve"> [1, 1, 0, 0]; the first zero is a real measurement.</w:t>
-      </w:r>
-    </w:p>
-    <w:p>
-      <w:pPr>
-        <w:spacing w:line="336" w:lineRule="auto" w:after="180"/>
-        <w:shd w:fill="F1F6FC"/>
-      </w:pPr>
-      <w:r>
-        <w:rPr>
-          <w:b/>
-        </w:rPr>
-        <w:t>Sequence</w:t>
-      </w:r>
-      <w:r>
-        <w:rPr>
-          <w:b w:val="0"/>
-        </w:rPr>
-        <w:t xml:space="preserve"> values and </w:t>
-      </w:r>
-      <w:r>
-        <w:rPr>
-          <w:b/>
-        </w:rPr>
-        <w:t>sequence</w:t>
-      </w:r>
-      <w:r>
-        <w:rPr>
-          <w:b w:val="0"/>
-        </w:rPr>
-        <w:t xml:space="preserve"> length are separate information. </w:t>
-      </w:r>
-      <w:r>
-        <w:rPr>
-          <w:b/>
-        </w:rPr>
-        <w:t>Padding</w:t>
-      </w:r>
-      <w:r>
-        <w:rPr>
-          <w:b w:val="0"/>
-        </w:rPr>
-        <w:t xml:space="preserve"> fills unused storage positions so arrays can share a size; a </w:t>
-      </w:r>
-      <w:r>
-        <w:rPr>
-          <w:b/>
-        </w:rPr>
-        <w:t>mask</w:t>
-      </w:r>
-      <w:r>
-        <w:rPr>
-          <w:b w:val="0"/>
-        </w:rPr>
-        <w:t xml:space="preserve"> marks which positions are real.</w:t>
-      </w:r>
-    </w:p>
-    <w:p>
-      <w:pPr>
-        <w:spacing w:line="336" w:lineRule="auto" w:after="180"/>
-        <w:shd w:fill="F1F6FC"/>
-      </w:pPr>
-      <w:r>
-        <w:rPr>
-          <w:b w:val="0"/>
-        </w:rPr>
-        <w:t xml:space="preserve">A real sensor reading can be zero, just like a </w:t>
-      </w:r>
-      <w:r>
-        <w:rPr>
-          <w:b/>
-        </w:rPr>
-        <w:t>padding</w:t>
-      </w:r>
-      <w:r>
-        <w:rPr>
-          <w:b w:val="0"/>
-        </w:rPr>
-        <w:t xml:space="preserve"> value. Keep the length or </w:t>
-      </w:r>
-      <w:r>
-        <w:rPr>
-          <w:b/>
-        </w:rPr>
-        <w:t>mask</w:t>
-      </w:r>
-      <w:r>
-        <w:rPr>
-          <w:b w:val="0"/>
-        </w:rPr>
-        <w:t xml:space="preserve"> rather than inferring presence from the number alone. </w:t>
-      </w:r>
-      <w:r>
-        <w:rPr>
-          <w:b/>
-        </w:rPr>
-        <w:t>Token ID</w:t>
-      </w:r>
-      <w:r>
-        <w:rPr>
-          <w:b w:val="0"/>
-        </w:rPr>
-        <w:t>s are identifiers, not measured magnitudes.</w:t>
-      </w:r>
-    </w:p>
-    <w:p>
-      <w:pPr>
-        <w:pStyle w:val="Heading3"/>
-      </w:pPr>
-      <w:r>
-        <w:t>Practice 2: explain the deciding evidence</w:t>
-      </w:r>
-    </w:p>
-    <w:p>
-      <w:pPr>
-        <w:pStyle w:val="Heading3"/>
-      </w:pPr>
-      <w:r>
-        <w:t>Changed case · predict first</w:t>
-      </w:r>
-    </w:p>
-    <w:p>
-      <w:pPr>
-        <w:spacing w:line="336" w:lineRule="auto" w:after="180"/>
-        <w:shd w:fill="F5F1FB"/>
-      </w:pPr>
-      <w:r>
-        <w:rPr>
-          <w:b w:val="0"/>
-        </w:rPr>
-        <w:t xml:space="preserve">Changed-case practice: A missing </w:t>
-      </w:r>
-      <w:r>
-        <w:rPr>
-          <w:b/>
-        </w:rPr>
-        <w:t>sequence</w:t>
-      </w:r>
-      <w:r>
-        <w:rPr>
-          <w:b w:val="0"/>
-        </w:rPr>
-        <w:t xml:space="preserve"> length causes every numeric 0 to be treated as </w:t>
-      </w:r>
-      <w:r>
-        <w:rPr>
-          <w:b/>
-        </w:rPr>
-        <w:t>padding</w:t>
-      </w:r>
-      <w:r>
-        <w:rPr>
-          <w:b w:val="0"/>
-        </w:rPr>
-        <w:t xml:space="preserve"> in the sensor example. Which conclusion is supported by the supplied facts?</w:t>
-      </w:r>
-    </w:p>
-    <w:p>
-      <w:pPr>
-        <w:spacing w:line="336" w:lineRule="auto" w:after="180"/>
-        <w:shd w:fill="F4F9FC"/>
-      </w:pPr>
-      <w:r>
-        <w:rPr>
-          <w:b w:val="0"/>
-        </w:rPr>
-        <w:t xml:space="preserve">1. This one example guarantees correct results for every future </w:t>
-      </w:r>
-      <w:r>
-        <w:rPr>
-          <w:b/>
-        </w:rPr>
-        <w:t>input</w:t>
-      </w:r>
-      <w:r>
-        <w:rPr>
-          <w:b w:val="0"/>
-        </w:rPr>
-        <w:t>.</w:t>
-      </w:r>
-    </w:p>
-    <w:p>
-      <w:pPr>
-        <w:spacing w:line="336" w:lineRule="auto" w:after="180"/>
-        <w:shd w:fill="F4F9FC"/>
-      </w:pPr>
-      <w:r>
-        <w:rPr>
-          <w:b w:val="0"/>
-        </w:rPr>
-        <w:t>2. The first real sensor reading is incorrectly discarded.</w:t>
-      </w:r>
-    </w:p>
-    <w:p>
-      <w:pPr>
-        <w:spacing w:line="336" w:lineRule="auto" w:after="180"/>
-        <w:shd w:fill="F4F9FC"/>
-      </w:pPr>
-      <w:r>
-        <w:rPr>
-          <w:b w:val="0"/>
-        </w:rPr>
-        <w:t xml:space="preserve">3. We can decide the result without examining the changed </w:t>
-      </w:r>
-      <w:r>
-        <w:rPr>
-          <w:b/>
-        </w:rPr>
-        <w:t>input</w:t>
-      </w:r>
-      <w:r>
-        <w:rPr>
-          <w:b w:val="0"/>
-        </w:rPr>
-        <w:t xml:space="preserve"> or the procedure.</w:t>
-      </w:r>
-    </w:p>
-    <w:p>
-      <w:pPr>
-        <w:pStyle w:val="Heading3"/>
-      </w:pPr>
-      <w:r>
-        <w:t>My selected conclusion, deciding fact and explanation</w:t>
-      </w:r>
-    </w:p>
-    <w:p>
-      <w:r>
-        <w:t>________________________________________________________________</w:t>
-      </w:r>
-    </w:p>
-    <w:p>
-      <w:r>
-        <w:t>________________________________________________________________</w:t>
-      </w:r>
-    </w:p>
-    <w:p>
-      <w:r>
-        <w:t>________________________________________________________________</w:t>
-      </w:r>
-    </w:p>
-    <w:p>
-      <w:r>
-        <w:t>________________________________________________________________</w:t>
-      </w:r>
-    </w:p>
-    <w:p>
-      <w:r>
-        <w:t>________________________________________________________________</w:t>
-      </w:r>
-    </w:p>
-    <w:p>
-      <w:pPr>
-        <w:pStyle w:val="Heading3"/>
-      </w:pPr>
-      <w:r>
-        <w:t>Hint · try first</w:t>
-      </w:r>
-    </w:p>
-    <w:p>
-      <w:pPr>
-        <w:spacing w:line="336" w:lineRule="auto" w:after="180"/>
-        <w:shd w:fill="F1F6F8"/>
-      </w:pPr>
-      <w:r>
-        <w:rPr>
-          <w:b w:val="0"/>
-        </w:rPr>
-        <w:t>Hint if needed: Use the changed condition and the deciding step in the pictorial trace. The answer must say what follows from those facts.</w:t>
-      </w:r>
-    </w:p>
-    <w:p>
-      <w:pPr>
-        <w:pStyle w:val="Heading3"/>
-      </w:pPr>
-      <w:r>
-        <w:t>Feedback · compare after trying</w:t>
-      </w:r>
-    </w:p>
-    <w:p>
-      <w:pPr>
-        <w:spacing w:line="336" w:lineRule="auto" w:after="180"/>
-        <w:shd w:fill="F1F6FC"/>
-      </w:pPr>
-      <w:r>
-        <w:rPr>
-          <w:b w:val="0"/>
-        </w:rPr>
-        <w:t>After your attempt, compare with the supported explanation: The first real sensor reading is incorrectly discarded. Its numeric value is 0, but its position is real according to the declared length.</w:t>
-      </w:r>
-    </w:p>
-    <w:p>
-      <w:pPr>
-        <w:pStyle w:val="Heading3"/>
-      </w:pPr>
-      <w:r>
-        <w:t>Repair a missing building block</w:t>
-      </w:r>
-    </w:p>
-    <w:p>
-      <w:pPr>
-        <w:spacing w:line="336" w:lineRule="auto" w:after="180"/>
-      </w:pPr>
-      <w:r>
-        <w:rPr>
-          <w:b w:val="0"/>
-        </w:rPr>
-        <w:t>Review Augmentation and leakage (ai-5/24). Goal: Check whether a transformation preserves the task label. Short practice: How many independent source groups are in the final test?</w:t>
-      </w:r>
-    </w:p>
-    <w:p>
-      <w:pPr>
-        <w:spacing w:line="336" w:lineRule="auto" w:after="180"/>
-      </w:pPr>
-      <w:r>
-        <w:rPr>
-          <w:b w:val="0"/>
-        </w:rPr>
-        <w:t xml:space="preserve">Point to the relevant step in the picture, then write the changed result and the rule or </w:t>
-      </w:r>
-      <w:r>
-        <w:rPr>
-          <w:b/>
-        </w:rPr>
-        <w:t>evidence</w:t>
-      </w:r>
-      <w:r>
-        <w:rPr>
-          <w:b w:val="0"/>
-        </w:rPr>
-        <w:t xml:space="preserve"> that supports it.. Return to this week and explain what you changed.</w:t>
-      </w:r>
-    </w:p>
-    <w:p>
-      <w:pPr>
-        <w:spacing w:line="336" w:lineRule="auto" w:after="180"/>
-      </w:pPr>
-      <w:r>
-        <w:rPr>
-          <w:b w:val="0"/>
-        </w:rPr>
-        <w:t>Review Pooling and spatial information (ai-5/22). Goal: Compute max and mean pooling under an explicit window rule. Short practice: Can the max map reveal where the 4 originally appeared?</w:t>
-      </w:r>
-    </w:p>
-    <w:p>
-      <w:pPr>
-        <w:spacing w:line="336" w:lineRule="auto" w:after="180"/>
-      </w:pPr>
-      <w:r>
-        <w:rPr>
-          <w:b w:val="0"/>
-        </w:rPr>
-        <w:t xml:space="preserve">Point to the relevant step in the picture, then write the changed result and the rule or </w:t>
-      </w:r>
-      <w:r>
-        <w:rPr>
-          <w:b/>
-        </w:rPr>
-        <w:t>evidence</w:t>
-      </w:r>
-      <w:r>
-        <w:rPr>
-          <w:b w:val="0"/>
-        </w:rPr>
-        <w:t xml:space="preserve"> that supports it.. Return to this week and explain what you changed.</w:t>
-      </w:r>
-    </w:p>
-    <w:p>
-      <w:pPr>
-        <w:spacing w:line="336" w:lineRule="auto" w:after="180"/>
-      </w:pPr>
-      <w:r>
-        <w:rPr>
-          <w:b w:val="0"/>
-        </w:rPr>
-        <w:t xml:space="preserve">Review Learned representations (ai-5/19). Goal: Trace an </w:t>
-      </w:r>
-      <w:r>
-        <w:rPr>
-          <w:b/>
-        </w:rPr>
-        <w:t>input</w:t>
-      </w:r>
-      <w:r>
-        <w:rPr>
-          <w:b w:val="0"/>
-        </w:rPr>
-        <w:t xml:space="preserve"> through a hidden representation and a decision rule. Short practice: Why can no deterministic head using only the sum classify both correctly?</w:t>
-      </w:r>
-    </w:p>
-    <w:p>
-      <w:pPr>
-        <w:spacing w:line="336" w:lineRule="auto" w:after="180"/>
-      </w:pPr>
-      <w:r>
-        <w:rPr>
-          <w:b w:val="0"/>
-        </w:rPr>
-        <w:t xml:space="preserve">Point to the relevant step in the picture, then write the changed result and the rule or </w:t>
-      </w:r>
-      <w:r>
-        <w:rPr>
-          <w:b/>
-        </w:rPr>
-        <w:t>evidence</w:t>
-      </w:r>
-      <w:r>
-        <w:rPr>
-          <w:b w:val="0"/>
-        </w:rPr>
-        <w:t xml:space="preserve"> that supports it.. Return to this week and explain what you changed.</w:t>
-      </w:r>
-    </w:p>
-    <w:p>
-      <w:pPr>
-        <w:pStyle w:val="Heading3"/>
-      </w:pPr>
-      <w:r>
-        <w:t>Predict, run and debug</w:t>
-      </w:r>
-    </w:p>
-    <w:p>
-      <w:pPr>
-        <w:spacing w:line="336" w:lineRule="auto" w:after="180"/>
-      </w:pPr>
-      <w:r>
-        <w:rPr>
-          <w:b w:val="0"/>
-        </w:rPr>
-        <w:t xml:space="preserve">The browser lab lets you edit the supported Python examples already included in this lesson. Predict first, run, inspect the actual </w:t>
-      </w:r>
-      <w:r>
-        <w:rPr>
-          <w:b/>
-        </w:rPr>
-        <w:t>output</w:t>
-      </w:r>
-      <w:r>
-        <w:rPr>
-          <w:b w:val="0"/>
-        </w:rPr>
-        <w:t xml:space="preserve"> or error, change one </w:t>
-      </w:r>
-      <w:r>
-        <w:rPr>
-          <w:b/>
-        </w:rPr>
-        <w:t>input</w:t>
-      </w:r>
-      <w:r>
-        <w:rPr>
-          <w:b w:val="0"/>
-        </w:rPr>
-        <w:t>, then run again.</w:t>
-      </w:r>
-    </w:p>
-    <w:p>
-      <w:pPr>
-        <w:spacing w:line="336" w:lineRule="auto" w:after="180"/>
-      </w:pPr>
-      <w:r>
-        <w:rPr>
-          <w:b w:val="0"/>
-        </w:rPr>
-        <w:t xml:space="preserve">Keep code, </w:t>
-      </w:r>
-      <w:r>
-        <w:rPr>
-          <w:b/>
-        </w:rPr>
-        <w:t>prediction</w:t>
-      </w:r>
-      <w:r>
-        <w:rPr>
-          <w:b w:val="0"/>
-        </w:rPr>
-        <w:t>s, actual results and a reasoned revision together. On paper, label your result as a trace rather than an execution.</w:t>
-      </w:r>
-    </w:p>
-    <w:p>
-      <w:pPr>
-        <w:pStyle w:val="Heading3"/>
-      </w:pPr>
-      <w:r>
         <w:t>Keep your completed work</w:t>
       </w:r>
     </w:p>
     <w:p>
       <w:pPr>
-        <w:spacing w:line="336" w:lineRule="auto" w:after="180"/>
-      </w:pPr>
-      <w:r>
-        <w:rPr>
-          <w:b w:val="0"/>
-        </w:rPr>
-        <w:t xml:space="preserve">Use Download completed work in the hosted lesson to export your answers, reflections, practice feedback and code-run </w:t>
-      </w:r>
-      <w:r>
-        <w:rPr>
-          <w:b/>
-        </w:rPr>
-        <w:t>evidence</w:t>
-      </w:r>
-      <w:r>
-        <w:rPr>
-          <w:b w:val="0"/>
-        </w:rPr>
-        <w:t>. Open the HTML copy to read or print it.</w:t>
-      </w:r>
-    </w:p>
-    <w:p>
-      <w:pPr>
-        <w:spacing w:line="336" w:lineRule="auto" w:after="180"/>
-      </w:pPr>
-      <w:r>
-        <w:rPr>
-          <w:b w:val="0"/>
-        </w:rPr>
-        <w:t>Drafts stay in this browser when storage is available; clear drafts on a shared device.</w:t>
-      </w:r>
-    </w:p>
-    <w:p>
-      <w:pPr>
-        <w:pStyle w:val="Heading3"/>
-      </w:pPr>
-      <w:r>
-        <w:t>What I repaired, the evidence I kept and the next test</w:t>
-      </w:r>
-    </w:p>
-    <w:p>
-      <w:r>
-        <w:t>________________________________________________________________</w:t>
-      </w:r>
-    </w:p>
-    <w:p>
-      <w:r>
-        <w:t>________________________________________________________________</w:t>
-      </w:r>
-    </w:p>
-    <w:p>
-      <w:r>
-        <w:t>________________________________________________________________</w:t>
-      </w:r>
-    </w:p>
-    <w:p>
-      <w:r>
-        <w:t>________________________________________________________________</w:t>
-      </w:r>
-    </w:p>
-    <w:p>
-      <w:r>
-        <w:t>________________________________________________________________</w:t>
-      </w:r>
-    </w:p>
-    <w:p>
-      <w:pPr>
         <w:pStyle w:val="Heading1"/>
       </w:pPr>
       <w:r>
-        <w:t>15. Visual concept journey</w:t>
-      </w:r>
-    </w:p>
-    <w:p>
-      <w:r>
-        <w:t>Explain each Sequence representations picture from its labels, then record a relevant limit.</w:t>
-      </w:r>
-    </w:p>
-    <w:p>
-      <w:pPr>
-        <w:pStyle w:val="Heading3"/>
+        <w:t>15. Reference · Six-picture response sheets</w:t>
+      </w:r>
+    </w:p>
+    <w:p>
+      <w:r>
+        <w:t>Choose the picture that helps explain the current step.</w:t>
+      </w:r>
+    </w:p>
+    <w:p>
+      <w:pPr>
+        <w:pStyle w:val="Heading2"/>
       </w:pPr>
       <w:r>
         <w:t>01. Sequence representations: the case</w:t>
@@ -2868,7 +2420,6 @@
     <w:p>
       <w:pPr>
         <w:spacing w:line="336" w:lineRule="auto" w:after="180"/>
-        <w:shd w:fill="F5F1FB"/>
       </w:pPr>
       <w:r>
         <w:rPr>
@@ -2907,7 +2458,7 @@
     </w:p>
     <w:p>
       <w:pPr>
-        <w:pStyle w:val="Heading3"/>
+        <w:pStyle w:val="Heading2"/>
       </w:pPr>
       <w:r>
         <w:t>02. Follow the deciding steps</w:t>
@@ -3011,7 +2562,6 @@
     <w:p>
       <w:pPr>
         <w:spacing w:line="336" w:lineRule="auto" w:after="180"/>
-        <w:shd w:fill="F5F1FB"/>
       </w:pPr>
       <w:r>
         <w:rPr>
@@ -3062,7 +2612,7 @@
     </w:p>
     <w:p>
       <w:pPr>
-        <w:pStyle w:val="Heading3"/>
+        <w:pStyle w:val="Heading2"/>
       </w:pPr>
       <w:r>
         <w:t>03. A padded log still has two real events</w:t>
@@ -3118,7 +2668,6 @@
     <w:p>
       <w:pPr>
         <w:spacing w:line="336" w:lineRule="auto" w:after="180"/>
-        <w:shd w:fill="F5F1FB"/>
       </w:pPr>
       <w:r>
         <w:rPr>
@@ -3157,7 +2706,7 @@
     </w:p>
     <w:p>
       <w:pPr>
-        <w:pStyle w:val="Heading3"/>
+        <w:pStyle w:val="Heading2"/>
       </w:pPr>
       <w:r>
         <w:t>04. Change one thing. Trace what follows.</w:t>
@@ -3271,7 +2820,6 @@
     <w:p>
       <w:pPr>
         <w:spacing w:line="336" w:lineRule="auto" w:after="180"/>
-        <w:shd w:fill="F5F1FB"/>
       </w:pPr>
       <w:r>
         <w:rPr>
@@ -3310,7 +2858,7 @@
     </w:p>
     <w:p>
       <w:pPr>
-        <w:pStyle w:val="Heading3"/>
+        <w:pStyle w:val="Heading2"/>
       </w:pPr>
       <w:r>
         <w:t>05. Connect the explanation to its limit</w:t>
@@ -3490,7 +3038,6 @@
     <w:p>
       <w:pPr>
         <w:spacing w:line="336" w:lineRule="auto" w:after="180"/>
-        <w:shd w:fill="F5F1FB"/>
       </w:pPr>
       <w:r>
         <w:rPr>
@@ -3529,7 +3076,7 @@
     </w:p>
     <w:p>
       <w:pPr>
-        <w:pStyle w:val="Heading3"/>
+        <w:pStyle w:val="Heading2"/>
       </w:pPr>
       <w:r>
         <w:t>06. Make the idea visible in your project</w:t>
@@ -3643,7 +3190,6 @@
     <w:p>
       <w:pPr>
         <w:spacing w:line="336" w:lineRule="auto" w:after="180"/>
-        <w:shd w:fill="F5F1FB"/>
       </w:pPr>
       <w:r>
         <w:rPr>
@@ -3690,6 +3236,62 @@
     <w:p>
       <w:r>
         <w:t>________________________________________________________________</w:t>
+      </w:r>
+    </w:p>
+    <w:p>
+      <w:pPr>
+        <w:pStyle w:val="Heading2"/>
+      </w:pPr>
+      <w:r>
+        <w:t>Earlier wording, alternatives and picture transcripts · reference / check after trying</w:t>
+      </w:r>
+    </w:p>
+    <w:p>
+      <w:pPr>
+        <w:pStyle w:val="Heading3"/>
+      </w:pPr>
+      <w:r>
+        <w:t>01. Sequence representations: the case</w:t>
+      </w:r>
+    </w:p>
+    <w:p>
+      <w:pPr>
+        <w:pStyle w:val="Heading3"/>
+      </w:pPr>
+      <w:r>
+        <w:t>02. Follow the deciding steps</w:t>
+      </w:r>
+    </w:p>
+    <w:p>
+      <w:pPr>
+        <w:pStyle w:val="Heading3"/>
+      </w:pPr>
+      <w:r>
+        <w:t>03. A padded log still has two real events</w:t>
+      </w:r>
+    </w:p>
+    <w:p>
+      <w:pPr>
+        <w:pStyle w:val="Heading3"/>
+      </w:pPr>
+      <w:r>
+        <w:t>04. Change one thing. Trace what follows.</w:t>
+      </w:r>
+    </w:p>
+    <w:p>
+      <w:pPr>
+        <w:pStyle w:val="Heading3"/>
+      </w:pPr>
+      <w:r>
+        <w:t>05. Connect the explanation to its limit</w:t>
+      </w:r>
+    </w:p>
+    <w:p>
+      <w:pPr>
+        <w:pStyle w:val="Heading3"/>
+      </w:pPr>
+      <w:r>
+        <w:t>06. Make the idea visible in your project</w:t>
       </w:r>
     </w:p>
     <w:sectPr>
